--- a/Files_Фаруди И/ТЗ_Фаруди И.docx
+++ b/Files_Фаруди И/ТЗ_Фаруди И.docx
@@ -845,6 +845,16 @@
           <w:u w:val="single"/>
           <w14:ligatures w14:val="none"/>
         </w:rPr>
+        <w:t>https://web-design-group.github.io/final-website-ilyasfaroudy/</w:t>
+      </w:r>
+      <w:r>
+        <w:rPr>
+          <w:rFonts w:eastAsia="Calibri" w:cs="Times New Roman"/>
+          <w:color w:val="000000"/>
+          <w:kern w:val="0"/>
+          <w:u w:val="single"/>
+          <w14:ligatures w14:val="none"/>
+        </w:rPr>
         <w:tab/>
       </w:r>
     </w:p>
@@ -933,19 +943,6 @@
     <w:p>
       <w:pPr>
         <w:ind w:firstLine="0"/>
-        <w:rPr>
-          <w:rFonts w:eastAsia="Calibri" w:cs="Times New Roman"/>
-          <w:color w:val="000000"/>
-          <w:kern w:val="0"/>
-          <w:sz w:val="20"/>
-          <w:szCs w:val="20"/>
-          <w14:ligatures w14:val="none"/>
-        </w:rPr>
-      </w:pPr>
-    </w:p>
-    <w:p>
-      <w:pPr>
-        <w:ind w:firstLine="0"/>
         <w:jc w:val="center"/>
         <w:rPr>
           <w:rFonts w:eastAsia="Calibri" w:cs="Times New Roman"/>
@@ -991,349 +988,6 @@
           <w14:ligatures w14:val="none"/>
         </w:rPr>
         <w:t>2025</w:t>
-      </w:r>
-    </w:p>
-    <w:p>
-      <w:pPr>
-        <w:pStyle w:val="1"/>
-        <w:ind w:firstLine="0"/>
-        <w:jc w:val="center"/>
-      </w:pPr>
-      <w:bookmarkStart w:id="1" w:name="_Toc216304840"/>
-      <w:r>
-        <w:rPr>
-          <w:caps w:val="0"/>
-        </w:rPr>
-        <w:lastRenderedPageBreak/>
-        <w:t>РЕФЕРАТ</w:t>
-      </w:r>
-      <w:bookmarkEnd w:id="1"/>
-    </w:p>
-    <w:p>
-      <w:pPr>
-        <w:rPr>
-          <w:lang w:eastAsia="ru-RU"/>
-        </w:rPr>
-      </w:pPr>
-      <w:r>
-        <w:rPr>
-          <w:lang w:eastAsia="ru-RU"/>
-        </w:rPr>
-        <w:t xml:space="preserve">Пояснительная записка – </w:t>
-      </w:r>
-      <w:r>
-        <w:rPr>
-          <w:lang w:eastAsia="ru-RU"/>
-        </w:rPr>
-        <w:t>24</w:t>
-      </w:r>
-      <w:r>
-        <w:rPr>
-          <w:lang w:eastAsia="ru-RU"/>
-        </w:rPr>
-        <w:t xml:space="preserve"> страниц</w:t>
-      </w:r>
-      <w:r>
-        <w:rPr>
-          <w:lang w:eastAsia="ru-RU"/>
-        </w:rPr>
-        <w:t>ы</w:t>
-      </w:r>
-      <w:r>
-        <w:rPr>
-          <w:lang w:eastAsia="ru-RU"/>
-        </w:rPr>
-        <w:t xml:space="preserve">, </w:t>
-      </w:r>
-      <w:r>
-        <w:rPr>
-          <w:lang w:eastAsia="ru-RU"/>
-        </w:rPr>
-        <w:t>4</w:t>
-      </w:r>
-      <w:r>
-        <w:rPr>
-          <w:lang w:eastAsia="ru-RU"/>
-        </w:rPr>
-        <w:t xml:space="preserve"> рисунков,</w:t>
-      </w:r>
-    </w:p>
-    <w:p>
-      <w:pPr>
-        <w:rPr>
-          <w:lang w:eastAsia="ru-RU"/>
-        </w:rPr>
-      </w:pPr>
-      <w:r>
-        <w:rPr>
-          <w:lang w:eastAsia="ru-RU"/>
-        </w:rPr>
-        <w:t>ИНТЕРНЕТ-МАГАЗИН ОДЕЖДЫ, ВЕБ-ДИЗАЙН, UX/UI</w:t>
-      </w:r>
-    </w:p>
-    <w:p>
-      <w:pPr>
-        <w:rPr>
-          <w:lang w:eastAsia="ru-RU"/>
-        </w:rPr>
-      </w:pPr>
-      <w:r>
-        <w:rPr>
-          <w:lang w:eastAsia="ru-RU"/>
-        </w:rPr>
-        <w:t>Объект исследования: веб-дизайн и его применение для разработки интернет-магазинов одежды.</w:t>
-      </w:r>
-    </w:p>
-    <w:p>
-      <w:pPr>
-        <w:rPr>
-          <w:lang w:eastAsia="ru-RU"/>
-        </w:rPr>
-      </w:pPr>
-      <w:r>
-        <w:rPr>
-          <w:lang w:eastAsia="ru-RU"/>
-        </w:rPr>
-        <w:t xml:space="preserve">Предмет исследования: создание структуры, интерфейса и визуальной концепции сайта интернет-магазина </w:t>
-      </w:r>
-      <w:proofErr w:type="spellStart"/>
-      <w:r>
-        <w:rPr>
-          <w:lang w:eastAsia="ru-RU"/>
-        </w:rPr>
-        <w:t>streetwear</w:t>
-      </w:r>
-      <w:proofErr w:type="spellEnd"/>
-      <w:r>
-        <w:rPr>
-          <w:lang w:eastAsia="ru-RU"/>
-        </w:rPr>
-        <w:t>-одежды «</w:t>
-      </w:r>
-      <w:proofErr w:type="spellStart"/>
-      <w:r>
-        <w:rPr>
-          <w:lang w:eastAsia="ru-RU"/>
-        </w:rPr>
-        <w:t>Sekret</w:t>
-      </w:r>
-      <w:proofErr w:type="spellEnd"/>
-      <w:r>
-        <w:rPr>
-          <w:lang w:eastAsia="ru-RU"/>
-        </w:rPr>
-        <w:t>».</w:t>
-      </w:r>
-    </w:p>
-    <w:p>
-      <w:pPr>
-        <w:rPr>
-          <w:lang w:eastAsia="ru-RU"/>
-        </w:rPr>
-      </w:pPr>
-      <w:r>
-        <w:rPr>
-          <w:lang w:eastAsia="ru-RU"/>
-        </w:rPr>
-        <w:t>Цель: разработка технического задания и прототипа (</w:t>
-      </w:r>
-      <w:proofErr w:type="spellStart"/>
-      <w:r>
-        <w:rPr>
-          <w:lang w:eastAsia="ru-RU"/>
-        </w:rPr>
-        <w:t>wireframe</w:t>
-      </w:r>
-      <w:proofErr w:type="spellEnd"/>
-      <w:r>
-        <w:rPr>
-          <w:lang w:eastAsia="ru-RU"/>
-        </w:rPr>
-        <w:t>) сайта</w:t>
-      </w:r>
-      <w:r>
-        <w:rPr>
-          <w:lang w:eastAsia="ru-RU"/>
-        </w:rPr>
-        <w:t>.</w:t>
-      </w:r>
-    </w:p>
-    <w:p>
-      <w:pPr>
-        <w:rPr>
-          <w:lang w:eastAsia="ru-RU"/>
-        </w:rPr>
-      </w:pPr>
-      <w:r>
-        <w:rPr>
-          <w:lang w:eastAsia="ru-RU"/>
-        </w:rPr>
-        <w:t>Задачи:</w:t>
-      </w:r>
-    </w:p>
-    <w:p>
-      <w:pPr>
-        <w:pStyle w:val="a7"/>
-        <w:numPr>
-          <w:ilvl w:val="0"/>
-          <w:numId w:val="25"/>
-        </w:numPr>
-        <w:rPr>
-          <w:lang w:eastAsia="ru-RU"/>
-        </w:rPr>
-      </w:pPr>
-      <w:r>
-        <w:rPr>
-          <w:lang w:eastAsia="ru-RU"/>
-        </w:rPr>
-        <w:t>разработать структуру сайта с;</w:t>
-      </w:r>
-    </w:p>
-    <w:p>
-      <w:pPr>
-        <w:pStyle w:val="a7"/>
-        <w:numPr>
-          <w:ilvl w:val="0"/>
-          <w:numId w:val="25"/>
-        </w:numPr>
-        <w:rPr>
-          <w:lang w:eastAsia="ru-RU"/>
-        </w:rPr>
-      </w:pPr>
-      <w:r>
-        <w:rPr>
-          <w:lang w:eastAsia="ru-RU"/>
-        </w:rPr>
-        <w:t>описать алгоритм взаимодействия пользователя с сайтом</w:t>
-      </w:r>
-      <w:r>
-        <w:rPr>
-          <w:lang w:eastAsia="ru-RU"/>
-        </w:rPr>
-        <w:t>.</w:t>
-      </w:r>
-    </w:p>
-    <w:p>
-      <w:pPr>
-        <w:rPr>
-          <w:lang w:eastAsia="ru-RU"/>
-        </w:rPr>
-      </w:pPr>
-      <w:r>
-        <w:rPr>
-          <w:lang w:eastAsia="ru-RU"/>
-        </w:rPr>
-        <w:t>В процессе работы была разработана концепция сайта интернет-магазина одежды «</w:t>
-      </w:r>
-      <w:proofErr w:type="spellStart"/>
-      <w:r>
-        <w:rPr>
-          <w:lang w:eastAsia="ru-RU"/>
-        </w:rPr>
-        <w:t>Sekret</w:t>
-      </w:r>
-      <w:proofErr w:type="spellEnd"/>
-      <w:r>
-        <w:rPr>
-          <w:lang w:eastAsia="ru-RU"/>
-        </w:rPr>
-        <w:t>»</w:t>
-      </w:r>
-      <w:r>
-        <w:rPr>
-          <w:lang w:eastAsia="ru-RU"/>
-        </w:rPr>
-        <w:t>.</w:t>
-      </w:r>
-    </w:p>
-    <w:p>
-      <w:pPr>
-        <w:spacing w:after="160" w:line="259" w:lineRule="auto"/>
-        <w:ind w:firstLine="0"/>
-        <w:rPr>
-          <w:lang w:eastAsia="ru-RU"/>
-        </w:rPr>
-      </w:pPr>
-      <w:r>
-        <w:rPr>
-          <w:noProof/>
-          <w:lang w:eastAsia="ru-RU"/>
-        </w:rPr>
-        <mc:AlternateContent>
-          <mc:Choice Requires="wps">
-            <w:drawing>
-              <wp:anchor distT="0" distB="0" distL="114300" distR="114300" simplePos="0" relativeHeight="251659264" behindDoc="0" locked="0" layoutInCell="1" allowOverlap="1" wp14:anchorId="69D83D9D" wp14:editId="654A21AE">
-                <wp:simplePos x="0" y="0"/>
-                <wp:positionH relativeFrom="column">
-                  <wp:posOffset>2910751</wp:posOffset>
-                </wp:positionH>
-                <wp:positionV relativeFrom="paragraph">
-                  <wp:posOffset>3187522</wp:posOffset>
-                </wp:positionV>
-                <wp:extent cx="179462" cy="273465"/>
-                <wp:effectExtent l="0" t="0" r="0" b="0"/>
-                <wp:wrapNone/>
-                <wp:docPr id="6" name="Прямоугольник 6"/>
-                <wp:cNvGraphicFramePr/>
-                <a:graphic xmlns:a="http://schemas.openxmlformats.org/drawingml/2006/main">
-                  <a:graphicData uri="http://schemas.microsoft.com/office/word/2010/wordprocessingShape">
-                    <wps:wsp>
-                      <wps:cNvSpPr/>
-                      <wps:spPr>
-                        <a:xfrm>
-                          <a:off x="0" y="0"/>
-                          <a:ext cx="179462" cy="273465"/>
-                        </a:xfrm>
-                        <a:prstGeom prst="rect">
-                          <a:avLst/>
-                        </a:prstGeom>
-                        <a:solidFill>
-                          <a:schemeClr val="bg1"/>
-                        </a:solidFill>
-                        <a:ln>
-                          <a:noFill/>
-                        </a:ln>
-                      </wps:spPr>
-                      <wps:style>
-                        <a:lnRef idx="2">
-                          <a:schemeClr val="accent1">
-                            <a:shade val="50000"/>
-                          </a:schemeClr>
-                        </a:lnRef>
-                        <a:fillRef idx="1">
-                          <a:schemeClr val="accent1"/>
-                        </a:fillRef>
-                        <a:effectRef idx="0">
-                          <a:schemeClr val="accent1"/>
-                        </a:effectRef>
-                        <a:fontRef idx="minor">
-                          <a:schemeClr val="lt1"/>
-                        </a:fontRef>
-                      </wps:style>
-                      <wps:bodyPr rot="0" spcFirstLastPara="0" vertOverflow="overflow" horzOverflow="overflow" vert="horz" wrap="square" lIns="91440" tIns="45720" rIns="91440" bIns="45720" numCol="1" spcCol="0" rtlCol="0" fromWordArt="0" anchor="ctr" anchorCtr="0" forceAA="0" compatLnSpc="1">
-                        <a:prstTxWarp prst="textNoShape">
-                          <a:avLst/>
-                        </a:prstTxWarp>
-                        <a:noAutofit/>
-                      </wps:bodyPr>
-                    </wps:wsp>
-                  </a:graphicData>
-                </a:graphic>
-              </wp:anchor>
-            </w:drawing>
-          </mc:Choice>
-          <mc:Fallback>
-            <w:pict>
-              <v:rect w14:anchorId="28CCF582" id="Прямоугольник 6" o:spid="_x0000_s1026" style="position:absolute;margin-left:229.2pt;margin-top:251pt;width:14.15pt;height:21.55pt;z-index:251659264;visibility:visible;mso-wrap-style:square;mso-wrap-distance-left:9pt;mso-wrap-distance-top:0;mso-wrap-distance-right:9pt;mso-wrap-distance-bottom:0;mso-position-horizontal:absolute;mso-position-horizontal-relative:text;mso-position-vertical:absolute;mso-position-vertical-relative:text;v-text-anchor:middle" o:gfxdata="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" fillcolor="white [3212]" stroked="f" strokeweight="1pt"/>
-            </w:pict>
-          </mc:Fallback>
-        </mc:AlternateContent>
-      </w:r>
-      <w:r>
-        <w:rPr>
-          <w:lang w:eastAsia="ru-RU"/>
-        </w:rPr>
-        <w:br w:type="page"/>
       </w:r>
     </w:p>
     <w:sdt>
@@ -1366,7 +1020,6 @@
           <w:pPr>
             <w:pStyle w:val="a5"/>
             <w:spacing w:before="0" w:line="360" w:lineRule="auto"/>
-            <w:ind w:firstLine="709"/>
             <w:jc w:val="center"/>
             <w:rPr>
               <w:rStyle w:val="10"/>
@@ -1386,6 +1039,7 @@
         <w:p>
           <w:pPr>
             <w:pStyle w:val="11"/>
+            <w:ind w:firstLine="0"/>
             <w:rPr>
               <w:rFonts w:asciiTheme="minorHAnsi" w:eastAsiaTheme="minorEastAsia" w:hAnsiTheme="minorHAnsi"/>
               <w:noProof/>
@@ -1404,13 +1058,13 @@
           <w:r>
             <w:fldChar w:fldCharType="separate"/>
           </w:r>
-          <w:hyperlink w:anchor="_Toc216304840" w:history="1">
+          <w:hyperlink w:anchor="_Toc216603052" w:history="1">
             <w:r>
               <w:rPr>
                 <w:rStyle w:val="a6"/>
                 <w:noProof/>
               </w:rPr>
-              <w:t>РЕФЕРАТ</w:t>
+              <w:t>ВВЕДЕНИЕ</w:t>
             </w:r>
             <w:r>
               <w:rPr>
@@ -1431,7 +1085,7 @@
                 <w:noProof/>
                 <w:webHidden/>
               </w:rPr>
-              <w:instrText xml:space="preserve"> PAGEREF _Toc216304840 \h </w:instrText>
+              <w:instrText xml:space="preserve"> PAGEREF _Toc216603052 \h </w:instrText>
             </w:r>
             <w:r>
               <w:rPr>
@@ -1451,7 +1105,7 @@
                 <w:noProof/>
                 <w:webHidden/>
               </w:rPr>
-              <w:t>2</w:t>
+              <w:t>3</w:t>
             </w:r>
             <w:r>
               <w:rPr>
@@ -1465,6 +1119,7 @@
         <w:p>
           <w:pPr>
             <w:pStyle w:val="11"/>
+            <w:ind w:firstLine="0"/>
             <w:rPr>
               <w:rFonts w:asciiTheme="minorHAnsi" w:eastAsiaTheme="minorEastAsia" w:hAnsiTheme="minorHAnsi"/>
               <w:noProof/>
@@ -1474,13 +1129,13 @@
               <w14:ligatures w14:val="none"/>
             </w:rPr>
           </w:pPr>
-          <w:hyperlink w:anchor="_Toc216304841" w:history="1">
+          <w:hyperlink w:anchor="_Toc216603053" w:history="1">
             <w:r>
               <w:rPr>
                 <w:rStyle w:val="a6"/>
                 <w:noProof/>
               </w:rPr>
-              <w:t>ВВЕДЕНИЕ</w:t>
+              <w:t>1 МУДБОРД</w:t>
             </w:r>
             <w:r>
               <w:rPr>
@@ -1501,7 +1156,7 @@
                 <w:noProof/>
                 <w:webHidden/>
               </w:rPr>
-              <w:instrText xml:space="preserve"> PAGEREF _Toc216304841 \h </w:instrText>
+              <w:instrText xml:space="preserve"> PAGEREF _Toc216603053 \h </w:instrText>
             </w:r>
             <w:r>
               <w:rPr>
@@ -1521,7 +1176,7 @@
                 <w:noProof/>
                 <w:webHidden/>
               </w:rPr>
-              <w:t>4</w:t>
+              <w:t>5</w:t>
             </w:r>
             <w:r>
               <w:rPr>
@@ -1535,6 +1190,7 @@
         <w:p>
           <w:pPr>
             <w:pStyle w:val="11"/>
+            <w:ind w:firstLine="0"/>
             <w:rPr>
               <w:rFonts w:asciiTheme="minorHAnsi" w:eastAsiaTheme="minorEastAsia" w:hAnsiTheme="minorHAnsi"/>
               <w:noProof/>
@@ -1544,13 +1200,13 @@
               <w14:ligatures w14:val="none"/>
             </w:rPr>
           </w:pPr>
-          <w:hyperlink w:anchor="_Toc216304842" w:history="1">
+          <w:hyperlink w:anchor="_Toc216603054" w:history="1">
             <w:r>
               <w:rPr>
                 <w:rStyle w:val="a6"/>
                 <w:noProof/>
               </w:rPr>
-              <w:t>1 ОФОРМЛЕНИЕ САЙТА</w:t>
+              <w:t>2 СТРУКТУРА САЙТА</w:t>
             </w:r>
             <w:r>
               <w:rPr>
@@ -1571,7 +1227,7 @@
                 <w:noProof/>
                 <w:webHidden/>
               </w:rPr>
-              <w:instrText xml:space="preserve"> PAGEREF _Toc216304842 \h </w:instrText>
+              <w:instrText xml:space="preserve"> PAGEREF _Toc216603054 \h </w:instrText>
             </w:r>
             <w:r>
               <w:rPr>
@@ -1591,7 +1247,7 @@
                 <w:noProof/>
                 <w:webHidden/>
               </w:rPr>
-              <w:t>5</w:t>
+              <w:t>6</w:t>
             </w:r>
             <w:r>
               <w:rPr>
@@ -1614,13 +1270,13 @@
               <w14:ligatures w14:val="none"/>
             </w:rPr>
           </w:pPr>
-          <w:hyperlink w:anchor="_Toc216304843" w:history="1">
+          <w:hyperlink w:anchor="_Toc216603055" w:history="1">
             <w:r>
               <w:rPr>
                 <w:rStyle w:val="a6"/>
                 <w:noProof/>
               </w:rPr>
-              <w:t>1.1 Мудборд</w:t>
+              <w:t>2.2 Алгоритм взаимодействия с сайтом</w:t>
             </w:r>
             <w:r>
               <w:rPr>
@@ -1641,7 +1297,7 @@
                 <w:noProof/>
                 <w:webHidden/>
               </w:rPr>
-              <w:instrText xml:space="preserve"> PAGEREF _Toc216304843 \h </w:instrText>
+              <w:instrText xml:space="preserve"> PAGEREF _Toc216603055 \h </w:instrText>
             </w:r>
             <w:r>
               <w:rPr>
@@ -1661,7 +1317,78 @@
                 <w:noProof/>
                 <w:webHidden/>
               </w:rPr>
-              <w:t>5</w:t>
+              <w:t>7</w:t>
+            </w:r>
+            <w:r>
+              <w:rPr>
+                <w:noProof/>
+                <w:webHidden/>
+              </w:rPr>
+              <w:fldChar w:fldCharType="end"/>
+            </w:r>
+          </w:hyperlink>
+        </w:p>
+        <w:p>
+          <w:pPr>
+            <w:pStyle w:val="11"/>
+            <w:ind w:firstLine="0"/>
+            <w:rPr>
+              <w:rFonts w:asciiTheme="minorHAnsi" w:eastAsiaTheme="minorEastAsia" w:hAnsiTheme="minorHAnsi"/>
+              <w:noProof/>
+              <w:kern w:val="0"/>
+              <w:sz w:val="22"/>
+              <w:lang w:eastAsia="ru-RU"/>
+              <w14:ligatures w14:val="none"/>
+            </w:rPr>
+          </w:pPr>
+          <w:hyperlink w:anchor="_Toc216603056" w:history="1">
+            <w:r>
+              <w:rPr>
+                <w:rStyle w:val="a6"/>
+                <w:noProof/>
+              </w:rPr>
+              <w:t>3 ОПИСАНИЕ СТРАНИЦ</w:t>
+            </w:r>
+            <w:r>
+              <w:rPr>
+                <w:noProof/>
+                <w:webHidden/>
+              </w:rPr>
+              <w:tab/>
+            </w:r>
+            <w:r>
+              <w:rPr>
+                <w:noProof/>
+                <w:webHidden/>
+              </w:rPr>
+              <w:fldChar w:fldCharType="begin"/>
+            </w:r>
+            <w:r>
+              <w:rPr>
+                <w:noProof/>
+                <w:webHidden/>
+              </w:rPr>
+              <w:instrText xml:space="preserve"> PAGEREF _Toc216603056 \h </w:instrText>
+            </w:r>
+            <w:r>
+              <w:rPr>
+                <w:noProof/>
+                <w:webHidden/>
+              </w:rPr>
+            </w:r>
+            <w:r>
+              <w:rPr>
+                <w:noProof/>
+                <w:webHidden/>
+              </w:rPr>
+              <w:fldChar w:fldCharType="separate"/>
+            </w:r>
+            <w:r>
+              <w:rPr>
+                <w:noProof/>
+                <w:webHidden/>
+              </w:rPr>
+              <w:t>8</w:t>
             </w:r>
             <w:r>
               <w:rPr>
@@ -1684,13 +1411,13 @@
               <w14:ligatures w14:val="none"/>
             </w:rPr>
           </w:pPr>
-          <w:hyperlink w:anchor="_Toc216304844" w:history="1">
+          <w:hyperlink w:anchor="_Toc216603057" w:history="1">
             <w:r>
               <w:rPr>
                 <w:rStyle w:val="a6"/>
                 <w:noProof/>
               </w:rPr>
-              <w:t>1.2 Цветовая палитра</w:t>
+              <w:t>3.1 Главная страница</w:t>
             </w:r>
             <w:r>
               <w:rPr>
@@ -1711,7 +1438,7 @@
                 <w:noProof/>
                 <w:webHidden/>
               </w:rPr>
-              <w:instrText xml:space="preserve"> PAGEREF _Toc216304844 \h </w:instrText>
+              <w:instrText xml:space="preserve"> PAGEREF _Toc216603057 \h </w:instrText>
             </w:r>
             <w:r>
               <w:rPr>
@@ -1731,217 +1458,7 @@
                 <w:noProof/>
                 <w:webHidden/>
               </w:rPr>
-              <w:t>6</w:t>
-            </w:r>
-            <w:r>
-              <w:rPr>
-                <w:noProof/>
-                <w:webHidden/>
-              </w:rPr>
-              <w:fldChar w:fldCharType="end"/>
-            </w:r>
-          </w:hyperlink>
-        </w:p>
-        <w:p>
-          <w:pPr>
-            <w:pStyle w:val="11"/>
-            <w:rPr>
-              <w:rFonts w:asciiTheme="minorHAnsi" w:eastAsiaTheme="minorEastAsia" w:hAnsiTheme="minorHAnsi"/>
-              <w:noProof/>
-              <w:kern w:val="0"/>
-              <w:sz w:val="22"/>
-              <w:lang w:eastAsia="ru-RU"/>
-              <w14:ligatures w14:val="none"/>
-            </w:rPr>
-          </w:pPr>
-          <w:hyperlink w:anchor="_Toc216304845" w:history="1">
-            <w:r>
-              <w:rPr>
-                <w:rStyle w:val="a6"/>
-                <w:noProof/>
-              </w:rPr>
-              <w:t>2 АЛГОРИТМ ВЗАИМОДЕЙСТВИЯ С САЙТОМ</w:t>
-            </w:r>
-            <w:r>
-              <w:rPr>
-                <w:noProof/>
-                <w:webHidden/>
-              </w:rPr>
-              <w:tab/>
-            </w:r>
-            <w:r>
-              <w:rPr>
-                <w:noProof/>
-                <w:webHidden/>
-              </w:rPr>
-              <w:fldChar w:fldCharType="begin"/>
-            </w:r>
-            <w:r>
-              <w:rPr>
-                <w:noProof/>
-                <w:webHidden/>
-              </w:rPr>
-              <w:instrText xml:space="preserve"> PAGEREF _Toc216304845 \h </w:instrText>
-            </w:r>
-            <w:r>
-              <w:rPr>
-                <w:noProof/>
-                <w:webHidden/>
-              </w:rPr>
-            </w:r>
-            <w:r>
-              <w:rPr>
-                <w:noProof/>
-                <w:webHidden/>
-              </w:rPr>
-              <w:fldChar w:fldCharType="separate"/>
-            </w:r>
-            <w:r>
-              <w:rPr>
-                <w:noProof/>
-                <w:webHidden/>
-              </w:rPr>
-              <w:t>7</w:t>
-            </w:r>
-            <w:r>
-              <w:rPr>
-                <w:noProof/>
-                <w:webHidden/>
-              </w:rPr>
-              <w:fldChar w:fldCharType="end"/>
-            </w:r>
-          </w:hyperlink>
-        </w:p>
-        <w:p>
-          <w:pPr>
-            <w:pStyle w:val="11"/>
-            <w:rPr>
-              <w:rFonts w:asciiTheme="minorHAnsi" w:eastAsiaTheme="minorEastAsia" w:hAnsiTheme="minorHAnsi"/>
-              <w:noProof/>
-              <w:kern w:val="0"/>
-              <w:sz w:val="22"/>
-              <w:lang w:eastAsia="ru-RU"/>
-              <w14:ligatures w14:val="none"/>
-            </w:rPr>
-          </w:pPr>
-          <w:hyperlink w:anchor="_Toc216304846" w:history="1">
-            <w:r>
-              <w:rPr>
-                <w:rStyle w:val="a6"/>
-                <w:noProof/>
-              </w:rPr>
-              <w:t>3 СТРУКТУРА САЙТА</w:t>
-            </w:r>
-            <w:r>
-              <w:rPr>
-                <w:noProof/>
-                <w:webHidden/>
-              </w:rPr>
-              <w:tab/>
-            </w:r>
-            <w:r>
-              <w:rPr>
-                <w:noProof/>
-                <w:webHidden/>
-              </w:rPr>
-              <w:fldChar w:fldCharType="begin"/>
-            </w:r>
-            <w:r>
-              <w:rPr>
-                <w:noProof/>
-                <w:webHidden/>
-              </w:rPr>
-              <w:instrText xml:space="preserve"> PAGEREF _Toc216304846 \h </w:instrText>
-            </w:r>
-            <w:r>
-              <w:rPr>
-                <w:noProof/>
-                <w:webHidden/>
-              </w:rPr>
-            </w:r>
-            <w:r>
-              <w:rPr>
-                <w:noProof/>
-                <w:webHidden/>
-              </w:rPr>
-              <w:fldChar w:fldCharType="separate"/>
-            </w:r>
-            <w:r>
-              <w:rPr>
-                <w:noProof/>
-                <w:webHidden/>
-              </w:rPr>
               <w:t>8</w:t>
-            </w:r>
-            <w:r>
-              <w:rPr>
-                <w:noProof/>
-                <w:webHidden/>
-              </w:rPr>
-              <w:fldChar w:fldCharType="end"/>
-            </w:r>
-          </w:hyperlink>
-        </w:p>
-        <w:p>
-          <w:pPr>
-            <w:pStyle w:val="11"/>
-            <w:rPr>
-              <w:rFonts w:asciiTheme="minorHAnsi" w:eastAsiaTheme="minorEastAsia" w:hAnsiTheme="minorHAnsi"/>
-              <w:noProof/>
-              <w:kern w:val="0"/>
-              <w:sz w:val="22"/>
-              <w:lang w:eastAsia="ru-RU"/>
-              <w14:ligatures w14:val="none"/>
-            </w:rPr>
-          </w:pPr>
-          <w:hyperlink w:anchor="_Toc216304847" w:history="1">
-            <w:r>
-              <w:rPr>
-                <w:rStyle w:val="a6"/>
-                <w:noProof/>
-              </w:rPr>
-              <w:t>4 ПОДРОБНОЕ ОПИСАНИЕ СТРАНИЦ</w:t>
-            </w:r>
-            <w:r>
-              <w:rPr>
-                <w:noProof/>
-                <w:webHidden/>
-              </w:rPr>
-              <w:tab/>
-            </w:r>
-            <w:r>
-              <w:rPr>
-                <w:noProof/>
-                <w:webHidden/>
-              </w:rPr>
-              <w:fldChar w:fldCharType="begin"/>
-            </w:r>
-            <w:r>
-              <w:rPr>
-                <w:noProof/>
-                <w:webHidden/>
-              </w:rPr>
-              <w:instrText xml:space="preserve"> PAGEREF _Toc216304847 \h </w:instrText>
-            </w:r>
-            <w:r>
-              <w:rPr>
-                <w:noProof/>
-                <w:webHidden/>
-              </w:rPr>
-            </w:r>
-            <w:r>
-              <w:rPr>
-                <w:noProof/>
-                <w:webHidden/>
-              </w:rPr>
-              <w:fldChar w:fldCharType="separate"/>
-            </w:r>
-            <w:r>
-              <w:rPr>
-                <w:noProof/>
-                <w:webHidden/>
-              </w:rPr>
-              <w:t>10</w:t>
             </w:r>
             <w:r>
               <w:rPr>
@@ -1964,13 +1481,13 @@
               <w14:ligatures w14:val="none"/>
             </w:rPr>
           </w:pPr>
-          <w:hyperlink w:anchor="_Toc216304848" w:history="1">
+          <w:hyperlink w:anchor="_Toc216603058" w:history="1">
             <w:r>
               <w:rPr>
                 <w:rStyle w:val="a6"/>
                 <w:noProof/>
               </w:rPr>
-              <w:t>4.1 Главная страница</w:t>
+              <w:t>3.2 Каталог</w:t>
             </w:r>
             <w:r>
               <w:rPr>
@@ -1991,7 +1508,7 @@
                 <w:noProof/>
                 <w:webHidden/>
               </w:rPr>
-              <w:instrText xml:space="preserve"> PAGEREF _Toc216304848 \h </w:instrText>
+              <w:instrText xml:space="preserve"> PAGEREF _Toc216603058 \h </w:instrText>
             </w:r>
             <w:r>
               <w:rPr>
@@ -2011,7 +1528,7 @@
                 <w:noProof/>
                 <w:webHidden/>
               </w:rPr>
-              <w:t>10</w:t>
+              <w:t>9</w:t>
             </w:r>
             <w:r>
               <w:rPr>
@@ -2034,13 +1551,14 @@
               <w14:ligatures w14:val="none"/>
             </w:rPr>
           </w:pPr>
-          <w:hyperlink w:anchor="_Toc216304849" w:history="1">
+          <w:hyperlink w:anchor="_Toc216603059" w:history="1">
             <w:r>
               <w:rPr>
                 <w:rStyle w:val="a6"/>
                 <w:noProof/>
-              </w:rPr>
-              <w:t>4.2 Каталог</w:t>
+                <w:lang w:val="en-US"/>
+              </w:rPr>
+              <w:t>3.3 Mix&amp;Match</w:t>
             </w:r>
             <w:r>
               <w:rPr>
@@ -2061,7 +1579,7 @@
                 <w:noProof/>
                 <w:webHidden/>
               </w:rPr>
-              <w:instrText xml:space="preserve"> PAGEREF _Toc216304849 \h </w:instrText>
+              <w:instrText xml:space="preserve"> PAGEREF _Toc216603059 \h </w:instrText>
             </w:r>
             <w:r>
               <w:rPr>
@@ -2081,7 +1599,7 @@
                 <w:noProof/>
                 <w:webHidden/>
               </w:rPr>
-              <w:t>11</w:t>
+              <w:t>10</w:t>
             </w:r>
             <w:r>
               <w:rPr>
@@ -2104,36 +1622,13 @@
               <w14:ligatures w14:val="none"/>
             </w:rPr>
           </w:pPr>
-          <w:hyperlink w:anchor="_Toc216304850" w:history="1">
+          <w:hyperlink w:anchor="_Toc216603060" w:history="1">
             <w:r>
               <w:rPr>
                 <w:rStyle w:val="a6"/>
                 <w:noProof/>
               </w:rPr>
-              <w:t xml:space="preserve">4.3 </w:t>
-            </w:r>
-            <w:r>
-              <w:rPr>
-                <w:rStyle w:val="a6"/>
-                <w:noProof/>
-                <w:lang w:val="en-US"/>
-              </w:rPr>
-              <w:t>Mix</w:t>
-            </w:r>
-            <w:r>
-              <w:rPr>
-                <w:rStyle w:val="a6"/>
-                <w:noProof/>
-              </w:rPr>
-              <w:t>&amp;</w:t>
-            </w:r>
-            <w:r>
-              <w:rPr>
-                <w:rStyle w:val="a6"/>
-                <w:noProof/>
-                <w:lang w:val="en-US"/>
-              </w:rPr>
-              <w:t>Match</w:t>
+              <w:t>3.4 Страница «Образ 1»</w:t>
             </w:r>
             <w:r>
               <w:rPr>
@@ -2154,7 +1649,7 @@
                 <w:noProof/>
                 <w:webHidden/>
               </w:rPr>
-              <w:instrText xml:space="preserve"> PAGEREF _Toc216304850 \h </w:instrText>
+              <w:instrText xml:space="preserve"> PAGEREF _Toc216603060 \h </w:instrText>
             </w:r>
             <w:r>
               <w:rPr>
@@ -2174,7 +1669,7 @@
                 <w:noProof/>
                 <w:webHidden/>
               </w:rPr>
-              <w:t>12</w:t>
+              <w:t>11</w:t>
             </w:r>
             <w:r>
               <w:rPr>
@@ -2197,13 +1692,13 @@
               <w14:ligatures w14:val="none"/>
             </w:rPr>
           </w:pPr>
-          <w:hyperlink w:anchor="_Toc216304851" w:history="1">
+          <w:hyperlink w:anchor="_Toc216603061" w:history="1">
             <w:r>
               <w:rPr>
                 <w:rStyle w:val="a6"/>
                 <w:noProof/>
               </w:rPr>
-              <w:t>4.4 Страница «Образ 1»</w:t>
+              <w:t>3.5 Wish-list Личный список</w:t>
             </w:r>
             <w:r>
               <w:rPr>
@@ -2224,7 +1719,7 @@
                 <w:noProof/>
                 <w:webHidden/>
               </w:rPr>
-              <w:instrText xml:space="preserve"> PAGEREF _Toc216304851 \h </w:instrText>
+              <w:instrText xml:space="preserve"> PAGEREF _Toc216603061 \h </w:instrText>
             </w:r>
             <w:r>
               <w:rPr>
@@ -2267,13 +1762,13 @@
               <w14:ligatures w14:val="none"/>
             </w:rPr>
           </w:pPr>
-          <w:hyperlink w:anchor="_Toc216304852" w:history="1">
+          <w:hyperlink w:anchor="_Toc216603062" w:history="1">
             <w:r>
               <w:rPr>
                 <w:rStyle w:val="a6"/>
                 <w:noProof/>
               </w:rPr>
-              <w:t>4.5 Wish-list Личный список</w:t>
+              <w:t>3.6 Wish-list Для дарящего</w:t>
             </w:r>
             <w:r>
               <w:rPr>
@@ -2294,7 +1789,7 @@
                 <w:noProof/>
                 <w:webHidden/>
               </w:rPr>
-              <w:instrText xml:space="preserve"> PAGEREF _Toc216304852 \h </w:instrText>
+              <w:instrText xml:space="preserve"> PAGEREF _Toc216603062 \h </w:instrText>
             </w:r>
             <w:r>
               <w:rPr>
@@ -2314,7 +1809,7 @@
                 <w:noProof/>
                 <w:webHidden/>
               </w:rPr>
-              <w:t>13</w:t>
+              <w:t>12</w:t>
             </w:r>
             <w:r>
               <w:rPr>
@@ -2337,13 +1832,13 @@
               <w14:ligatures w14:val="none"/>
             </w:rPr>
           </w:pPr>
-          <w:hyperlink w:anchor="_Toc216304853" w:history="1">
+          <w:hyperlink w:anchor="_Toc216603063" w:history="1">
             <w:r>
               <w:rPr>
                 <w:rStyle w:val="a6"/>
                 <w:noProof/>
               </w:rPr>
-              <w:t>4.6 Wish-list Для дарящего</w:t>
+              <w:t>3.7 «Ссылка успешно скопирована!»</w:t>
             </w:r>
             <w:r>
               <w:rPr>
@@ -2364,7 +1859,7 @@
                 <w:noProof/>
                 <w:webHidden/>
               </w:rPr>
-              <w:instrText xml:space="preserve"> PAGEREF _Toc216304853 \h </w:instrText>
+              <w:instrText xml:space="preserve"> PAGEREF _Toc216603063 \h </w:instrText>
             </w:r>
             <w:r>
               <w:rPr>
@@ -2384,7 +1879,7 @@
                 <w:noProof/>
                 <w:webHidden/>
               </w:rPr>
-              <w:t>14</w:t>
+              <w:t>13</w:t>
             </w:r>
             <w:r>
               <w:rPr>
@@ -2407,13 +1902,13 @@
               <w14:ligatures w14:val="none"/>
             </w:rPr>
           </w:pPr>
-          <w:hyperlink w:anchor="_Toc216304854" w:history="1">
+          <w:hyperlink w:anchor="_Toc216603064" w:history="1">
             <w:r>
               <w:rPr>
                 <w:rStyle w:val="a6"/>
                 <w:noProof/>
               </w:rPr>
-              <w:t>4.7 «Ссылка успешно скопирована!»</w:t>
+              <w:t>3.8 Конкретная категория товара</w:t>
             </w:r>
             <w:r>
               <w:rPr>
@@ -2434,7 +1929,7 @@
                 <w:noProof/>
                 <w:webHidden/>
               </w:rPr>
-              <w:instrText xml:space="preserve"> PAGEREF _Toc216304854 \h </w:instrText>
+              <w:instrText xml:space="preserve"> PAGEREF _Toc216603064 \h </w:instrText>
             </w:r>
             <w:r>
               <w:rPr>
@@ -2477,13 +1972,13 @@
               <w14:ligatures w14:val="none"/>
             </w:rPr>
           </w:pPr>
-          <w:hyperlink w:anchor="_Toc216304855" w:history="1">
+          <w:hyperlink w:anchor="_Toc216603065" w:history="1">
             <w:r>
               <w:rPr>
                 <w:rStyle w:val="a6"/>
                 <w:noProof/>
               </w:rPr>
-              <w:t>4.8 Конкретная категория товара</w:t>
+              <w:t>3.9 Страница товара</w:t>
             </w:r>
             <w:r>
               <w:rPr>
@@ -2504,7 +1999,7 @@
                 <w:noProof/>
                 <w:webHidden/>
               </w:rPr>
-              <w:instrText xml:space="preserve"> PAGEREF _Toc216304855 \h </w:instrText>
+              <w:instrText xml:space="preserve"> PAGEREF _Toc216603065 \h </w:instrText>
             </w:r>
             <w:r>
               <w:rPr>
@@ -2524,7 +2019,7 @@
                 <w:noProof/>
                 <w:webHidden/>
               </w:rPr>
-              <w:t>15</w:t>
+              <w:t>14</w:t>
             </w:r>
             <w:r>
               <w:rPr>
@@ -2547,13 +2042,13 @@
               <w14:ligatures w14:val="none"/>
             </w:rPr>
           </w:pPr>
-          <w:hyperlink w:anchor="_Toc216304856" w:history="1">
+          <w:hyperlink w:anchor="_Toc216603066" w:history="1">
             <w:r>
               <w:rPr>
                 <w:rStyle w:val="a6"/>
                 <w:noProof/>
               </w:rPr>
-              <w:t>4.9 Страница товара</w:t>
+              <w:t>3.10 Корзина</w:t>
             </w:r>
             <w:r>
               <w:rPr>
@@ -2574,7 +2069,7 @@
                 <w:noProof/>
                 <w:webHidden/>
               </w:rPr>
-              <w:instrText xml:space="preserve"> PAGEREF _Toc216304856 \h </w:instrText>
+              <w:instrText xml:space="preserve"> PAGEREF _Toc216603066 \h </w:instrText>
             </w:r>
             <w:r>
               <w:rPr>
@@ -2617,13 +2112,13 @@
               <w14:ligatures w14:val="none"/>
             </w:rPr>
           </w:pPr>
-          <w:hyperlink w:anchor="_Toc216304857" w:history="1">
+          <w:hyperlink w:anchor="_Toc216603067" w:history="1">
             <w:r>
               <w:rPr>
                 <w:rStyle w:val="a6"/>
                 <w:noProof/>
               </w:rPr>
-              <w:t>4.10 Корзина</w:t>
+              <w:t>3.11 Оформление заказа</w:t>
             </w:r>
             <w:r>
               <w:rPr>
@@ -2644,7 +2139,7 @@
                 <w:noProof/>
                 <w:webHidden/>
               </w:rPr>
-              <w:instrText xml:space="preserve"> PAGEREF _Toc216304857 \h </w:instrText>
+              <w:instrText xml:space="preserve"> PAGEREF _Toc216603067 \h </w:instrText>
             </w:r>
             <w:r>
               <w:rPr>
@@ -2687,13 +2182,13 @@
               <w14:ligatures w14:val="none"/>
             </w:rPr>
           </w:pPr>
-          <w:hyperlink w:anchor="_Toc216304858" w:history="1">
+          <w:hyperlink w:anchor="_Toc216603068" w:history="1">
             <w:r>
               <w:rPr>
                 <w:rStyle w:val="a6"/>
                 <w:noProof/>
               </w:rPr>
-              <w:t>4.11 Оформление заказа</w:t>
+              <w:t>3.12 Страница подтверждения оплаты</w:t>
             </w:r>
             <w:r>
               <w:rPr>
@@ -2714,7 +2209,7 @@
                 <w:noProof/>
                 <w:webHidden/>
               </w:rPr>
-              <w:instrText xml:space="preserve"> PAGEREF _Toc216304858 \h </w:instrText>
+              <w:instrText xml:space="preserve"> PAGEREF _Toc216603068 \h </w:instrText>
             </w:r>
             <w:r>
               <w:rPr>
@@ -2757,13 +2252,13 @@
               <w14:ligatures w14:val="none"/>
             </w:rPr>
           </w:pPr>
-          <w:hyperlink w:anchor="_Toc216304859" w:history="1">
+          <w:hyperlink w:anchor="_Toc216603069" w:history="1">
             <w:r>
               <w:rPr>
                 <w:rStyle w:val="a6"/>
                 <w:noProof/>
               </w:rPr>
-              <w:t>4.12 Страница подтверждения оплаты</w:t>
+              <w:t>3.13 Страница ошибки оплаты</w:t>
             </w:r>
             <w:r>
               <w:rPr>
@@ -2784,7 +2279,7 @@
                 <w:noProof/>
                 <w:webHidden/>
               </w:rPr>
-              <w:instrText xml:space="preserve"> PAGEREF _Toc216304859 \h </w:instrText>
+              <w:instrText xml:space="preserve"> PAGEREF _Toc216603069 \h </w:instrText>
             </w:r>
             <w:r>
               <w:rPr>
@@ -2827,13 +2322,13 @@
               <w14:ligatures w14:val="none"/>
             </w:rPr>
           </w:pPr>
-          <w:hyperlink w:anchor="_Toc216304860" w:history="1">
+          <w:hyperlink w:anchor="_Toc216603070" w:history="1">
             <w:r>
               <w:rPr>
                 <w:rStyle w:val="a6"/>
                 <w:noProof/>
               </w:rPr>
-              <w:t>4.13 Страница ошибки оплаты</w:t>
+              <w:t>3.14 Регистрация</w:t>
             </w:r>
             <w:r>
               <w:rPr>
@@ -2854,7 +2349,7 @@
                 <w:noProof/>
                 <w:webHidden/>
               </w:rPr>
-              <w:instrText xml:space="preserve"> PAGEREF _Toc216304860 \h </w:instrText>
+              <w:instrText xml:space="preserve"> PAGEREF _Toc216603070 \h </w:instrText>
             </w:r>
             <w:r>
               <w:rPr>
@@ -2897,13 +2392,13 @@
               <w14:ligatures w14:val="none"/>
             </w:rPr>
           </w:pPr>
-          <w:hyperlink w:anchor="_Toc216304861" w:history="1">
+          <w:hyperlink w:anchor="_Toc216603071" w:history="1">
             <w:r>
               <w:rPr>
                 <w:rStyle w:val="a6"/>
                 <w:noProof/>
               </w:rPr>
-              <w:t>4.14 Регистрация</w:t>
+              <w:t>3.15 Код регистрации</w:t>
             </w:r>
             <w:r>
               <w:rPr>
@@ -2924,7 +2419,7 @@
                 <w:noProof/>
                 <w:webHidden/>
               </w:rPr>
-              <w:instrText xml:space="preserve"> PAGEREF _Toc216304861 \h </w:instrText>
+              <w:instrText xml:space="preserve"> PAGEREF _Toc216603071 \h </w:instrText>
             </w:r>
             <w:r>
               <w:rPr>
@@ -2944,7 +2439,7 @@
                 <w:noProof/>
                 <w:webHidden/>
               </w:rPr>
-              <w:t>18</w:t>
+              <w:t>19</w:t>
             </w:r>
             <w:r>
               <w:rPr>
@@ -2967,13 +2462,13 @@
               <w14:ligatures w14:val="none"/>
             </w:rPr>
           </w:pPr>
-          <w:hyperlink w:anchor="_Toc216304862" w:history="1">
+          <w:hyperlink w:anchor="_Toc216603072" w:history="1">
             <w:r>
               <w:rPr>
                 <w:rStyle w:val="a6"/>
                 <w:noProof/>
               </w:rPr>
-              <w:t>4.15 Код регистрации</w:t>
+              <w:t>3.16 Страница подтверждения регистрации</w:t>
             </w:r>
             <w:r>
               <w:rPr>
@@ -2994,7 +2489,7 @@
                 <w:noProof/>
                 <w:webHidden/>
               </w:rPr>
-              <w:instrText xml:space="preserve"> PAGEREF _Toc216304862 \h </w:instrText>
+              <w:instrText xml:space="preserve"> PAGEREF _Toc216603072 \h </w:instrText>
             </w:r>
             <w:r>
               <w:rPr>
@@ -3037,13 +2532,13 @@
               <w14:ligatures w14:val="none"/>
             </w:rPr>
           </w:pPr>
-          <w:hyperlink w:anchor="_Toc216304863" w:history="1">
+          <w:hyperlink w:anchor="_Toc216603073" w:history="1">
             <w:r>
               <w:rPr>
                 <w:rStyle w:val="a6"/>
                 <w:noProof/>
               </w:rPr>
-              <w:t>4.16 Страница подтверждения регистрации</w:t>
+              <w:t>3.17 Вход</w:t>
             </w:r>
             <w:r>
               <w:rPr>
@@ -3064,7 +2559,7 @@
                 <w:noProof/>
                 <w:webHidden/>
               </w:rPr>
-              <w:instrText xml:space="preserve"> PAGEREF _Toc216304863 \h </w:instrText>
+              <w:instrText xml:space="preserve"> PAGEREF _Toc216603073 \h </w:instrText>
             </w:r>
             <w:r>
               <w:rPr>
@@ -3084,7 +2579,7 @@
                 <w:noProof/>
                 <w:webHidden/>
               </w:rPr>
-              <w:t>19</w:t>
+              <w:t>20</w:t>
             </w:r>
             <w:r>
               <w:rPr>
@@ -3107,13 +2602,13 @@
               <w14:ligatures w14:val="none"/>
             </w:rPr>
           </w:pPr>
-          <w:hyperlink w:anchor="_Toc216304864" w:history="1">
+          <w:hyperlink w:anchor="_Toc216603074" w:history="1">
             <w:r>
               <w:rPr>
                 <w:rStyle w:val="a6"/>
                 <w:noProof/>
               </w:rPr>
-              <w:t>4.17 Вход</w:t>
+              <w:t>3.18 Профиль</w:t>
             </w:r>
             <w:r>
               <w:rPr>
@@ -3134,7 +2629,7 @@
                 <w:noProof/>
                 <w:webHidden/>
               </w:rPr>
-              <w:instrText xml:space="preserve"> PAGEREF _Toc216304864 \h </w:instrText>
+              <w:instrText xml:space="preserve"> PAGEREF _Toc216603074 \h </w:instrText>
             </w:r>
             <w:r>
               <w:rPr>
@@ -3177,13 +2672,13 @@
               <w14:ligatures w14:val="none"/>
             </w:rPr>
           </w:pPr>
-          <w:hyperlink w:anchor="_Toc216304865" w:history="1">
+          <w:hyperlink w:anchor="_Toc216603075" w:history="1">
             <w:r>
               <w:rPr>
                 <w:rStyle w:val="a6"/>
                 <w:noProof/>
               </w:rPr>
-              <w:t>4.18 Профиль</w:t>
+              <w:t>3.19 Политика конфиденциальности</w:t>
             </w:r>
             <w:r>
               <w:rPr>
@@ -3204,7 +2699,7 @@
                 <w:noProof/>
                 <w:webHidden/>
               </w:rPr>
-              <w:instrText xml:space="preserve"> PAGEREF _Toc216304865 \h </w:instrText>
+              <w:instrText xml:space="preserve"> PAGEREF _Toc216603075 \h </w:instrText>
             </w:r>
             <w:r>
               <w:rPr>
@@ -3224,7 +2719,7 @@
                 <w:noProof/>
                 <w:webHidden/>
               </w:rPr>
-              <w:t>20</w:t>
+              <w:t>21</w:t>
             </w:r>
             <w:r>
               <w:rPr>
@@ -3247,13 +2742,13 @@
               <w14:ligatures w14:val="none"/>
             </w:rPr>
           </w:pPr>
-          <w:hyperlink w:anchor="_Toc216304866" w:history="1">
+          <w:hyperlink w:anchor="_Toc216603076" w:history="1">
             <w:r>
               <w:rPr>
                 <w:rStyle w:val="a6"/>
                 <w:noProof/>
               </w:rPr>
-              <w:t>4.19 Политика конфиденциальности</w:t>
+              <w:t>3.20 Экран загрузки</w:t>
             </w:r>
             <w:r>
               <w:rPr>
@@ -3274,7 +2769,7 @@
                 <w:noProof/>
                 <w:webHidden/>
               </w:rPr>
-              <w:instrText xml:space="preserve"> PAGEREF _Toc216304866 \h </w:instrText>
+              <w:instrText xml:space="preserve"> PAGEREF _Toc216603076 \h </w:instrText>
             </w:r>
             <w:r>
               <w:rPr>
@@ -3294,7 +2789,7 @@
                 <w:noProof/>
                 <w:webHidden/>
               </w:rPr>
-              <w:t>21</w:t>
+              <w:t>22</w:t>
             </w:r>
             <w:r>
               <w:rPr>
@@ -3307,215 +2802,12 @@
         </w:p>
         <w:p>
           <w:pPr>
-            <w:pStyle w:val="21"/>
+            <w:ind w:firstLine="0"/>
             <w:rPr>
-              <w:rFonts w:asciiTheme="minorHAnsi" w:eastAsiaTheme="minorEastAsia" w:hAnsiTheme="minorHAnsi"/>
-              <w:noProof/>
-              <w:kern w:val="0"/>
-              <w:sz w:val="22"/>
-              <w:lang w:eastAsia="ru-RU"/>
-              <w14:ligatures w14:val="none"/>
+              <w:b/>
+              <w:bCs/>
             </w:rPr>
           </w:pPr>
-          <w:hyperlink w:anchor="_Toc216304867" w:history="1">
-            <w:r>
-              <w:rPr>
-                <w:rStyle w:val="a6"/>
-                <w:noProof/>
-              </w:rPr>
-              <w:t>4.20 Экран загрузки</w:t>
-            </w:r>
-            <w:r>
-              <w:rPr>
-                <w:noProof/>
-                <w:webHidden/>
-              </w:rPr>
-              <w:tab/>
-            </w:r>
-            <w:r>
-              <w:rPr>
-                <w:noProof/>
-                <w:webHidden/>
-              </w:rPr>
-              <w:fldChar w:fldCharType="begin"/>
-            </w:r>
-            <w:r>
-              <w:rPr>
-                <w:noProof/>
-                <w:webHidden/>
-              </w:rPr>
-              <w:instrText xml:space="preserve"> PAGEREF _Toc216304867 \h </w:instrText>
-            </w:r>
-            <w:r>
-              <w:rPr>
-                <w:noProof/>
-                <w:webHidden/>
-              </w:rPr>
-            </w:r>
-            <w:r>
-              <w:rPr>
-                <w:noProof/>
-                <w:webHidden/>
-              </w:rPr>
-              <w:fldChar w:fldCharType="separate"/>
-            </w:r>
-            <w:r>
-              <w:rPr>
-                <w:noProof/>
-                <w:webHidden/>
-              </w:rPr>
-              <w:t>22</w:t>
-            </w:r>
-            <w:r>
-              <w:rPr>
-                <w:noProof/>
-                <w:webHidden/>
-              </w:rPr>
-              <w:fldChar w:fldCharType="end"/>
-            </w:r>
-          </w:hyperlink>
-        </w:p>
-        <w:p>
-          <w:pPr>
-            <w:pStyle w:val="11"/>
-            <w:rPr>
-              <w:rFonts w:asciiTheme="minorHAnsi" w:eastAsiaTheme="minorEastAsia" w:hAnsiTheme="minorHAnsi"/>
-              <w:noProof/>
-              <w:kern w:val="0"/>
-              <w:sz w:val="22"/>
-              <w:lang w:eastAsia="ru-RU"/>
-              <w14:ligatures w14:val="none"/>
-            </w:rPr>
-          </w:pPr>
-          <w:hyperlink w:anchor="_Toc216304868" w:history="1">
-            <w:r>
-              <w:rPr>
-                <w:rStyle w:val="a6"/>
-                <w:noProof/>
-              </w:rPr>
-              <w:t>5 ФОРМЫ</w:t>
-            </w:r>
-            <w:r>
-              <w:rPr>
-                <w:noProof/>
-                <w:webHidden/>
-              </w:rPr>
-              <w:tab/>
-            </w:r>
-            <w:r>
-              <w:rPr>
-                <w:noProof/>
-                <w:webHidden/>
-              </w:rPr>
-              <w:fldChar w:fldCharType="begin"/>
-            </w:r>
-            <w:r>
-              <w:rPr>
-                <w:noProof/>
-                <w:webHidden/>
-              </w:rPr>
-              <w:instrText xml:space="preserve"> PAGEREF _Toc216304868 \h </w:instrText>
-            </w:r>
-            <w:r>
-              <w:rPr>
-                <w:noProof/>
-                <w:webHidden/>
-              </w:rPr>
-            </w:r>
-            <w:r>
-              <w:rPr>
-                <w:noProof/>
-                <w:webHidden/>
-              </w:rPr>
-              <w:fldChar w:fldCharType="separate"/>
-            </w:r>
-            <w:r>
-              <w:rPr>
-                <w:noProof/>
-                <w:webHidden/>
-              </w:rPr>
-              <w:t>23</w:t>
-            </w:r>
-            <w:r>
-              <w:rPr>
-                <w:noProof/>
-                <w:webHidden/>
-              </w:rPr>
-              <w:fldChar w:fldCharType="end"/>
-            </w:r>
-          </w:hyperlink>
-        </w:p>
-        <w:p>
-          <w:pPr>
-            <w:pStyle w:val="11"/>
-            <w:rPr>
-              <w:rFonts w:asciiTheme="minorHAnsi" w:eastAsiaTheme="minorEastAsia" w:hAnsiTheme="minorHAnsi"/>
-              <w:noProof/>
-              <w:kern w:val="0"/>
-              <w:sz w:val="22"/>
-              <w:lang w:eastAsia="ru-RU"/>
-              <w14:ligatures w14:val="none"/>
-            </w:rPr>
-          </w:pPr>
-          <w:hyperlink w:anchor="_Toc216304869" w:history="1">
-            <w:r>
-              <w:rPr>
-                <w:rStyle w:val="a6"/>
-                <w:noProof/>
-              </w:rPr>
-              <w:t>6 ЭЛЕМЕНТЫ ИНТЕРФЕЙСА</w:t>
-            </w:r>
-            <w:r>
-              <w:rPr>
-                <w:noProof/>
-                <w:webHidden/>
-              </w:rPr>
-              <w:tab/>
-            </w:r>
-            <w:r>
-              <w:rPr>
-                <w:noProof/>
-                <w:webHidden/>
-              </w:rPr>
-              <w:fldChar w:fldCharType="begin"/>
-            </w:r>
-            <w:r>
-              <w:rPr>
-                <w:noProof/>
-                <w:webHidden/>
-              </w:rPr>
-              <w:instrText xml:space="preserve"> PAGEREF _Toc216304869 \h </w:instrText>
-            </w:r>
-            <w:r>
-              <w:rPr>
-                <w:noProof/>
-                <w:webHidden/>
-              </w:rPr>
-            </w:r>
-            <w:r>
-              <w:rPr>
-                <w:noProof/>
-                <w:webHidden/>
-              </w:rPr>
-              <w:fldChar w:fldCharType="separate"/>
-            </w:r>
-            <w:r>
-              <w:rPr>
-                <w:noProof/>
-                <w:webHidden/>
-              </w:rPr>
-              <w:t>24</w:t>
-            </w:r>
-            <w:r>
-              <w:rPr>
-                <w:noProof/>
-                <w:webHidden/>
-              </w:rPr>
-              <w:fldChar w:fldCharType="end"/>
-            </w:r>
-          </w:hyperlink>
-        </w:p>
-        <w:p>
           <w:r>
             <w:rPr>
               <w:b/>
@@ -3528,18 +2820,51 @@
     </w:sdt>
     <w:p>
       <w:pPr>
+        <w:spacing w:after="160" w:line="259" w:lineRule="auto"/>
+        <w:ind w:firstLine="0"/>
+        <w:jc w:val="left"/>
+        <w:rPr>
+          <w:rFonts w:eastAsia="Times New Roman" w:cs="Times New Roman"/>
+          <w:b/>
+          <w:bCs/>
+          <w:kern w:val="36"/>
+          <w:szCs w:val="48"/>
+          <w:lang w:eastAsia="ru-RU"/>
+          <w14:ligatures w14:val="none"/>
+        </w:rPr>
+      </w:pPr>
+      <w:r>
+        <w:rPr>
+          <w:caps/>
+        </w:rPr>
+        <w:br w:type="page"/>
+      </w:r>
+    </w:p>
+    <w:p>
+      <w:pPr>
         <w:pStyle w:val="1"/>
         <w:ind w:firstLine="0"/>
         <w:jc w:val="center"/>
-      </w:pPr>
-      <w:bookmarkStart w:id="2" w:name="_Toc216304841"/>
-      <w:r>
         <w:rPr>
           <w:caps w:val="0"/>
         </w:rPr>
+      </w:pPr>
+      <w:bookmarkStart w:id="1" w:name="_Toc216603052"/>
+      <w:r>
+        <w:rPr>
+          <w:caps w:val="0"/>
+        </w:rPr>
+        <w:lastRenderedPageBreak/>
         <w:t>ВВЕДЕНИЕ</w:t>
       </w:r>
-      <w:bookmarkEnd w:id="2"/>
+      <w:bookmarkEnd w:id="1"/>
+    </w:p>
+    <w:p>
+      <w:pPr>
+        <w:pStyle w:val="1"/>
+        <w:ind w:firstLine="0"/>
+        <w:jc w:val="center"/>
+      </w:pPr>
     </w:p>
     <w:p>
       <w:pPr>
@@ -3675,7 +3000,19 @@
         <w:rPr>
           <w:lang w:eastAsia="ru-RU"/>
         </w:rPr>
-        <w:t>Главной особенностью магазина станет наличие интерактивных функций, делающих процесс выбора одежды более удобным. Среди них: возможность собирать образы из нескольких вещей (</w:t>
+        <w:t xml:space="preserve">Главной особенностью магазина </w:t>
+      </w:r>
+      <w:r>
+        <w:rPr>
+          <w:lang w:eastAsia="ru-RU"/>
+        </w:rPr>
+        <w:t>является</w:t>
+      </w:r>
+      <w:r>
+        <w:rPr>
+          <w:lang w:eastAsia="ru-RU"/>
+        </w:rPr>
+        <w:t xml:space="preserve"> наличие интерактивных функций, делающих процесс выбора одежды более удобным. Среди них: возможность собирать образы из нескольких вещей (</w:t>
       </w:r>
       <w:proofErr w:type="spellStart"/>
       <w:r>
@@ -3689,7 +3026,49 @@
         <w:rPr>
           <w:lang w:eastAsia="ru-RU"/>
         </w:rPr>
-        <w:t xml:space="preserve"> &amp; Match), подбирать одежду по стилю или цвету, сохранять товары в список желаемого и делиться им.</w:t>
+        <w:t xml:space="preserve"> &amp; Match), подбирать одежду по стилю или цвету, сохранять товары в список желаемого и делиться им</w:t>
+      </w:r>
+      <w:r>
+        <w:rPr>
+          <w:lang w:eastAsia="ru-RU"/>
+        </w:rPr>
+        <w:t xml:space="preserve"> </w:t>
+      </w:r>
+      <w:r>
+        <w:rPr>
+          <w:lang w:eastAsia="ru-RU"/>
+        </w:rPr>
+        <w:t>(</w:t>
+      </w:r>
+      <w:r>
+        <w:rPr>
+          <w:lang w:val="en-US" w:eastAsia="ru-RU"/>
+        </w:rPr>
+        <w:t>Wish</w:t>
+      </w:r>
+      <w:r>
+        <w:rPr>
+          <w:lang w:eastAsia="ru-RU"/>
+        </w:rPr>
+        <w:t>-</w:t>
+      </w:r>
+      <w:r>
+        <w:rPr>
+          <w:lang w:val="en-US" w:eastAsia="ru-RU"/>
+        </w:rPr>
+        <w:t>List</w:t>
+      </w:r>
+      <w:r>
+        <w:rPr>
+          <w:lang w:eastAsia="ru-RU"/>
+        </w:rPr>
+        <w:t>)</w:t>
+      </w:r>
+      <w:r>
+        <w:rPr>
+          <w:lang w:eastAsia="ru-RU"/>
+        </w:rPr>
+        <w:t>.</w:t>
       </w:r>
     </w:p>
     <w:p>
@@ -3702,16 +3081,11 @@
       <w:r>
         <w:t xml:space="preserve"> </w:t>
       </w:r>
-      <w:proofErr w:type="gramStart"/>
       <w:r>
         <w:t xml:space="preserve">Молодежь </w:t>
       </w:r>
       <w:r>
-        <w:t xml:space="preserve"> в</w:t>
-      </w:r>
-      <w:proofErr w:type="gramEnd"/>
-      <w:r>
-        <w:t xml:space="preserve"> возрасте от 18 до 27 лет, проживающие преимущественно в крупных городах. Это активная аудитория, для которой одежда является способом самовыражения.</w:t>
+        <w:t>в возрасте от 18 до 27 лет, проживающие преимущественно в крупных городах. Это активная аудитория, для которой одежда является способом самовыражения.</w:t>
       </w:r>
       <w:r>
         <w:t xml:space="preserve"> </w:t>
@@ -3796,79 +3170,16 @@
     </w:p>
     <w:p>
       <w:pPr>
-        <w:spacing w:after="160" w:line="259" w:lineRule="auto"/>
-        <w:ind w:firstLine="0"/>
-        <w:rPr>
-          <w:rFonts w:eastAsia="Times New Roman" w:cs="Times New Roman"/>
-          <w:b/>
-          <w:bCs/>
-          <w:caps/>
-          <w:kern w:val="36"/>
-          <w:szCs w:val="48"/>
-          <w:lang w:eastAsia="ru-RU"/>
-          <w14:ligatures w14:val="none"/>
-        </w:rPr>
-      </w:pPr>
-      <w:r>
-        <w:br w:type="page"/>
-      </w:r>
-    </w:p>
-    <w:p>
-      <w:pPr>
-        <w:pStyle w:val="1"/>
-      </w:pPr>
-      <w:bookmarkStart w:id="3" w:name="_Toc216304842"/>
-      <w:r>
-        <w:rPr>
-          <w:caps w:val="0"/>
-        </w:rPr>
-        <w:lastRenderedPageBreak/>
-        <w:t>1 ОФОРМЛЕНИЕ САЙТА</w:t>
-      </w:r>
-      <w:bookmarkEnd w:id="3"/>
-    </w:p>
-    <w:p>
-      <w:pPr>
-        <w:pStyle w:val="2"/>
-      </w:pPr>
-      <w:bookmarkStart w:id="4" w:name="_Toc216304843"/>
-      <w:r>
-        <w:t xml:space="preserve">1.1 </w:t>
-      </w:r>
-      <w:proofErr w:type="spellStart"/>
-      <w:r>
-        <w:t>Мудборд</w:t>
-      </w:r>
-      <w:bookmarkEnd w:id="4"/>
-      <w:proofErr w:type="spellEnd"/>
-    </w:p>
-    <w:p>
-      <w:pPr>
-        <w:rPr>
-          <w:lang w:eastAsia="ru-RU"/>
-        </w:rPr>
-      </w:pPr>
-      <w:proofErr w:type="spellStart"/>
-      <w:r>
-        <w:rPr>
-          <w:lang w:eastAsia="ru-RU"/>
-        </w:rPr>
-        <w:t>Мудборд</w:t>
-      </w:r>
-      <w:proofErr w:type="spellEnd"/>
-      <w:r>
-        <w:rPr>
-          <w:lang w:eastAsia="ru-RU"/>
-        </w:rPr>
-        <w:t xml:space="preserve"> формируется на основе референсов из уличной культуры. Основные источники вдохновения:</w:t>
-      </w:r>
-    </w:p>
-    <w:p>
-      <w:pPr>
-        <w:rPr>
-          <w:lang w:eastAsia="ru-RU"/>
-        </w:rPr>
-      </w:pPr>
+        <w:rPr>
+          <w:lang w:eastAsia="ru-RU"/>
+        </w:rPr>
+      </w:pPr>
+      <w:r>
+        <w:rPr>
+          <w:lang w:eastAsia="ru-RU"/>
+        </w:rPr>
+        <w:t xml:space="preserve">Основная концепция оформления сайта </w:t>
+      </w:r>
       <w:r>
         <w:rPr>
           <w:lang w:eastAsia="ru-RU"/>
@@ -3879,44 +3190,25 @@
         <w:rPr>
           <w:lang w:eastAsia="ru-RU"/>
         </w:rPr>
+        <w:t xml:space="preserve"> монохромность с одним акцентом.</w:t>
+      </w:r>
+      <w:r>
+        <w:rPr>
+          <w:lang w:eastAsia="ru-RU"/>
+        </w:rPr>
         <w:t xml:space="preserve"> </w:t>
       </w:r>
       <w:r>
         <w:rPr>
           <w:lang w:eastAsia="ru-RU"/>
         </w:rPr>
-        <w:t xml:space="preserve">фотографии скейтпарков, </w:t>
-      </w:r>
-      <w:r>
-        <w:rPr>
-          <w:lang w:eastAsia="ru-RU"/>
-        </w:rPr>
-        <w:t>с</w:t>
-      </w:r>
-      <w:r>
-        <w:rPr>
-          <w:lang w:eastAsia="ru-RU"/>
-        </w:rPr>
-        <w:t>кейт-журналов</w:t>
-      </w:r>
-      <w:r>
-        <w:rPr>
-          <w:lang w:eastAsia="ru-RU"/>
-        </w:rPr>
-        <w:t>, граффити;</w:t>
-      </w:r>
-    </w:p>
-    <w:p>
-      <w:pPr>
-        <w:rPr>
-          <w:lang w:eastAsia="ru-RU"/>
-        </w:rPr>
-      </w:pPr>
-      <w:r>
-        <w:rPr>
-          <w:lang w:eastAsia="ru-RU"/>
-        </w:rPr>
-        <w:t>–</w:t>
+        <w:t>Основные цвета: белый (#FFFFFF), чёрный (#000000), оттенки серого</w:t>
+      </w:r>
+      <w:r>
+        <w:rPr>
+          <w:lang w:eastAsia="ru-RU"/>
+        </w:rPr>
+        <w:t>.</w:t>
       </w:r>
       <w:r>
         <w:rPr>
@@ -3928,7 +3220,7 @@
         <w:rPr>
           <w:lang w:eastAsia="ru-RU"/>
         </w:rPr>
-        <w:t>фирменные</w:t>
+        <w:t>Акцентный цвет:</w:t>
       </w:r>
       <w:r>
         <w:rPr>
@@ -3940,7 +3232,39 @@
         <w:rPr>
           <w:lang w:eastAsia="ru-RU"/>
         </w:rPr>
-        <w:t>сайты</w:t>
+        <w:t xml:space="preserve">красный #FF2D2D. </w:t>
+      </w:r>
+      <w:r>
+        <w:rPr>
+          <w:lang w:eastAsia="ru-RU"/>
+        </w:rPr>
+        <w:t>И</w:t>
+      </w:r>
+      <w:r>
+        <w:rPr>
+          <w:lang w:eastAsia="ru-RU"/>
+        </w:rPr>
+        <w:t xml:space="preserve">спользуется для кнопок, ссылок, и </w:t>
+      </w:r>
+      <w:proofErr w:type="spellStart"/>
+      <w:r>
+        <w:rPr>
+          <w:lang w:eastAsia="ru-RU"/>
+        </w:rPr>
+        <w:t>hover</w:t>
+      </w:r>
+      <w:proofErr w:type="spellEnd"/>
+      <w:r>
+        <w:rPr>
+          <w:lang w:eastAsia="ru-RU"/>
+        </w:rPr>
+        <w:t xml:space="preserve">, </w:t>
+      </w:r>
+      <w:r>
+        <w:rPr>
+          <w:lang w:val="en-US" w:eastAsia="ru-RU"/>
+        </w:rPr>
+        <w:t>active</w:t>
       </w:r>
       <w:r>
         <w:rPr>
@@ -3948,97 +3272,37 @@
         </w:rPr>
         <w:t xml:space="preserve"> </w:t>
       </w:r>
-      <w:r>
-        <w:rPr>
-          <w:lang w:eastAsia="ru-RU"/>
-        </w:rPr>
-        <w:t>брендов</w:t>
-      </w:r>
-      <w:r>
-        <w:rPr>
-          <w:lang w:eastAsia="ru-RU"/>
-        </w:rPr>
-        <w:t xml:space="preserve"> </w:t>
-      </w:r>
-      <w:r>
-        <w:rPr>
-          <w:lang w:val="en-US" w:eastAsia="ru-RU"/>
-        </w:rPr>
-        <w:t>Supreme</w:t>
-      </w:r>
-      <w:r>
-        <w:rPr>
-          <w:lang w:eastAsia="ru-RU"/>
-        </w:rPr>
-        <w:t xml:space="preserve">, </w:t>
-      </w:r>
-      <w:proofErr w:type="spellStart"/>
-      <w:r>
-        <w:rPr>
-          <w:lang w:val="en-US" w:eastAsia="ru-RU"/>
-        </w:rPr>
-        <w:t>Stussy</w:t>
-      </w:r>
-      <w:proofErr w:type="spellEnd"/>
-      <w:r>
-        <w:rPr>
-          <w:lang w:eastAsia="ru-RU"/>
-        </w:rPr>
-        <w:t xml:space="preserve">, </w:t>
-      </w:r>
-      <w:r>
-        <w:rPr>
-          <w:lang w:val="en-US" w:eastAsia="ru-RU"/>
-        </w:rPr>
-        <w:t>Off</w:t>
-      </w:r>
-      <w:r>
-        <w:rPr>
-          <w:lang w:eastAsia="ru-RU"/>
-        </w:rPr>
-        <w:t>-</w:t>
-      </w:r>
-      <w:r>
-        <w:rPr>
-          <w:lang w:val="en-US" w:eastAsia="ru-RU"/>
-        </w:rPr>
-        <w:t>White</w:t>
-      </w:r>
-      <w:r>
-        <w:rPr>
-          <w:lang w:eastAsia="ru-RU"/>
-        </w:rPr>
-        <w:t xml:space="preserve"> и других.</w:t>
-      </w:r>
-    </w:p>
-    <w:p>
-      <w:pPr>
-        <w:rPr>
-          <w:lang w:eastAsia="ru-RU"/>
-        </w:rPr>
-      </w:pPr>
-      <w:r>
-        <w:t>В интерфейсе используются скругления углов у карточек товаров и кнопок. При наведении карточки и кнопки увеличиваются</w:t>
-      </w:r>
-      <w:r>
+      <w:proofErr w:type="spellStart"/>
+      <w:r>
+        <w:rPr>
+          <w:lang w:eastAsia="ru-RU"/>
+        </w:rPr>
+        <w:t>анимаций</w:t>
+      </w:r>
+      <w:proofErr w:type="spellEnd"/>
+      <w:r>
+        <w:rPr>
+          <w:lang w:eastAsia="ru-RU"/>
+        </w:rPr>
         <w:t>.</w:t>
       </w:r>
       <w:r>
-        <w:t xml:space="preserve"> </w:t>
-      </w:r>
-      <w:proofErr w:type="spellStart"/>
-      <w:r>
-        <w:rPr>
-          <w:lang w:eastAsia="ru-RU"/>
-        </w:rPr>
-        <w:t>Мудборд</w:t>
-      </w:r>
-      <w:proofErr w:type="spellEnd"/>
-      <w:r>
-        <w:rPr>
-          <w:lang w:eastAsia="ru-RU"/>
-        </w:rPr>
-        <w:t xml:space="preserve"> представлен на рисунке 1.</w:t>
+        <w:rPr>
+          <w:lang w:eastAsia="ru-RU"/>
+        </w:rPr>
+        <w:t xml:space="preserve"> Данная палитра показана на рисунке </w:t>
+      </w:r>
+      <w:r>
+        <w:rPr>
+          <w:lang w:eastAsia="ru-RU"/>
+        </w:rPr>
+        <w:t>1</w:t>
+      </w:r>
+      <w:r>
+        <w:rPr>
+          <w:lang w:eastAsia="ru-RU"/>
+        </w:rPr>
+        <w:t>.</w:t>
       </w:r>
     </w:p>
     <w:p>
@@ -4059,259 +3323,12 @@
           <w:noProof/>
           <w:lang w:eastAsia="ru-RU"/>
         </w:rPr>
+        <w:lastRenderedPageBreak/>
         <w:drawing>
-          <wp:inline distT="0" distB="0" distL="0" distR="0" wp14:anchorId="6E81B012" wp14:editId="1BAB9623">
-            <wp:extent cx="4963466" cy="2794475"/>
-            <wp:effectExtent l="0" t="0" r="8890" b="6350"/>
-            <wp:docPr id="1" name="Рисунок 1"/>
-            <wp:cNvGraphicFramePr>
-              <a:graphicFrameLocks xmlns:a="http://schemas.openxmlformats.org/drawingml/2006/main" noChangeAspect="1"/>
-            </wp:cNvGraphicFramePr>
-            <a:graphic xmlns:a="http://schemas.openxmlformats.org/drawingml/2006/main">
-              <a:graphicData uri="http://schemas.openxmlformats.org/drawingml/2006/picture">
-                <pic:pic xmlns:pic="http://schemas.openxmlformats.org/drawingml/2006/picture">
-                  <pic:nvPicPr>
-                    <pic:cNvPr id="0" name="Picture 1"/>
-                    <pic:cNvPicPr>
-                      <a:picLocks noChangeAspect="1" noChangeArrowheads="1"/>
-                    </pic:cNvPicPr>
-                  </pic:nvPicPr>
-                  <pic:blipFill>
-                    <a:blip r:embed="rId8" cstate="print">
-                      <a:extLst>
-                        <a:ext uri="{28A0092B-C50C-407E-A947-70E740481C1C}">
-                          <a14:useLocalDpi xmlns:a14="http://schemas.microsoft.com/office/drawing/2010/main" val="0"/>
-                        </a:ext>
-                      </a:extLst>
-                    </a:blip>
-                    <a:srcRect/>
-                    <a:stretch>
-                      <a:fillRect/>
-                    </a:stretch>
-                  </pic:blipFill>
-                  <pic:spPr bwMode="auto">
-                    <a:xfrm>
-                      <a:off x="0" y="0"/>
-                      <a:ext cx="4967817" cy="2796924"/>
-                    </a:xfrm>
-                    <a:prstGeom prst="rect">
-                      <a:avLst/>
-                    </a:prstGeom>
-                    <a:noFill/>
-                    <a:ln>
-                      <a:noFill/>
-                    </a:ln>
-                  </pic:spPr>
-                </pic:pic>
-              </a:graphicData>
-            </a:graphic>
-          </wp:inline>
-        </w:drawing>
-      </w:r>
-    </w:p>
-    <w:p>
-      <w:pPr>
-        <w:ind w:firstLine="0"/>
-        <w:jc w:val="center"/>
-        <w:rPr>
-          <w:lang w:eastAsia="ru-RU"/>
-        </w:rPr>
-      </w:pPr>
-      <w:r>
-        <w:t xml:space="preserve">Рисунок </w:t>
-      </w:r>
-      <w:fldSimple w:instr=" SEQ Figure \* ARABIC ">
-        <w:r>
-          <w:rPr>
-            <w:noProof/>
-          </w:rPr>
-          <w:t>1</w:t>
-        </w:r>
-      </w:fldSimple>
-      <w:r>
-        <w:t xml:space="preserve"> </w:t>
-      </w:r>
-      <w:r>
-        <w:rPr>
-          <w:lang w:eastAsia="ru-RU"/>
-        </w:rPr>
-        <w:t>–</w:t>
-      </w:r>
-      <w:r>
-        <w:rPr>
-          <w:lang w:eastAsia="ru-RU"/>
-        </w:rPr>
-        <w:t xml:space="preserve"> </w:t>
-      </w:r>
-      <w:proofErr w:type="spellStart"/>
-      <w:r>
-        <w:t>Мудборд</w:t>
-      </w:r>
-      <w:proofErr w:type="spellEnd"/>
-      <w:r>
-        <w:t xml:space="preserve"> сайта</w:t>
-      </w:r>
-    </w:p>
-    <w:p>
-      <w:pPr>
-        <w:spacing w:after="160" w:line="259" w:lineRule="auto"/>
-        <w:ind w:firstLine="0"/>
-        <w:rPr>
-          <w:rFonts w:eastAsia="Times New Roman" w:cs="Times New Roman"/>
-          <w:b/>
-          <w:bCs/>
-          <w:spacing w:val="60"/>
-          <w:kern w:val="0"/>
-          <w:szCs w:val="36"/>
-          <w:lang w:eastAsia="ru-RU"/>
-          <w14:ligatures w14:val="none"/>
-        </w:rPr>
-      </w:pPr>
-      <w:r>
-        <w:br w:type="page"/>
-      </w:r>
-    </w:p>
-    <w:p>
-      <w:pPr>
-        <w:pStyle w:val="2"/>
-      </w:pPr>
-      <w:bookmarkStart w:id="5" w:name="_Toc216304844"/>
-      <w:r>
-        <w:lastRenderedPageBreak/>
-        <w:t>1.2 Цветовая палитра</w:t>
-      </w:r>
-      <w:bookmarkEnd w:id="5"/>
-    </w:p>
-    <w:p>
-      <w:pPr>
-        <w:rPr>
-          <w:lang w:eastAsia="ru-RU"/>
-        </w:rPr>
-      </w:pPr>
-      <w:r>
-        <w:rPr>
-          <w:lang w:eastAsia="ru-RU"/>
-        </w:rPr>
-        <w:t xml:space="preserve">Основная концепция оформления сайта </w:t>
-      </w:r>
-      <w:r>
-        <w:rPr>
-          <w:lang w:eastAsia="ru-RU"/>
-        </w:rPr>
-        <w:t>–</w:t>
-      </w:r>
-      <w:r>
-        <w:rPr>
-          <w:lang w:eastAsia="ru-RU"/>
-        </w:rPr>
-        <w:t xml:space="preserve"> монохромность с одним акцентом.</w:t>
-      </w:r>
-    </w:p>
-    <w:p>
-      <w:pPr>
-        <w:rPr>
-          <w:lang w:eastAsia="ru-RU"/>
-        </w:rPr>
-      </w:pPr>
-      <w:r>
-        <w:rPr>
-          <w:lang w:eastAsia="ru-RU"/>
-        </w:rPr>
-        <w:t>Основные цвета: белый (#FFFFFF), чёрный (#000000), оттенки серого</w:t>
-      </w:r>
-      <w:r>
-        <w:rPr>
-          <w:lang w:eastAsia="ru-RU"/>
-        </w:rPr>
-        <w:t>.</w:t>
-      </w:r>
-    </w:p>
-    <w:p>
-      <w:pPr>
-        <w:rPr>
-          <w:lang w:eastAsia="ru-RU"/>
-        </w:rPr>
-      </w:pPr>
-      <w:r>
-        <w:rPr>
-          <w:lang w:eastAsia="ru-RU"/>
-        </w:rPr>
-        <w:t>Акцентный цвет:</w:t>
-      </w:r>
-      <w:r>
-        <w:rPr>
-          <w:lang w:eastAsia="ru-RU"/>
-        </w:rPr>
-        <w:t xml:space="preserve"> </w:t>
-      </w:r>
-      <w:r>
-        <w:rPr>
-          <w:lang w:eastAsia="ru-RU"/>
-        </w:rPr>
-        <w:t xml:space="preserve">красный #FF2D2D. </w:t>
-      </w:r>
-      <w:r>
-        <w:rPr>
-          <w:lang w:eastAsia="ru-RU"/>
-        </w:rPr>
-        <w:t>И</w:t>
-      </w:r>
-      <w:r>
-        <w:rPr>
-          <w:lang w:eastAsia="ru-RU"/>
-        </w:rPr>
-        <w:t xml:space="preserve">спользуется для кнопок, ссылок, акционных надписей и </w:t>
-      </w:r>
-      <w:proofErr w:type="spellStart"/>
-      <w:r>
-        <w:rPr>
-          <w:lang w:eastAsia="ru-RU"/>
-        </w:rPr>
-        <w:t>hover</w:t>
-      </w:r>
-      <w:proofErr w:type="spellEnd"/>
-      <w:r>
-        <w:rPr>
-          <w:lang w:eastAsia="ru-RU"/>
-        </w:rPr>
-        <w:t>-эффектов.</w:t>
-      </w:r>
-      <w:r>
-        <w:rPr>
-          <w:lang w:eastAsia="ru-RU"/>
-        </w:rPr>
-        <w:t xml:space="preserve"> </w:t>
-      </w:r>
-      <w:r>
-        <w:rPr>
-          <w:lang w:eastAsia="ru-RU"/>
-        </w:rPr>
-        <w:t>Данная палитра показана на рисунке 2.</w:t>
-      </w:r>
-    </w:p>
-    <w:p>
-      <w:pPr>
-        <w:rPr>
-          <w:lang w:eastAsia="ru-RU"/>
-        </w:rPr>
-      </w:pPr>
-    </w:p>
-    <w:p>
-      <w:pPr>
-        <w:keepNext/>
-        <w:ind w:firstLine="0"/>
-        <w:jc w:val="center"/>
-      </w:pPr>
-      <w:r>
-        <w:rPr>
-          <w:noProof/>
-          <w:lang w:eastAsia="ru-RU"/>
-        </w:rPr>
-        <w:drawing>
-          <wp:inline distT="0" distB="0" distL="0" distR="0" wp14:anchorId="334D6393" wp14:editId="7E267641">
+          <wp:inline distT="0" distB="0" distL="0" distR="0" wp14:anchorId="7666DC74" wp14:editId="63243996">
             <wp:extent cx="5289847" cy="2978230"/>
             <wp:effectExtent l="0" t="0" r="6350" b="0"/>
-            <wp:docPr id="2" name="Рисунок 2"/>
+            <wp:docPr id="3" name="Рисунок 3"/>
             <wp:cNvGraphicFramePr>
               <a:graphicFrameLocks xmlns:a="http://schemas.openxmlformats.org/drawingml/2006/main" noChangeAspect="1"/>
             </wp:cNvGraphicFramePr>
@@ -4325,7 +3342,7 @@
                     </pic:cNvPicPr>
                   </pic:nvPicPr>
                   <pic:blipFill>
-                    <a:blip r:embed="rId9" cstate="print">
+                    <a:blip r:embed="rId8" cstate="print">
                       <a:extLst>
                         <a:ext uri="{28A0092B-C50C-407E-A947-70E740481C1C}">
                           <a14:useLocalDpi xmlns:a14="http://schemas.microsoft.com/office/drawing/2010/main" val="0"/>
@@ -4365,14 +3382,9 @@
       <w:r>
         <w:t xml:space="preserve">Рисунок </w:t>
       </w:r>
-      <w:fldSimple w:instr=" SEQ Figure \* ARABIC ">
-        <w:r>
-          <w:rPr>
-            <w:noProof/>
-          </w:rPr>
-          <w:t>2</w:t>
-        </w:r>
-      </w:fldSimple>
+      <w:r>
+        <w:t>1</w:t>
+      </w:r>
       <w:r>
         <w:t xml:space="preserve"> </w:t>
       </w:r>
@@ -4388,21 +3400,22 @@
     </w:p>
     <w:p>
       <w:pPr>
-        <w:ind w:firstLine="0"/>
-        <w:jc w:val="center"/>
-      </w:pPr>
-    </w:p>
-    <w:p>
-      <w:pPr>
-        <w:rPr>
-          <w:lang w:eastAsia="ru-RU"/>
-        </w:rPr>
-      </w:pPr>
-      <w:r>
-        <w:rPr>
-          <w:lang w:eastAsia="ru-RU"/>
-        </w:rPr>
-        <w:t>Нежелательные цвета: пастельные и чрезмерно кислотные тона, мешаю</w:t>
+        <w:rPr>
+          <w:lang w:eastAsia="ru-RU"/>
+        </w:rPr>
+      </w:pPr>
+    </w:p>
+    <w:p>
+      <w:pPr>
+        <w:rPr>
+          <w:lang w:eastAsia="ru-RU"/>
+        </w:rPr>
+      </w:pPr>
+      <w:r>
+        <w:rPr>
+          <w:lang w:eastAsia="ru-RU"/>
+        </w:rPr>
+        <w:t>Нежелательные цвета: пастельные и кислотные тона, мешаю</w:t>
       </w:r>
       <w:r>
         <w:rPr>
@@ -4420,8 +3433,27 @@
         <w:rPr>
           <w:lang w:eastAsia="ru-RU"/>
         </w:rPr>
-        <w:t xml:space="preserve"> Представлено на рисунке 3.</w:t>
-      </w:r>
+        <w:t xml:space="preserve"> Представлено на рисунке </w:t>
+      </w:r>
+      <w:r>
+        <w:rPr>
+          <w:lang w:eastAsia="ru-RU"/>
+        </w:rPr>
+        <w:t>2</w:t>
+      </w:r>
+      <w:r>
+        <w:rPr>
+          <w:lang w:eastAsia="ru-RU"/>
+        </w:rPr>
+        <w:t>.</w:t>
+      </w:r>
+    </w:p>
+    <w:p>
+      <w:pPr>
+        <w:rPr>
+          <w:lang w:eastAsia="ru-RU"/>
+        </w:rPr>
+      </w:pPr>
     </w:p>
     <w:p>
       <w:pPr>
@@ -4434,12 +3466,11 @@
           <w:noProof/>
           <w:lang w:eastAsia="ru-RU"/>
         </w:rPr>
-        <w:lastRenderedPageBreak/>
         <w:drawing>
-          <wp:inline distT="0" distB="0" distL="0" distR="0" wp14:anchorId="6C4BFF5F" wp14:editId="14FFF28C">
+          <wp:inline distT="0" distB="0" distL="0" distR="0" wp14:anchorId="36C99B05" wp14:editId="6F4CCF1A">
             <wp:extent cx="5849744" cy="1875233"/>
             <wp:effectExtent l="0" t="0" r="0" b="0"/>
-            <wp:docPr id="4" name="Рисунок 4"/>
+            <wp:docPr id="7" name="Рисунок 7"/>
             <wp:cNvGraphicFramePr>
               <a:graphicFrameLocks xmlns:a="http://schemas.openxmlformats.org/drawingml/2006/main" noChangeAspect="1"/>
             </wp:cNvGraphicFramePr>
@@ -4453,7 +3484,7 @@
                     </pic:cNvPicPr>
                   </pic:nvPicPr>
                   <pic:blipFill rotWithShape="1">
-                    <a:blip r:embed="rId10" cstate="print">
+                    <a:blip r:embed="rId9" cstate="print">
                       <a:extLst>
                         <a:ext uri="{28A0092B-C50C-407E-A947-70E740481C1C}">
                           <a14:useLocalDpi xmlns:a14="http://schemas.microsoft.com/office/drawing/2010/main" val="0"/>
@@ -4506,14 +3537,9 @@
       <w:r>
         <w:t xml:space="preserve">Рисунок </w:t>
       </w:r>
-      <w:fldSimple w:instr=" SEQ Figure \* ARABIC ">
-        <w:r>
-          <w:rPr>
-            <w:noProof/>
-          </w:rPr>
-          <w:t>3</w:t>
-        </w:r>
-      </w:fldSimple>
+      <w:r>
+        <w:t>2</w:t>
+      </w:r>
       <w:r>
         <w:t xml:space="preserve"> </w:t>
       </w:r>
@@ -4529,114 +3555,15 @@
     </w:p>
     <w:p>
       <w:pPr>
-        <w:pStyle w:val="1"/>
-      </w:pPr>
-      <w:bookmarkStart w:id="6" w:name="_Toc216304845"/>
-      <w:r>
-        <w:rPr>
-          <w:caps w:val="0"/>
-        </w:rPr>
-        <w:t>2 АЛГОРИТМ</w:t>
-      </w:r>
-      <w:r>
-        <w:rPr>
-          <w:caps w:val="0"/>
-        </w:rPr>
-        <w:t xml:space="preserve"> ВЗАИМОДЕЙСТВИЯ С САЙТОМ</w:t>
-      </w:r>
-      <w:bookmarkEnd w:id="6"/>
-    </w:p>
-    <w:p>
-      <w:r>
-        <w:t>– зайти на сайт;</w:t>
-      </w:r>
-    </w:p>
-    <w:p>
-      <w:r>
-        <w:t>– перейти в раздел «Каталог»;</w:t>
-      </w:r>
-    </w:p>
-    <w:p>
-      <w:r>
-        <w:t>– воспользоваться фильтрами по стилю, цвету или категории либо</w:t>
-      </w:r>
-    </w:p>
-    <w:p>
-      <w:r>
-        <w:t>собрать образ в разделе «</w:t>
-      </w:r>
-      <w:proofErr w:type="spellStart"/>
-      <w:r>
-        <w:t>Mix</w:t>
-      </w:r>
-      <w:proofErr w:type="spellEnd"/>
-      <w:r>
-        <w:t xml:space="preserve"> &amp; Match»;</w:t>
-      </w:r>
-    </w:p>
-    <w:p>
-      <w:r>
-        <w:t>– ознакомиться с карточками товаров и добавить выбранные вещи в</w:t>
-      </w:r>
-    </w:p>
-    <w:p>
-      <w:r>
-        <w:t xml:space="preserve">корзину или в </w:t>
-      </w:r>
-      <w:proofErr w:type="spellStart"/>
-      <w:r>
-        <w:t>Wishlist</w:t>
-      </w:r>
-      <w:proofErr w:type="spellEnd"/>
-      <w:r>
-        <w:t>;</w:t>
-      </w:r>
-    </w:p>
-    <w:p>
-      <w:r>
-        <w:t xml:space="preserve">– при необходимости поделиться ссылкой на </w:t>
-      </w:r>
-      <w:proofErr w:type="spellStart"/>
-      <w:r>
-        <w:t>Wishlist</w:t>
-      </w:r>
-      <w:proofErr w:type="spellEnd"/>
-      <w:r>
-        <w:t>;</w:t>
-      </w:r>
-    </w:p>
-    <w:p>
-      <w:r>
-        <w:t>– перейти в корзину и проверить выбранные товары;</w:t>
-      </w:r>
-    </w:p>
-    <w:p>
-      <w:r>
-        <w:t>– заполнить форму с контактными данными и адресом доставки;</w:t>
-      </w:r>
-    </w:p>
-    <w:p>
-      <w:r>
-        <w:t>– выбрать способ доставки и метод оплаты;</w:t>
-      </w:r>
-    </w:p>
-    <w:p>
-      <w:r>
-        <w:t>– подтвердить заказ;</w:t>
-      </w:r>
-    </w:p>
-    <w:p>
-      <w:pPr>
-        <w:rPr>
-          <w:lang w:eastAsia="ru-RU"/>
-        </w:rPr>
-      </w:pPr>
-      <w:r>
-        <w:t>– получить электронное подтверждение о покупке и статус заказа.</w:t>
-      </w:r>
-    </w:p>
-    <w:p>
-      <w:pPr>
+        <w:rPr>
+          <w:lang w:eastAsia="ru-RU"/>
+        </w:rPr>
+      </w:pPr>
+    </w:p>
+    <w:p>
+      <w:pPr>
+        <w:spacing w:after="160" w:line="259" w:lineRule="auto"/>
+        <w:ind w:firstLine="0"/>
         <w:rPr>
           <w:rFonts w:eastAsia="Times New Roman" w:cs="Times New Roman"/>
           <w:b/>
@@ -4656,15 +3583,377 @@
       <w:pPr>
         <w:pStyle w:val="1"/>
       </w:pPr>
-      <w:bookmarkStart w:id="7" w:name="_Toc216304846"/>
-      <w:r>
+      <w:bookmarkStart w:id="2" w:name="_Toc216603053"/>
+      <w:r>
+        <w:lastRenderedPageBreak/>
+        <w:t xml:space="preserve">1 </w:t>
+      </w:r>
+      <w:r>
+        <w:t>МУДБОРД</w:t>
+      </w:r>
+      <w:bookmarkEnd w:id="2"/>
+    </w:p>
+    <w:p>
+      <w:pPr>
+        <w:pStyle w:val="1"/>
+      </w:pPr>
+    </w:p>
+    <w:p>
+      <w:pPr>
+        <w:rPr>
+          <w:lang w:eastAsia="ru-RU"/>
+        </w:rPr>
+      </w:pPr>
+      <w:proofErr w:type="spellStart"/>
+      <w:r>
+        <w:rPr>
+          <w:lang w:eastAsia="ru-RU"/>
+        </w:rPr>
+        <w:t>Мудборд</w:t>
+      </w:r>
+      <w:proofErr w:type="spellEnd"/>
+      <w:r>
+        <w:rPr>
+          <w:lang w:eastAsia="ru-RU"/>
+        </w:rPr>
+        <w:t xml:space="preserve"> формируется на основе референсов </w:t>
+      </w:r>
+      <w:r>
+        <w:rPr>
+          <w:lang w:eastAsia="ru-RU"/>
+        </w:rPr>
+        <w:t xml:space="preserve">сайтов одежды, </w:t>
+      </w:r>
+      <w:r>
+        <w:rPr>
+          <w:lang w:eastAsia="ru-RU"/>
+        </w:rPr>
+        <w:t>уличной культуры. Основные источники вдохновения:</w:t>
+      </w:r>
+    </w:p>
+    <w:p>
+      <w:pPr>
+        <w:rPr>
+          <w:lang w:eastAsia="ru-RU"/>
+        </w:rPr>
+      </w:pPr>
+      <w:r>
+        <w:rPr>
+          <w:lang w:eastAsia="ru-RU"/>
+        </w:rPr>
+        <w:t>–</w:t>
+      </w:r>
+      <w:r>
+        <w:rPr>
+          <w:lang w:eastAsia="ru-RU"/>
+        </w:rPr>
+        <w:t xml:space="preserve"> </w:t>
+      </w:r>
+      <w:r>
+        <w:rPr>
+          <w:lang w:eastAsia="ru-RU"/>
+        </w:rPr>
+        <w:t xml:space="preserve">фотографии скейтпарков, </w:t>
+      </w:r>
+      <w:r>
+        <w:rPr>
+          <w:lang w:eastAsia="ru-RU"/>
+        </w:rPr>
+        <w:t>с</w:t>
+      </w:r>
+      <w:r>
+        <w:rPr>
+          <w:lang w:eastAsia="ru-RU"/>
+        </w:rPr>
+        <w:t>кейт-журналов</w:t>
+      </w:r>
+      <w:r>
+        <w:rPr>
+          <w:lang w:eastAsia="ru-RU"/>
+        </w:rPr>
+        <w:t>, граффити;</w:t>
+      </w:r>
+    </w:p>
+    <w:p>
+      <w:pPr>
+        <w:rPr>
+          <w:lang w:eastAsia="ru-RU"/>
+        </w:rPr>
+      </w:pPr>
+      <w:r>
+        <w:rPr>
+          <w:lang w:eastAsia="ru-RU"/>
+        </w:rPr>
+        <w:t>–</w:t>
+      </w:r>
+      <w:r>
+        <w:rPr>
+          <w:lang w:eastAsia="ru-RU"/>
+        </w:rPr>
+        <w:t xml:space="preserve"> </w:t>
+      </w:r>
+      <w:r>
+        <w:rPr>
+          <w:lang w:eastAsia="ru-RU"/>
+        </w:rPr>
+        <w:t>сайты</w:t>
+      </w:r>
+      <w:r>
+        <w:rPr>
+          <w:lang w:eastAsia="ru-RU"/>
+        </w:rPr>
+        <w:t xml:space="preserve"> </w:t>
+      </w:r>
+      <w:r>
+        <w:rPr>
+          <w:lang w:eastAsia="ru-RU"/>
+        </w:rPr>
+        <w:t>брендов</w:t>
+      </w:r>
+      <w:r>
+        <w:rPr>
+          <w:lang w:eastAsia="ru-RU"/>
+        </w:rPr>
+        <w:t xml:space="preserve"> </w:t>
+      </w:r>
+      <w:r>
+        <w:rPr>
+          <w:lang w:val="en-US" w:eastAsia="ru-RU"/>
+        </w:rPr>
+        <w:t>Supreme</w:t>
+      </w:r>
+      <w:r>
+        <w:rPr>
+          <w:lang w:eastAsia="ru-RU"/>
+        </w:rPr>
+        <w:t xml:space="preserve">, </w:t>
+      </w:r>
+      <w:proofErr w:type="spellStart"/>
+      <w:r>
+        <w:rPr>
+          <w:lang w:val="en-US" w:eastAsia="ru-RU"/>
+        </w:rPr>
+        <w:t>Stussy</w:t>
+      </w:r>
+      <w:proofErr w:type="spellEnd"/>
+      <w:r>
+        <w:rPr>
+          <w:lang w:eastAsia="ru-RU"/>
+        </w:rPr>
+        <w:t xml:space="preserve">, </w:t>
+      </w:r>
+      <w:r>
+        <w:rPr>
+          <w:lang w:val="en-US" w:eastAsia="ru-RU"/>
+        </w:rPr>
+        <w:t>Off</w:t>
+      </w:r>
+      <w:r>
+        <w:rPr>
+          <w:lang w:eastAsia="ru-RU"/>
+        </w:rPr>
+        <w:t>-</w:t>
+      </w:r>
+      <w:r>
+        <w:rPr>
+          <w:lang w:val="en-US" w:eastAsia="ru-RU"/>
+        </w:rPr>
+        <w:t>White</w:t>
+      </w:r>
+      <w:r>
+        <w:rPr>
+          <w:lang w:eastAsia="ru-RU"/>
+        </w:rPr>
+        <w:t xml:space="preserve"> и других.</w:t>
+      </w:r>
+    </w:p>
+    <w:p>
+      <w:pPr>
+        <w:rPr>
+          <w:lang w:eastAsia="ru-RU"/>
+        </w:rPr>
+      </w:pPr>
+      <w:r>
+        <w:t xml:space="preserve">В интерфейсе используются скругления углов у карточек товаров и кнопок. </w:t>
+      </w:r>
+      <w:proofErr w:type="spellStart"/>
+      <w:r>
+        <w:rPr>
+          <w:lang w:eastAsia="ru-RU"/>
+        </w:rPr>
+        <w:t>Мудборд</w:t>
+      </w:r>
+      <w:proofErr w:type="spellEnd"/>
+      <w:r>
+        <w:rPr>
+          <w:lang w:eastAsia="ru-RU"/>
+        </w:rPr>
+        <w:t xml:space="preserve"> представлен на рисунке </w:t>
+      </w:r>
+      <w:r>
+        <w:rPr>
+          <w:lang w:eastAsia="ru-RU"/>
+        </w:rPr>
+        <w:t>3</w:t>
+      </w:r>
+      <w:r>
+        <w:rPr>
+          <w:lang w:eastAsia="ru-RU"/>
+        </w:rPr>
+        <w:t>.</w:t>
+      </w:r>
+    </w:p>
+    <w:p>
+      <w:pPr>
+        <w:rPr>
+          <w:lang w:eastAsia="ru-RU"/>
+        </w:rPr>
+      </w:pPr>
+    </w:p>
+    <w:p>
+      <w:pPr>
+        <w:keepNext/>
+        <w:ind w:firstLine="0"/>
+        <w:jc w:val="center"/>
+      </w:pPr>
+      <w:r>
+        <w:rPr>
+          <w:noProof/>
+        </w:rPr>
+        <w:drawing>
+          <wp:inline distT="0" distB="0" distL="0" distR="0" wp14:anchorId="21C03924" wp14:editId="18657EB3">
+            <wp:extent cx="5852160" cy="3291840"/>
+            <wp:effectExtent l="0" t="0" r="0" b="3810"/>
+            <wp:docPr id="2" name="Рисунок 2"/>
+            <wp:cNvGraphicFramePr>
+              <a:graphicFrameLocks xmlns:a="http://schemas.openxmlformats.org/drawingml/2006/main" noChangeAspect="1"/>
+            </wp:cNvGraphicFramePr>
+            <a:graphic xmlns:a="http://schemas.openxmlformats.org/drawingml/2006/main">
+              <a:graphicData uri="http://schemas.openxmlformats.org/drawingml/2006/picture">
+                <pic:pic xmlns:pic="http://schemas.openxmlformats.org/drawingml/2006/picture">
+                  <pic:nvPicPr>
+                    <pic:cNvPr id="0" name="Picture 1"/>
+                    <pic:cNvPicPr>
+                      <a:picLocks noChangeAspect="1" noChangeArrowheads="1"/>
+                    </pic:cNvPicPr>
+                  </pic:nvPicPr>
+                  <pic:blipFill>
+                    <a:blip r:embed="rId10" cstate="print">
+                      <a:extLst>
+                        <a:ext uri="{28A0092B-C50C-407E-A947-70E740481C1C}">
+                          <a14:useLocalDpi xmlns:a14="http://schemas.microsoft.com/office/drawing/2010/main" val="0"/>
+                        </a:ext>
+                      </a:extLst>
+                    </a:blip>
+                    <a:srcRect/>
+                    <a:stretch>
+                      <a:fillRect/>
+                    </a:stretch>
+                  </pic:blipFill>
+                  <pic:spPr bwMode="auto">
+                    <a:xfrm>
+                      <a:off x="0" y="0"/>
+                      <a:ext cx="5852160" cy="3291840"/>
+                    </a:xfrm>
+                    <a:prstGeom prst="rect">
+                      <a:avLst/>
+                    </a:prstGeom>
+                    <a:noFill/>
+                    <a:ln>
+                      <a:noFill/>
+                    </a:ln>
+                  </pic:spPr>
+                </pic:pic>
+              </a:graphicData>
+            </a:graphic>
+          </wp:inline>
+        </w:drawing>
+      </w:r>
+    </w:p>
+    <w:p>
+      <w:pPr>
+        <w:ind w:firstLine="0"/>
+        <w:jc w:val="center"/>
+        <w:rPr>
+          <w:lang w:eastAsia="ru-RU"/>
+        </w:rPr>
+      </w:pPr>
+      <w:r>
+        <w:t xml:space="preserve">Рисунок </w:t>
+      </w:r>
+      <w:r>
+        <w:t>3</w:t>
+      </w:r>
+      <w:r>
+        <w:t xml:space="preserve"> </w:t>
+      </w:r>
+      <w:r>
+        <w:rPr>
+          <w:lang w:eastAsia="ru-RU"/>
+        </w:rPr>
+        <w:t>–</w:t>
+      </w:r>
+      <w:r>
+        <w:rPr>
+          <w:lang w:eastAsia="ru-RU"/>
+        </w:rPr>
+        <w:t xml:space="preserve"> </w:t>
+      </w:r>
+      <w:proofErr w:type="spellStart"/>
+      <w:r>
+        <w:t>Мудборд</w:t>
+      </w:r>
+      <w:proofErr w:type="spellEnd"/>
+      <w:r>
+        <w:t xml:space="preserve"> сайта</w:t>
+      </w:r>
+    </w:p>
+    <w:p>
+      <w:pPr>
+        <w:spacing w:after="160" w:line="259" w:lineRule="auto"/>
+        <w:ind w:firstLine="0"/>
+        <w:rPr>
+          <w:rFonts w:eastAsia="Times New Roman" w:cs="Times New Roman"/>
+          <w:b/>
+          <w:bCs/>
+          <w:spacing w:val="60"/>
+          <w:kern w:val="0"/>
+          <w:szCs w:val="36"/>
+          <w:lang w:eastAsia="ru-RU"/>
+          <w14:ligatures w14:val="none"/>
+        </w:rPr>
+      </w:pPr>
+      <w:r>
+        <w:br w:type="page"/>
+      </w:r>
+    </w:p>
+    <w:p>
+      <w:pPr>
+        <w:pStyle w:val="1"/>
         <w:rPr>
           <w:caps w:val="0"/>
         </w:rPr>
+      </w:pPr>
+      <w:bookmarkStart w:id="3" w:name="_Toc216603054"/>
+      <w:r>
+        <w:rPr>
+          <w:caps w:val="0"/>
+        </w:rPr>
         <w:lastRenderedPageBreak/>
-        <w:t>3 СТРУКТУРА САЙТА</w:t>
-      </w:r>
-      <w:bookmarkEnd w:id="7"/>
+        <w:t>2</w:t>
+      </w:r>
+      <w:r>
+        <w:rPr>
+          <w:caps w:val="0"/>
+        </w:rPr>
+        <w:t xml:space="preserve"> СТРУКТУРА САЙТА</w:t>
+      </w:r>
+      <w:bookmarkEnd w:id="3"/>
+    </w:p>
+    <w:p>
+      <w:pPr>
+        <w:pStyle w:val="1"/>
+      </w:pPr>
     </w:p>
     <w:p>
       <w:r>
@@ -4694,7 +3983,13 @@
         <w:t>Она</w:t>
       </w:r>
       <w:r>
-        <w:t xml:space="preserve"> представлена на рисунке 4. </w:t>
+        <w:t xml:space="preserve"> представлена на рисунке </w:t>
+      </w:r>
+      <w:r>
+        <w:t>4.</w:t>
+      </w:r>
+      <w:r>
+        <w:t xml:space="preserve"> </w:t>
       </w:r>
     </w:p>
     <w:p/>
@@ -5363,30 +4658,123 @@
           <w:lang w:eastAsia="ru-RU"/>
         </w:rPr>
       </w:pPr>
-      <w:r>
-        <w:rPr>
-          <w:lang w:eastAsia="ru-RU"/>
-        </w:rPr>
-        <w:t>Страница «</w:t>
-      </w:r>
-      <w:r>
-        <w:rPr>
-          <w:lang w:eastAsia="ru-RU"/>
-        </w:rPr>
-        <w:t>Меню</w:t>
-      </w:r>
-      <w:r>
-        <w:rPr>
-          <w:lang w:eastAsia="ru-RU"/>
-        </w:rPr>
-        <w:t>»</w:t>
-      </w:r>
-      <w:r>
-        <w:rPr>
-          <w:lang w:eastAsia="ru-RU"/>
-        </w:rPr>
-        <w:t>.</w:t>
-      </w:r>
+    </w:p>
+    <w:p>
+      <w:pPr>
+        <w:pStyle w:val="2"/>
+      </w:pPr>
+      <w:bookmarkStart w:id="4" w:name="_Toc216603055"/>
+      <w:r>
+        <w:t>2</w:t>
+      </w:r>
+      <w:r>
+        <w:t>.2</w:t>
+      </w:r>
+      <w:r>
+        <w:t xml:space="preserve"> </w:t>
+      </w:r>
+      <w:r>
+        <w:t>А</w:t>
+      </w:r>
+      <w:r>
+        <w:t>лгоритм</w:t>
+      </w:r>
+      <w:r>
+        <w:t xml:space="preserve"> взаимодействия с сайтом</w:t>
+      </w:r>
+      <w:bookmarkEnd w:id="4"/>
+    </w:p>
+    <w:p/>
+    <w:p>
+      <w:r>
+        <w:t>– зайти на сайт;</w:t>
+      </w:r>
+    </w:p>
+    <w:p>
+      <w:r>
+        <w:t>– перейти в раздел «Каталог»;</w:t>
+      </w:r>
+    </w:p>
+    <w:p>
+      <w:r>
+        <w:t>– воспользоваться фильтрами по стилю, цвету или категории либо</w:t>
+      </w:r>
+    </w:p>
+    <w:p>
+      <w:r>
+        <w:t>собрать образ в разделе «</w:t>
+      </w:r>
+      <w:proofErr w:type="spellStart"/>
+      <w:r>
+        <w:t>Mix</w:t>
+      </w:r>
+      <w:proofErr w:type="spellEnd"/>
+      <w:r>
+        <w:t xml:space="preserve"> &amp; Match»;</w:t>
+      </w:r>
+    </w:p>
+    <w:p>
+      <w:r>
+        <w:t xml:space="preserve">– добавить выбранные вещи в корзину или в </w:t>
+      </w:r>
+      <w:proofErr w:type="spellStart"/>
+      <w:r>
+        <w:t>Wishlist</w:t>
+      </w:r>
+      <w:proofErr w:type="spellEnd"/>
+      <w:r>
+        <w:t>;</w:t>
+      </w:r>
+    </w:p>
+    <w:p>
+      <w:r>
+        <w:t xml:space="preserve">– поделиться ссылкой на </w:t>
+      </w:r>
+      <w:proofErr w:type="spellStart"/>
+      <w:r>
+        <w:t>Wishlist</w:t>
+      </w:r>
+      <w:proofErr w:type="spellEnd"/>
+      <w:r>
+        <w:t>;</w:t>
+      </w:r>
+    </w:p>
+    <w:p>
+      <w:r>
+        <w:t>– перейти в корзину и проверить выбранные товары;</w:t>
+      </w:r>
+    </w:p>
+    <w:p>
+      <w:r>
+        <w:t>– заполнить форму с контактными данными и адресом доставки;</w:t>
+      </w:r>
+    </w:p>
+    <w:p>
+      <w:r>
+        <w:t>– выбрать способ доставки и метод оплаты;</w:t>
+      </w:r>
+    </w:p>
+    <w:p>
+      <w:r>
+        <w:t>– подтвердить заказ;</w:t>
+      </w:r>
+    </w:p>
+    <w:p>
+      <w:pPr>
+        <w:rPr>
+          <w:lang w:eastAsia="ru-RU"/>
+        </w:rPr>
+      </w:pPr>
+      <w:r>
+        <w:t>– получить электронное подтверждение о покупке и статус заказа.</w:t>
+      </w:r>
+    </w:p>
+    <w:p>
+      <w:pPr>
+        <w:rPr>
+          <w:lang w:eastAsia="ru-RU"/>
+        </w:rPr>
+      </w:pPr>
     </w:p>
     <w:p>
       <w:pPr>
@@ -5407,28 +4795,49 @@
       <w:pPr>
         <w:pStyle w:val="1"/>
       </w:pPr>
-      <w:bookmarkStart w:id="8" w:name="_Toc216304847"/>
+      <w:bookmarkStart w:id="5" w:name="_Toc216603056"/>
       <w:r>
         <w:rPr>
           <w:caps w:val="0"/>
         </w:rPr>
         <w:lastRenderedPageBreak/>
-        <w:t>4 ПОДРОБНОЕ ОПИСАНИЕ СТРАНИЦ</w:t>
-      </w:r>
-      <w:bookmarkEnd w:id="8"/>
+        <w:t>3</w:t>
+      </w:r>
+      <w:r>
+        <w:rPr>
+          <w:caps w:val="0"/>
+        </w:rPr>
+        <w:t xml:space="preserve"> ОПИСАНИЕ СТРАНИЦ</w:t>
+      </w:r>
+      <w:bookmarkEnd w:id="5"/>
     </w:p>
     <w:p>
       <w:pPr>
         <w:pStyle w:val="2"/>
+      </w:pPr>
+    </w:p>
+    <w:p>
+      <w:pPr>
+        <w:pStyle w:val="2"/>
         <w:rPr>
           <w:sz w:val="27"/>
         </w:rPr>
       </w:pPr>
-      <w:bookmarkStart w:id="9" w:name="_Toc216304848"/>
-      <w:r>
-        <w:t>4.1 Главная страница</w:t>
-      </w:r>
-      <w:bookmarkEnd w:id="9"/>
+      <w:bookmarkStart w:id="6" w:name="_Toc216603057"/>
+      <w:r>
+        <w:t>3.</w:t>
+      </w:r>
+      <w:r>
+        <w:t>1 Главная страница</w:t>
+      </w:r>
+      <w:bookmarkEnd w:id="6"/>
+    </w:p>
+    <w:p>
+      <w:pPr>
+        <w:rPr>
+          <w:rStyle w:val="a4"/>
+        </w:rPr>
+      </w:pPr>
     </w:p>
     <w:p>
       <w:r>
@@ -5734,15 +5143,7 @@
           <w:ilvl w:val="0"/>
           <w:numId w:val="28"/>
         </w:numPr>
-      </w:pPr>
-    </w:p>
-    <w:p>
-      <w:pPr>
-        <w:pStyle w:val="a7"/>
-        <w:numPr>
-          <w:ilvl w:val="0"/>
-          <w:numId w:val="28"/>
-        </w:numPr>
+        <w:ind w:left="709" w:firstLine="0"/>
       </w:pPr>
       <w:r>
         <w:t xml:space="preserve">3 </w:t>
@@ -6061,14 +5462,54 @@
       </w:r>
     </w:p>
     <w:p>
+      <w:r>
+        <w:t xml:space="preserve">На главную страницу можно перейти с любой страницы сайта через пункт «Главная» в </w:t>
+      </w:r>
+      <w:r>
+        <w:rPr>
+          <w:lang w:val="en-US"/>
+        </w:rPr>
+        <w:t>header</w:t>
+      </w:r>
+      <w:r>
+        <w:t xml:space="preserve"> </w:t>
+      </w:r>
+      <w:r>
+        <w:t>или по нажатию на логотип бренда «</w:t>
+      </w:r>
+      <w:proofErr w:type="spellStart"/>
+      <w:r>
+        <w:t>Sekret</w:t>
+      </w:r>
+      <w:proofErr w:type="spellEnd"/>
+      <w:r>
+        <w:t>» в шапке сайта.</w:t>
+      </w:r>
+    </w:p>
+    <w:p>
       <w:pPr>
         <w:pStyle w:val="2"/>
       </w:pPr>
-      <w:bookmarkStart w:id="10" w:name="_Toc216304849"/>
-      <w:r>
-        <w:t>4.2 Каталог</w:t>
-      </w:r>
-      <w:bookmarkEnd w:id="10"/>
+    </w:p>
+    <w:p>
+      <w:pPr>
+        <w:pStyle w:val="2"/>
+      </w:pPr>
+      <w:bookmarkStart w:id="7" w:name="_Toc216603058"/>
+      <w:r>
+        <w:t>3.</w:t>
+      </w:r>
+      <w:r>
+        <w:t>2 Каталог</w:t>
+      </w:r>
+      <w:bookmarkEnd w:id="7"/>
+    </w:p>
+    <w:p>
+      <w:pPr>
+        <w:rPr>
+          <w:rStyle w:val="a4"/>
+        </w:rPr>
+      </w:pPr>
     </w:p>
     <w:p>
       <w:r>
@@ -6141,6 +5582,7 @@
         <w:rPr>
           <w:rStyle w:val="a4"/>
         </w:rPr>
+        <w:lastRenderedPageBreak/>
         <w:t>Основн</w:t>
       </w:r>
       <w:r>
@@ -6187,7 +5629,6 @@
     </w:p>
     <w:p>
       <w:r>
-        <w:lastRenderedPageBreak/>
         <w:t xml:space="preserve">– </w:t>
       </w:r>
       <w:r>
@@ -6292,20 +5733,63 @@
       </w:r>
     </w:p>
     <w:p>
+      <w:r>
+        <w:t xml:space="preserve">На страницу «Каталог» можно перейти с любой страницы сайта через пункт «Каталог» в </w:t>
+      </w:r>
+      <w:r>
+        <w:rPr>
+          <w:lang w:val="en-US"/>
+        </w:rPr>
+        <w:t>header</w:t>
+      </w:r>
+      <w:r>
+        <w:t xml:space="preserve"> или по нажатию кнопок «Смотреть всё» и </w:t>
+      </w:r>
+      <w:proofErr w:type="spellStart"/>
+      <w:r>
+        <w:t>кликабельных</w:t>
+      </w:r>
+      <w:proofErr w:type="spellEnd"/>
+      <w:r>
+        <w:t xml:space="preserve"> карточек товаров на главной странице.</w:t>
+      </w:r>
+    </w:p>
+    <w:p>
       <w:pPr>
         <w:pStyle w:val="2"/>
       </w:pPr>
-      <w:bookmarkStart w:id="11" w:name="_Toc216304850"/>
-      <w:r>
-        <w:t xml:space="preserve">4.3 </w:t>
-      </w:r>
-      <w:r>
+    </w:p>
+    <w:p>
+      <w:pPr>
+        <w:pStyle w:val="2"/>
         <w:rPr>
           <w:lang w:val="en-US"/>
         </w:rPr>
+      </w:pPr>
+      <w:bookmarkStart w:id="8" w:name="_Toc216603059"/>
+      <w:r>
+        <w:rPr>
+          <w:lang w:val="en-US"/>
+        </w:rPr>
+        <w:t>3.</w:t>
+      </w:r>
+      <w:r>
+        <w:rPr>
+          <w:lang w:val="en-US"/>
+        </w:rPr>
+        <w:t xml:space="preserve">3 </w:t>
+      </w:r>
+      <w:proofErr w:type="spellStart"/>
+      <w:r>
+        <w:rPr>
+          <w:lang w:val="en-US"/>
+        </w:rPr>
         <w:t>Mix</w:t>
       </w:r>
       <w:r>
+        <w:rPr>
+          <w:lang w:val="en-US"/>
+        </w:rPr>
         <w:t>&amp;</w:t>
       </w:r>
       <w:r>
@@ -6314,9 +5798,23 @@
         </w:rPr>
         <w:t>Match</w:t>
       </w:r>
-      <w:bookmarkEnd w:id="11"/>
-    </w:p>
-    <w:p>
+      <w:bookmarkEnd w:id="8"/>
+      <w:proofErr w:type="spellEnd"/>
+    </w:p>
+    <w:p>
+      <w:pPr>
+        <w:rPr>
+          <w:rStyle w:val="a4"/>
+          <w:lang w:val="en-US"/>
+        </w:rPr>
+      </w:pPr>
+    </w:p>
+    <w:p>
+      <w:pPr>
+        <w:rPr>
+          <w:lang w:val="en-US"/>
+        </w:rPr>
+      </w:pPr>
       <w:r>
         <w:rPr>
           <w:rStyle w:val="a4"/>
@@ -6326,6 +5824,7 @@
       <w:r>
         <w:rPr>
           <w:rStyle w:val="a4"/>
+          <w:lang w:val="en-US"/>
         </w:rPr>
         <w:t xml:space="preserve"> </w:t>
       </w:r>
@@ -6338,6 +5837,7 @@
       <w:r>
         <w:rPr>
           <w:rStyle w:val="a4"/>
+          <w:lang w:val="en-US"/>
         </w:rPr>
         <w:t xml:space="preserve"> (</w:t>
       </w:r>
@@ -6351,6 +5851,7 @@
       <w:r>
         <w:rPr>
           <w:rStyle w:val="a4"/>
+          <w:lang w:val="en-US"/>
         </w:rPr>
         <w:t>):</w:t>
       </w:r>
@@ -6539,6 +6040,7 @@
     </w:p>
     <w:p>
       <w:r>
+        <w:lastRenderedPageBreak/>
         <w:t>образа;</w:t>
       </w:r>
     </w:p>
@@ -6570,20 +6072,56 @@
         <w:t>– текстовый логотип.</w:t>
       </w:r>
     </w:p>
+    <w:p>
+      <w:r>
+        <w:t>На страницу «</w:t>
+      </w:r>
+      <w:proofErr w:type="spellStart"/>
+      <w:r>
+        <w:t>Mix&amp;Match</w:t>
+      </w:r>
+      <w:proofErr w:type="spellEnd"/>
+      <w:r>
+        <w:t>» можно перейти через пункт «</w:t>
+      </w:r>
+      <w:proofErr w:type="spellStart"/>
+      <w:r>
+        <w:t>Метч</w:t>
+      </w:r>
+      <w:proofErr w:type="spellEnd"/>
+      <w:r>
+        <w:t xml:space="preserve">» в </w:t>
+      </w:r>
+      <w:r>
+        <w:rPr>
+          <w:lang w:val="en-US"/>
+        </w:rPr>
+        <w:t>header</w:t>
+      </w:r>
+      <w:r>
+        <w:t xml:space="preserve"> или по нажатию кнопки «Составить образ» на главной странице и в разделе каталога.</w:t>
+      </w:r>
+    </w:p>
     <w:p/>
     <w:p>
       <w:pPr>
         <w:pStyle w:val="2"/>
       </w:pPr>
-      <w:bookmarkStart w:id="12" w:name="_Toc216304851"/>
-      <w:r>
-        <w:lastRenderedPageBreak/>
-        <w:t>4.</w:t>
+      <w:bookmarkStart w:id="9" w:name="_Toc216603060"/>
+      <w:r>
+        <w:t>3.</w:t>
       </w:r>
       <w:r>
         <w:t>4 Страница «Образ 1»</w:t>
       </w:r>
-      <w:bookmarkEnd w:id="12"/>
+      <w:bookmarkEnd w:id="9"/>
+    </w:p>
+    <w:p>
+      <w:pPr>
+        <w:rPr>
+          <w:rStyle w:val="a4"/>
+        </w:rPr>
+      </w:pPr>
     </w:p>
     <w:p>
       <w:r>
@@ -6762,12 +6300,31 @@
       </w:r>
     </w:p>
     <w:p>
+      <w:r>
+        <w:lastRenderedPageBreak/>
+        <w:t>На страницу «Образ 1» можно перейти по нажатию кнопки «Собрать образ» или нажав на карточку товара на странице «</w:t>
+      </w:r>
+      <w:proofErr w:type="spellStart"/>
+      <w:r>
+        <w:t>Mix&amp;Match</w:t>
+      </w:r>
+      <w:proofErr w:type="spellEnd"/>
+      <w:r>
+        <w:t>».</w:t>
+      </w:r>
+    </w:p>
+    <w:p>
       <w:pPr>
         <w:pStyle w:val="2"/>
       </w:pPr>
-      <w:bookmarkStart w:id="13" w:name="_Toc216304852"/>
-      <w:r>
-        <w:t>4.</w:t>
+    </w:p>
+    <w:p>
+      <w:pPr>
+        <w:pStyle w:val="2"/>
+      </w:pPr>
+      <w:bookmarkStart w:id="10" w:name="_Toc216603061"/>
+      <w:r>
+        <w:t>3.</w:t>
       </w:r>
       <w:r>
         <w:t>5</w:t>
@@ -6791,7 +6348,14 @@
         </w:rPr>
         <w:t>Личный список</w:t>
       </w:r>
-      <w:bookmarkEnd w:id="13"/>
+      <w:bookmarkEnd w:id="10"/>
+    </w:p>
+    <w:p>
+      <w:pPr>
+        <w:rPr>
+          <w:rStyle w:val="a4"/>
+        </w:rPr>
+      </w:pPr>
     </w:p>
     <w:p>
       <w:r>
@@ -6887,7 +6451,6 @@
     </w:p>
     <w:p>
       <w:r>
-        <w:lastRenderedPageBreak/>
         <w:t>– текст: «Теперь все точно знают, что вам реально нужно!»;</w:t>
       </w:r>
     </w:p>
@@ -6931,6 +6494,48 @@
       <w:r>
         <w:t>– текстовый логотип.</w:t>
       </w:r>
+    </w:p>
+    <w:p>
+      <w:r>
+        <w:t>На страницу «</w:t>
+      </w:r>
+      <w:proofErr w:type="spellStart"/>
+      <w:r>
+        <w:t>Wish-list</w:t>
+      </w:r>
+      <w:proofErr w:type="spellEnd"/>
+      <w:r>
+        <w:t>» можно перейти через пункт «</w:t>
+      </w:r>
+      <w:proofErr w:type="spellStart"/>
+      <w:r>
+        <w:t>Виш</w:t>
+      </w:r>
+      <w:proofErr w:type="spellEnd"/>
+      <w:r>
+        <w:t xml:space="preserve">-лист» в </w:t>
+      </w:r>
+      <w:proofErr w:type="spellStart"/>
+      <w:r>
+        <w:t>header</w:t>
+      </w:r>
+      <w:proofErr w:type="spellEnd"/>
+      <w:r>
+        <w:t xml:space="preserve"> или по нажатию кнопки добавления товара в </w:t>
+      </w:r>
+      <w:proofErr w:type="spellStart"/>
+      <w:r>
+        <w:t>Wish-list</w:t>
+      </w:r>
+      <w:proofErr w:type="spellEnd"/>
+      <w:r>
+        <w:t xml:space="preserve"> на главной странице.</w:t>
+      </w:r>
+    </w:p>
+    <w:p>
+      <w:pPr>
+        <w:pStyle w:val="2"/>
+      </w:pPr>
     </w:p>
     <w:p>
       <w:pPr>
@@ -6941,9 +6546,9 @@
           <w:bCs/>
         </w:rPr>
       </w:pPr>
-      <w:bookmarkStart w:id="14" w:name="_Toc216304853"/>
-      <w:r>
-        <w:t>4.</w:t>
+      <w:bookmarkStart w:id="11" w:name="_Toc216603062"/>
+      <w:r>
+        <w:t>3.</w:t>
       </w:r>
       <w:r>
         <w:t>6</w:t>
@@ -6969,7 +6574,14 @@
         </w:rPr>
         <w:t>Для дарящего</w:t>
       </w:r>
-      <w:bookmarkEnd w:id="14"/>
+      <w:bookmarkEnd w:id="11"/>
+    </w:p>
+    <w:p>
+      <w:pPr>
+        <w:rPr>
+          <w:rStyle w:val="a4"/>
+        </w:rPr>
+      </w:pPr>
     </w:p>
     <w:p>
       <w:r>
@@ -7044,6 +6656,7 @@
           <w:b/>
           <w:bCs/>
         </w:rPr>
+        <w:lastRenderedPageBreak/>
         <w:t>Основная часть:</w:t>
       </w:r>
     </w:p>
@@ -7181,12 +6794,38 @@
       </w:r>
     </w:p>
     <w:p>
+      <w:r>
+        <w:t xml:space="preserve">На страницу </w:t>
+      </w:r>
+      <w:proofErr w:type="spellStart"/>
+      <w:r>
+        <w:t>Wish-list</w:t>
+      </w:r>
+      <w:proofErr w:type="spellEnd"/>
+      <w:r>
+        <w:t xml:space="preserve"> для дарящего можно перейти по ссылке, скопированной на странице личного </w:t>
+      </w:r>
+      <w:proofErr w:type="spellStart"/>
+      <w:r>
+        <w:t>Wish-list</w:t>
+      </w:r>
+      <w:proofErr w:type="spellEnd"/>
+      <w:r>
+        <w:t xml:space="preserve"> пользователя.</w:t>
+      </w:r>
+    </w:p>
+    <w:p>
       <w:pPr>
         <w:pStyle w:val="2"/>
       </w:pPr>
-      <w:bookmarkStart w:id="15" w:name="_Toc216304854"/>
-      <w:r>
-        <w:t>4.</w:t>
+    </w:p>
+    <w:p>
+      <w:pPr>
+        <w:pStyle w:val="2"/>
+      </w:pPr>
+      <w:bookmarkStart w:id="12" w:name="_Toc216603063"/>
+      <w:r>
+        <w:t>3.</w:t>
       </w:r>
       <w:r>
         <w:t>7</w:t>
@@ -7194,14 +6833,20 @@
       <w:r>
         <w:t xml:space="preserve"> «Ссылка успешно скопирована!»</w:t>
       </w:r>
-      <w:bookmarkEnd w:id="15"/>
-    </w:p>
-    <w:p>
-      <w:r>
-        <w:rPr>
-          <w:rStyle w:val="a4"/>
-        </w:rPr>
-        <w:lastRenderedPageBreak/>
+      <w:bookmarkEnd w:id="12"/>
+    </w:p>
+    <w:p>
+      <w:pPr>
+        <w:rPr>
+          <w:rStyle w:val="a4"/>
+        </w:rPr>
+      </w:pPr>
+    </w:p>
+    <w:p>
+      <w:r>
+        <w:rPr>
+          <w:rStyle w:val="a4"/>
+        </w:rPr>
         <w:t>Шапка сайта (</w:t>
       </w:r>
       <w:proofErr w:type="spellStart"/>
@@ -7311,18 +6956,41 @@
     </w:p>
     <w:p>
       <w:r>
+        <w:lastRenderedPageBreak/>
         <w:t>– текстовый логотип.</w:t>
       </w:r>
     </w:p>
     <w:p>
+      <w:r>
+        <w:t xml:space="preserve">На страницу подтверждения копирования ссылки можно перейти после нажатия кнопки «Скопировать ссылку» на странице </w:t>
+      </w:r>
+      <w:proofErr w:type="spellStart"/>
+      <w:r>
+        <w:t>Wish-list</w:t>
+      </w:r>
+      <w:proofErr w:type="spellEnd"/>
+      <w:r>
+        <w:t>.</w:t>
+      </w:r>
+    </w:p>
+    <w:p/>
+    <w:p>
       <w:pPr>
         <w:pStyle w:val="2"/>
       </w:pPr>
-      <w:bookmarkStart w:id="16" w:name="_Toc216304855"/>
-      <w:r>
-        <w:t>4.8 Конкретная категория товара</w:t>
-      </w:r>
-      <w:bookmarkEnd w:id="16"/>
+      <w:bookmarkStart w:id="13" w:name="_Toc216603064"/>
+      <w:r>
+        <w:t>3.</w:t>
+      </w:r>
+      <w:r>
+        <w:t>8 Конкретная категория товара</w:t>
+      </w:r>
+      <w:bookmarkEnd w:id="13"/>
+    </w:p>
+    <w:p>
+      <w:pPr>
+        <w:pStyle w:val="2"/>
+      </w:pPr>
     </w:p>
     <w:p>
       <w:r>
@@ -7516,14 +7184,19 @@
         <w:t>– текстовый логотип.</w:t>
       </w:r>
     </w:p>
+    <w:p>
+      <w:r>
+        <w:t>На страницу конкретной категории товаров можно перейти из раздела «Каталог» по нажатию на соответствующую карточку категории.</w:t>
+      </w:r>
+    </w:p>
     <w:p/>
     <w:p>
       <w:pPr>
         <w:pStyle w:val="2"/>
       </w:pPr>
-      <w:bookmarkStart w:id="17" w:name="_Toc216304856"/>
-      <w:r>
-        <w:t>4.</w:t>
+      <w:bookmarkStart w:id="14" w:name="_Toc216603065"/>
+      <w:r>
+        <w:t>3.</w:t>
       </w:r>
       <w:r>
         <w:t>9</w:t>
@@ -7531,7 +7204,12 @@
       <w:r>
         <w:t xml:space="preserve"> Страница товара</w:t>
       </w:r>
-      <w:bookmarkEnd w:id="17"/>
+      <w:bookmarkEnd w:id="14"/>
+    </w:p>
+    <w:p>
+      <w:pPr>
+        <w:pStyle w:val="2"/>
+      </w:pPr>
     </w:p>
     <w:p>
       <w:r>
@@ -7591,6 +7269,7 @@
     </w:p>
     <w:p>
       <w:r>
+        <w:lastRenderedPageBreak/>
         <w:t>– иконки пользователя: «Корзина», «Профиль».</w:t>
       </w:r>
     </w:p>
@@ -7727,12 +7406,22 @@
       </w:r>
     </w:p>
     <w:p>
+      <w:r>
+        <w:t>На страницу товара можно перейти по нажатию кнопки «Подробнее» на карточке товара в каталоге или в конкретной категории товаров.</w:t>
+      </w:r>
+    </w:p>
+    <w:p>
       <w:pPr>
         <w:pStyle w:val="2"/>
       </w:pPr>
-      <w:bookmarkStart w:id="18" w:name="_Toc216304857"/>
-      <w:r>
-        <w:t>4.</w:t>
+    </w:p>
+    <w:p>
+      <w:pPr>
+        <w:pStyle w:val="2"/>
+      </w:pPr>
+      <w:bookmarkStart w:id="15" w:name="_Toc216603066"/>
+      <w:r>
+        <w:t>3.</w:t>
       </w:r>
       <w:r>
         <w:t>10</w:t>
@@ -7740,7 +7429,12 @@
       <w:r>
         <w:t xml:space="preserve"> Корзина</w:t>
       </w:r>
-      <w:bookmarkEnd w:id="18"/>
+      <w:bookmarkEnd w:id="15"/>
+    </w:p>
+    <w:p>
+      <w:pPr>
+        <w:pStyle w:val="2"/>
+      </w:pPr>
     </w:p>
     <w:p>
       <w:r>
@@ -7813,22 +7507,22 @@
         <w:rPr>
           <w:rStyle w:val="a4"/>
         </w:rPr>
+        <w:t>Основной блок:</w:t>
+      </w:r>
+    </w:p>
+    <w:p>
+      <w:r>
+        <w:t>– заголовок: «Корзина»;</w:t>
+      </w:r>
+    </w:p>
+    <w:p>
+      <w:r>
+        <w:t>– кнопка «Назад»;</w:t>
+      </w:r>
+    </w:p>
+    <w:p>
+      <w:r>
         <w:lastRenderedPageBreak/>
-        <w:t>Основной блок:</w:t>
-      </w:r>
-    </w:p>
-    <w:p>
-      <w:r>
-        <w:t>– заголовок: «Корзина»;</w:t>
-      </w:r>
-    </w:p>
-    <w:p>
-      <w:r>
-        <w:t>– кнопка «Назад»;</w:t>
-      </w:r>
-    </w:p>
-    <w:p>
-      <w:r>
         <w:t>– список</w:t>
       </w:r>
       <w:r>
@@ -7904,12 +7598,30 @@
       </w:r>
     </w:p>
     <w:p>
+      <w:r>
+        <w:t xml:space="preserve">На страницу «Корзина» можно перейти с каждой страницы сайта по нажатию на иконку «Корзина» в </w:t>
+      </w:r>
+      <w:proofErr w:type="spellStart"/>
+      <w:r>
+        <w:t>header</w:t>
+      </w:r>
+      <w:proofErr w:type="spellEnd"/>
+      <w:r>
+        <w:t>.</w:t>
+      </w:r>
+    </w:p>
+    <w:p>
       <w:pPr>
         <w:pStyle w:val="2"/>
       </w:pPr>
-      <w:bookmarkStart w:id="19" w:name="_Toc216304858"/>
-      <w:r>
-        <w:t>4.</w:t>
+    </w:p>
+    <w:p>
+      <w:pPr>
+        <w:pStyle w:val="2"/>
+      </w:pPr>
+      <w:bookmarkStart w:id="16" w:name="_Toc216603067"/>
+      <w:r>
+        <w:t>3.</w:t>
       </w:r>
       <w:r>
         <w:t>1</w:t>
@@ -7920,7 +7632,14 @@
       <w:r>
         <w:t xml:space="preserve"> Оформление заказа</w:t>
       </w:r>
-      <w:bookmarkEnd w:id="19"/>
+      <w:bookmarkEnd w:id="16"/>
+    </w:p>
+    <w:p>
+      <w:pPr>
+        <w:rPr>
+          <w:rStyle w:val="a4"/>
+        </w:rPr>
+      </w:pPr>
     </w:p>
     <w:p>
       <w:r>
@@ -8087,12 +7806,41 @@
       </w:r>
     </w:p>
     <w:p>
+      <w:r>
+        <w:t>На страницу «Оформление заказа» можно перейти по нажатию кнопки «Оформить заказ» на страницах «Корзина», «</w:t>
+      </w:r>
+      <w:proofErr w:type="spellStart"/>
+      <w:r>
+        <w:t>Метч</w:t>
+      </w:r>
+      <w:proofErr w:type="spellEnd"/>
+      <w:r>
+        <w:t>» и «</w:t>
+      </w:r>
+      <w:proofErr w:type="spellStart"/>
+      <w:r>
+        <w:t>Виш</w:t>
+      </w:r>
+      <w:proofErr w:type="spellEnd"/>
+      <w:r>
+        <w:t>-Лист».</w:t>
+      </w:r>
+    </w:p>
+    <w:p>
       <w:pPr>
         <w:pStyle w:val="2"/>
       </w:pPr>
-      <w:bookmarkStart w:id="20" w:name="_Toc216304859"/>
-      <w:r>
-        <w:t>4.1</w:t>
+    </w:p>
+    <w:p>
+      <w:pPr>
+        <w:pStyle w:val="2"/>
+      </w:pPr>
+      <w:bookmarkStart w:id="17" w:name="_Toc216603068"/>
+      <w:r>
+        <w:t>3.</w:t>
+      </w:r>
+      <w:r>
+        <w:t>1</w:t>
       </w:r>
       <w:r>
         <w:t>2</w:t>
@@ -8100,9 +7848,462 @@
       <w:r>
         <w:t xml:space="preserve"> Страница подтверждения оплаты</w:t>
       </w:r>
+      <w:bookmarkEnd w:id="17"/>
+    </w:p>
+    <w:p>
+      <w:pPr>
+        <w:rPr>
+          <w:rStyle w:val="a4"/>
+        </w:rPr>
+      </w:pPr>
+    </w:p>
+    <w:p>
+      <w:r>
+        <w:rPr>
+          <w:rStyle w:val="a4"/>
+        </w:rPr>
+        <w:t>Шапка сайта (</w:t>
+      </w:r>
+      <w:proofErr w:type="spellStart"/>
+      <w:r>
+        <w:rPr>
+          <w:rStyle w:val="a4"/>
+        </w:rPr>
+        <w:t>header</w:t>
+      </w:r>
+      <w:proofErr w:type="spellEnd"/>
+      <w:r>
+        <w:rPr>
+          <w:rStyle w:val="a4"/>
+        </w:rPr>
+        <w:t>):</w:t>
+      </w:r>
+    </w:p>
+    <w:p>
+      <w:r>
+        <w:t>– логотип бренда «</w:t>
+      </w:r>
+      <w:proofErr w:type="spellStart"/>
+      <w:r>
+        <w:t>Sekret</w:t>
+      </w:r>
+      <w:proofErr w:type="spellEnd"/>
+      <w:r>
+        <w:t>»;</w:t>
+      </w:r>
+    </w:p>
+    <w:p>
+      <w:r>
+        <w:t>– главное меню: «</w:t>
+      </w:r>
+      <w:proofErr w:type="spellStart"/>
+      <w:r>
+        <w:t>Метч</w:t>
+      </w:r>
+      <w:proofErr w:type="spellEnd"/>
+      <w:r>
+        <w:t>», «Главная», «</w:t>
+      </w:r>
+      <w:proofErr w:type="spellStart"/>
+      <w:r>
+        <w:t>Виш</w:t>
+      </w:r>
+      <w:proofErr w:type="spellEnd"/>
+      <w:r>
+        <w:t>-лист»;</w:t>
+      </w:r>
+    </w:p>
+    <w:p>
+      <w:r>
+        <w:t>– иконки пользователя: «Корзина», «Профиль».</w:t>
+      </w:r>
+    </w:p>
+    <w:p>
+      <w:r>
+        <w:rPr>
+          <w:rStyle w:val="a4"/>
+        </w:rPr>
+        <w:t>Основной блок:</w:t>
+      </w:r>
+    </w:p>
+    <w:p>
+      <w:r>
+        <w:t>– заголовок «Оплата прошла успешно»;</w:t>
+      </w:r>
+    </w:p>
+    <w:p>
+      <w:r>
+        <w:t>– подзаголовок «чек и трек-номер уже отправлены на почту»;</w:t>
+      </w:r>
+    </w:p>
+    <w:p>
+      <w:r>
+        <w:t>– кнопка (ссылка) «Вернуться на главную».</w:t>
+      </w:r>
+    </w:p>
+    <w:p>
+      <w:r>
+        <w:rPr>
+          <w:rStyle w:val="a4"/>
+        </w:rPr>
+        <w:t>Футер:</w:t>
+      </w:r>
+    </w:p>
+    <w:p>
+      <w:r>
+        <w:t>– контакты: телефон, почтовый адрес;</w:t>
+      </w:r>
+    </w:p>
+    <w:p>
+      <w:r>
+        <w:t>– политика конфиденциальности;</w:t>
+      </w:r>
+    </w:p>
+    <w:p>
+      <w:r>
+        <w:t>– текстовый логотип.</w:t>
+      </w:r>
+    </w:p>
+    <w:p>
+      <w:r>
+        <w:t>На страницу подтверждения оплаты можно перейти после успешного завершения оплаты на странице оформления заказа.</w:t>
+      </w:r>
+    </w:p>
+    <w:p/>
+    <w:p>
+      <w:pPr>
+        <w:pStyle w:val="2"/>
+      </w:pPr>
+      <w:bookmarkStart w:id="18" w:name="_Toc216603069"/>
+      <w:r>
+        <w:t>3.</w:t>
+      </w:r>
+      <w:r>
+        <w:t>1</w:t>
+      </w:r>
+      <w:r>
+        <w:t>3</w:t>
+      </w:r>
+      <w:r>
+        <w:t xml:space="preserve"> Страница ошибки оплаты</w:t>
+      </w:r>
+      <w:bookmarkEnd w:id="18"/>
+    </w:p>
+    <w:p>
+      <w:pPr>
+        <w:pStyle w:val="2"/>
+      </w:pPr>
+    </w:p>
+    <w:p>
+      <w:r>
+        <w:rPr>
+          <w:rStyle w:val="a4"/>
+        </w:rPr>
+        <w:t>Шапка сайта (</w:t>
+      </w:r>
+      <w:proofErr w:type="spellStart"/>
+      <w:r>
+        <w:rPr>
+          <w:rStyle w:val="a4"/>
+        </w:rPr>
+        <w:t>header</w:t>
+      </w:r>
+      <w:proofErr w:type="spellEnd"/>
+      <w:r>
+        <w:rPr>
+          <w:rStyle w:val="a4"/>
+        </w:rPr>
+        <w:t>):</w:t>
+      </w:r>
+    </w:p>
+    <w:p>
+      <w:r>
+        <w:t>– логотип бренда «</w:t>
+      </w:r>
+      <w:proofErr w:type="spellStart"/>
+      <w:r>
+        <w:t>Sekret</w:t>
+      </w:r>
+      <w:proofErr w:type="spellEnd"/>
+      <w:r>
+        <w:t>»;</w:t>
+      </w:r>
+    </w:p>
+    <w:p>
+      <w:r>
+        <w:t>– главное меню: «</w:t>
+      </w:r>
+      <w:proofErr w:type="spellStart"/>
+      <w:r>
+        <w:t>Метч</w:t>
+      </w:r>
+      <w:proofErr w:type="spellEnd"/>
+      <w:r>
+        <w:t>», «Главная», «</w:t>
+      </w:r>
+      <w:proofErr w:type="spellStart"/>
+      <w:r>
+        <w:t>Виш</w:t>
+      </w:r>
+      <w:proofErr w:type="spellEnd"/>
+      <w:r>
+        <w:t>-лист»;</w:t>
+      </w:r>
+    </w:p>
+    <w:p>
+      <w:r>
+        <w:t>– иконки пользователя: «Корзина», «Профиль».</w:t>
+      </w:r>
+    </w:p>
+    <w:p>
+      <w:r>
+        <w:rPr>
+          <w:rStyle w:val="a4"/>
+        </w:rPr>
+        <w:t>Основной блок:</w:t>
+      </w:r>
+    </w:p>
+    <w:p>
+      <w:r>
+        <w:lastRenderedPageBreak/>
+        <w:t>– заголовок «Оплата не прошла»;</w:t>
+      </w:r>
+    </w:p>
+    <w:p>
+      <w:r>
+        <w:t>– подзаголовок «Причина»;</w:t>
+      </w:r>
+    </w:p>
+    <w:p>
+      <w:r>
+        <w:t>– кнопка (ссылка) «Вернуться на главную».</w:t>
+      </w:r>
+    </w:p>
+    <w:p>
+      <w:r>
+        <w:rPr>
+          <w:rStyle w:val="a4"/>
+        </w:rPr>
+        <w:t>Футер:</w:t>
+      </w:r>
+    </w:p>
+    <w:p>
+      <w:r>
+        <w:t>– контакты: телефон, почтовый адрес;</w:t>
+      </w:r>
+    </w:p>
+    <w:p>
+      <w:r>
+        <w:t>– политика конфиденциальности;</w:t>
+      </w:r>
+    </w:p>
+    <w:p>
+      <w:r>
+        <w:t>– текстовый логотип.</w:t>
+      </w:r>
+    </w:p>
+    <w:p>
+      <w:r>
+        <w:t>На страницу ошибки оплаты можно перейти в случае неуспешного завершения оплаты на странице оформления заказа.</w:t>
+      </w:r>
+    </w:p>
+    <w:p/>
+    <w:p>
+      <w:pPr>
+        <w:pStyle w:val="2"/>
+      </w:pPr>
+      <w:bookmarkStart w:id="19" w:name="_Toc216603070"/>
+      <w:r>
+        <w:t>3.</w:t>
+      </w:r>
+      <w:r>
+        <w:t>1</w:t>
+      </w:r>
+      <w:r>
+        <w:t>4</w:t>
+      </w:r>
+      <w:r>
+        <w:t xml:space="preserve"> Регистрация</w:t>
+      </w:r>
+      <w:bookmarkEnd w:id="19"/>
+    </w:p>
+    <w:p>
+      <w:pPr>
+        <w:pStyle w:val="2"/>
+      </w:pPr>
+    </w:p>
+    <w:p>
+      <w:r>
+        <w:rPr>
+          <w:rStyle w:val="a4"/>
+        </w:rPr>
+        <w:t>Шапка сайта (</w:t>
+      </w:r>
+      <w:proofErr w:type="spellStart"/>
+      <w:r>
+        <w:rPr>
+          <w:rStyle w:val="a4"/>
+        </w:rPr>
+        <w:t>header</w:t>
+      </w:r>
+      <w:proofErr w:type="spellEnd"/>
+      <w:r>
+        <w:rPr>
+          <w:rStyle w:val="a4"/>
+        </w:rPr>
+        <w:t>):</w:t>
+      </w:r>
+    </w:p>
+    <w:p>
+      <w:r>
+        <w:t>– логотип бренда «</w:t>
+      </w:r>
+      <w:proofErr w:type="spellStart"/>
+      <w:r>
+        <w:t>Sekret</w:t>
+      </w:r>
+      <w:proofErr w:type="spellEnd"/>
+      <w:r>
+        <w:t>»;</w:t>
+      </w:r>
+    </w:p>
+    <w:p>
+      <w:r>
+        <w:t>– главное меню: «</w:t>
+      </w:r>
+      <w:proofErr w:type="spellStart"/>
+      <w:r>
+        <w:t>Метч</w:t>
+      </w:r>
+      <w:proofErr w:type="spellEnd"/>
+      <w:r>
+        <w:t>», «Главная», «</w:t>
+      </w:r>
+      <w:proofErr w:type="spellStart"/>
+      <w:r>
+        <w:t>Виш</w:t>
+      </w:r>
+      <w:proofErr w:type="spellEnd"/>
+      <w:r>
+        <w:t>-лист»;</w:t>
+      </w:r>
+    </w:p>
+    <w:p>
+      <w:r>
+        <w:t>– иконки пользователя: «Корзина», «Профиль».</w:t>
+      </w:r>
+    </w:p>
+    <w:p>
+      <w:r>
+        <w:rPr>
+          <w:rStyle w:val="a4"/>
+        </w:rPr>
+        <w:t>Основной блок:</w:t>
+      </w:r>
+    </w:p>
+    <w:p>
+      <w:r>
+        <w:t>– форма (строки, рамки) с полями: фамилия, имя, отчество, номер</w:t>
+      </w:r>
+    </w:p>
+    <w:p>
+      <w:r>
+        <w:t>телефона, адрес;</w:t>
+      </w:r>
+    </w:p>
+    <w:p>
+      <w:r>
+        <w:t xml:space="preserve">– </w:t>
+      </w:r>
+      <w:r>
+        <w:t>с</w:t>
+      </w:r>
+      <w:r>
+        <w:t>оздание пароля (строки, рамки)</w:t>
+      </w:r>
+      <w:r>
+        <w:t>;</w:t>
+      </w:r>
+    </w:p>
+    <w:p>
+      <w:r>
+        <w:t>– повторный ввод пароля (строки, рамки);</w:t>
+      </w:r>
+    </w:p>
+    <w:p>
+      <w:r>
+        <w:t>– кнопка «</w:t>
+      </w:r>
+      <w:r>
+        <w:t>Регистрация</w:t>
+      </w:r>
+      <w:r>
+        <w:t>»</w:t>
+      </w:r>
+      <w:r>
+        <w:t>;</w:t>
+      </w:r>
+    </w:p>
+    <w:p>
+      <w:r>
+        <w:t>– кнопка (ссылка) «Вернуться на главную».</w:t>
+      </w:r>
+    </w:p>
+    <w:p>
+      <w:r>
+        <w:rPr>
+          <w:rStyle w:val="a4"/>
+        </w:rPr>
+        <w:t>Футер:</w:t>
+      </w:r>
+    </w:p>
+    <w:p>
+      <w:r>
+        <w:t>– контакты: телефон, почтовый адрес;</w:t>
+      </w:r>
+    </w:p>
+    <w:p>
+      <w:r>
+        <w:t>– политика конфиденциальности;</w:t>
+      </w:r>
+    </w:p>
+    <w:p>
+      <w:r>
+        <w:t>– текстовый логотип.</w:t>
+      </w:r>
+    </w:p>
+    <w:p>
+      <w:r>
+        <w:t>На страницу регистрации можно перейти по нажатию кнопки «Регистрация» на странице входа в систему.</w:t>
+      </w:r>
+    </w:p>
+    <w:p/>
+    <w:p>
+      <w:pPr>
+        <w:pStyle w:val="2"/>
+      </w:pPr>
+      <w:bookmarkStart w:id="20" w:name="_Toc216603071"/>
+      <w:r>
+        <w:lastRenderedPageBreak/>
+        <w:t>3.</w:t>
+      </w:r>
+      <w:r>
+        <w:t>1</w:t>
+      </w:r>
+      <w:r>
+        <w:t>5</w:t>
+      </w:r>
+      <w:r>
+        <w:t xml:space="preserve"> Код регистрации</w:t>
+      </w:r>
       <w:bookmarkEnd w:id="20"/>
     </w:p>
     <w:p>
+      <w:pPr>
+        <w:pStyle w:val="2"/>
+      </w:pPr>
+    </w:p>
+    <w:p>
       <w:r>
         <w:rPr>
           <w:rStyle w:val="a4"/>
@@ -8173,12 +8374,17 @@
     </w:p>
     <w:p>
       <w:r>
-        <w:t>– заголовок «Оплата прошла успешно»;</w:t>
-      </w:r>
-    </w:p>
-    <w:p>
-      <w:r>
-        <w:t>– подзаголовок «чек и трек-номер уже отправлены на почту»;</w:t>
+        <w:t>– заголовок «Впишите код регистрации»;</w:t>
+      </w:r>
+    </w:p>
+    <w:p>
+      <w:r>
+        <w:t>– подзаголовок «Он уже отправлен Вам на почту»;</w:t>
+      </w:r>
+    </w:p>
+    <w:p>
+      <w:r>
+        <w:t>– кнопка «Подтвердить код»;</w:t>
       </w:r>
     </w:p>
     <w:p>
@@ -8210,22 +8416,41 @@
       </w:r>
     </w:p>
     <w:p>
+      <w:r>
+        <w:t>На страницу ввода кода регистрации можно перейти после завершения формы регистрации пользователя.</w:t>
+      </w:r>
+    </w:p>
+    <w:p/>
+    <w:p>
       <w:pPr>
         <w:pStyle w:val="2"/>
       </w:pPr>
-      <w:bookmarkStart w:id="21" w:name="_Toc216304860"/>
-      <w:r>
-        <w:t>4.1</w:t>
-      </w:r>
-      <w:r>
-        <w:t>3</w:t>
-      </w:r>
-      <w:r>
-        <w:t xml:space="preserve"> Страница ошибки оплаты</w:t>
+      <w:bookmarkStart w:id="21" w:name="_Toc216603072"/>
+      <w:r>
+        <w:t>3.</w:t>
+      </w:r>
+      <w:r>
+        <w:t>1</w:t>
+      </w:r>
+      <w:r>
+        <w:t>6</w:t>
+      </w:r>
+      <w:r>
+        <w:t xml:space="preserve"> Страница подтверждения </w:t>
+      </w:r>
+      <w:r>
+        <w:t>регистрации</w:t>
       </w:r>
       <w:bookmarkEnd w:id="21"/>
     </w:p>
     <w:p>
+      <w:pPr>
+        <w:rPr>
+          <w:rStyle w:val="a4"/>
+        </w:rPr>
+      </w:pPr>
+    </w:p>
+    <w:p>
       <w:r>
         <w:rPr>
           <w:rStyle w:val="a4"/>
@@ -8296,12 +8521,12 @@
     </w:p>
     <w:p>
       <w:r>
-        <w:t>– заголовок «Оплата не прошла»;</w:t>
-      </w:r>
-    </w:p>
-    <w:p>
-      <w:r>
-        <w:t>– подзаголовок «Причина»;</w:t>
+        <w:t>– заголовок «Регистрация прошла успешно»;</w:t>
+      </w:r>
+    </w:p>
+    <w:p>
+      <w:r>
+        <w:t>– подзаголовок «Спасибо, что Вы с нами;)»;</w:t>
       </w:r>
     </w:p>
     <w:p>
@@ -8324,444 +8549,50 @@
     </w:p>
     <w:p>
       <w:r>
+        <w:lastRenderedPageBreak/>
         <w:t>– политика конфиденциальности;</w:t>
       </w:r>
     </w:p>
     <w:p>
       <w:r>
-        <w:lastRenderedPageBreak/>
         <w:t>– текстовый логотип.</w:t>
       </w:r>
     </w:p>
     <w:p>
+      <w:r>
+        <w:t>На страницу подтверждения регистрации можно перейти после успешного ввода кода регистрации.</w:t>
+      </w:r>
+    </w:p>
+    <w:p>
       <w:pPr>
         <w:pStyle w:val="2"/>
       </w:pPr>
-      <w:bookmarkStart w:id="22" w:name="_Toc216304861"/>
-      <w:r>
-        <w:t>4</w:t>
-      </w:r>
-      <w:r>
-        <w:t>.1</w:t>
-      </w:r>
-      <w:r>
-        <w:t>4</w:t>
-      </w:r>
-      <w:r>
-        <w:t xml:space="preserve"> Регистрация</w:t>
+    </w:p>
+    <w:p>
+      <w:pPr>
+        <w:pStyle w:val="2"/>
+      </w:pPr>
+      <w:bookmarkStart w:id="22" w:name="_Toc216603073"/>
+      <w:r>
+        <w:t>3.</w:t>
+      </w:r>
+      <w:r>
+        <w:t>1</w:t>
+      </w:r>
+      <w:r>
+        <w:t>7</w:t>
+      </w:r>
+      <w:r>
+        <w:t xml:space="preserve"> Вход</w:t>
       </w:r>
       <w:bookmarkEnd w:id="22"/>
     </w:p>
     <w:p>
-      <w:r>
-        <w:rPr>
-          <w:rStyle w:val="a4"/>
-        </w:rPr>
-        <w:t>Шапка сайта (</w:t>
-      </w:r>
-      <w:proofErr w:type="spellStart"/>
-      <w:r>
-        <w:rPr>
-          <w:rStyle w:val="a4"/>
-        </w:rPr>
-        <w:t>header</w:t>
-      </w:r>
-      <w:proofErr w:type="spellEnd"/>
-      <w:r>
-        <w:rPr>
-          <w:rStyle w:val="a4"/>
-        </w:rPr>
-        <w:t>):</w:t>
-      </w:r>
-    </w:p>
-    <w:p>
-      <w:r>
-        <w:t>– логотип бренда «</w:t>
-      </w:r>
-      <w:proofErr w:type="spellStart"/>
-      <w:r>
-        <w:t>Sekret</w:t>
-      </w:r>
-      <w:proofErr w:type="spellEnd"/>
-      <w:r>
-        <w:t>»;</w:t>
-      </w:r>
-    </w:p>
-    <w:p>
-      <w:r>
-        <w:t>– главное меню: «</w:t>
-      </w:r>
-      <w:proofErr w:type="spellStart"/>
-      <w:r>
-        <w:t>Метч</w:t>
-      </w:r>
-      <w:proofErr w:type="spellEnd"/>
-      <w:r>
-        <w:t>», «Главная», «</w:t>
-      </w:r>
-      <w:proofErr w:type="spellStart"/>
-      <w:r>
-        <w:t>Виш</w:t>
-      </w:r>
-      <w:proofErr w:type="spellEnd"/>
-      <w:r>
-        <w:t>-лист»;</w:t>
-      </w:r>
-    </w:p>
-    <w:p>
-      <w:r>
-        <w:t>– иконки пользователя: «Корзина», «Профиль».</w:t>
-      </w:r>
-    </w:p>
-    <w:p>
-      <w:r>
-        <w:rPr>
-          <w:rStyle w:val="a4"/>
-        </w:rPr>
-        <w:t>Основной блок:</w:t>
-      </w:r>
-    </w:p>
-    <w:p>
-      <w:r>
-        <w:t>– форма (строки, рамки) с полями: фамилия, имя, отчество, номер</w:t>
-      </w:r>
-    </w:p>
-    <w:p>
-      <w:r>
-        <w:t>телефона, адрес;</w:t>
-      </w:r>
-    </w:p>
-    <w:p>
-      <w:r>
-        <w:t xml:space="preserve">– </w:t>
-      </w:r>
-      <w:r>
-        <w:t>с</w:t>
-      </w:r>
-      <w:r>
-        <w:t>оздание пароля (строки, рамки)</w:t>
-      </w:r>
-      <w:r>
-        <w:t>;</w:t>
-      </w:r>
-    </w:p>
-    <w:p>
-      <w:r>
-        <w:t>– повторный ввод пароля (строки, рамки);</w:t>
-      </w:r>
-    </w:p>
-    <w:p>
-      <w:r>
-        <w:t>– кнопка «</w:t>
-      </w:r>
-      <w:r>
-        <w:t>Регистрация</w:t>
-      </w:r>
-      <w:r>
-        <w:t>»</w:t>
-      </w:r>
-      <w:r>
-        <w:t>;</w:t>
-      </w:r>
-    </w:p>
-    <w:p>
-      <w:r>
-        <w:t>– кнопка (ссылка) «Вернуться на главную».</w:t>
-      </w:r>
-    </w:p>
-    <w:p>
-      <w:r>
-        <w:rPr>
-          <w:rStyle w:val="a4"/>
-        </w:rPr>
-        <w:t>Футер:</w:t>
-      </w:r>
-    </w:p>
-    <w:p>
-      <w:r>
-        <w:t>– контакты: телефон, почтовый адрес;</w:t>
-      </w:r>
-    </w:p>
-    <w:p>
-      <w:r>
-        <w:t>– политика конфиденциальности;</w:t>
-      </w:r>
-    </w:p>
-    <w:p>
-      <w:r>
-        <w:t>– текстовый логотип.</w:t>
-      </w:r>
-    </w:p>
-    <w:p>
-      <w:pPr>
-        <w:pStyle w:val="2"/>
-      </w:pPr>
-      <w:bookmarkStart w:id="23" w:name="_Toc216304862"/>
-      <w:r>
-        <w:t>4.1</w:t>
-      </w:r>
-      <w:r>
-        <w:t>5</w:t>
-      </w:r>
-      <w:r>
-        <w:t xml:space="preserve"> Код регистрации</w:t>
-      </w:r>
-      <w:bookmarkEnd w:id="23"/>
-    </w:p>
-    <w:p>
-      <w:r>
-        <w:rPr>
-          <w:rStyle w:val="a4"/>
-        </w:rPr>
-        <w:t>Шапка сайта (</w:t>
-      </w:r>
-      <w:proofErr w:type="spellStart"/>
-      <w:r>
-        <w:rPr>
-          <w:rStyle w:val="a4"/>
-        </w:rPr>
-        <w:t>header</w:t>
-      </w:r>
-      <w:proofErr w:type="spellEnd"/>
-      <w:r>
-        <w:rPr>
-          <w:rStyle w:val="a4"/>
-        </w:rPr>
-        <w:t>):</w:t>
-      </w:r>
-    </w:p>
-    <w:p>
-      <w:r>
-        <w:t>– логотип бренда «</w:t>
-      </w:r>
-      <w:proofErr w:type="spellStart"/>
-      <w:r>
-        <w:t>Sekret</w:t>
-      </w:r>
-      <w:proofErr w:type="spellEnd"/>
-      <w:r>
-        <w:t>»;</w:t>
-      </w:r>
-    </w:p>
-    <w:p>
-      <w:r>
-        <w:t>– главное меню: «</w:t>
-      </w:r>
-      <w:proofErr w:type="spellStart"/>
-      <w:r>
-        <w:t>Метч</w:t>
-      </w:r>
-      <w:proofErr w:type="spellEnd"/>
-      <w:r>
-        <w:t>», «Главная», «</w:t>
-      </w:r>
-      <w:proofErr w:type="spellStart"/>
-      <w:r>
-        <w:t>Виш</w:t>
-      </w:r>
-      <w:proofErr w:type="spellEnd"/>
-      <w:r>
-        <w:t>-лист»;</w:t>
-      </w:r>
-    </w:p>
-    <w:p>
-      <w:r>
-        <w:t>– иконки пользователя: «Корзина», «Профиль».</w:t>
-      </w:r>
-    </w:p>
-    <w:p>
-      <w:r>
-        <w:rPr>
-          <w:rStyle w:val="a4"/>
-        </w:rPr>
-        <w:t>Основной блок:</w:t>
-      </w:r>
-    </w:p>
-    <w:p>
-      <w:r>
-        <w:t>– заголовок «Впишите код регистрации»;</w:t>
-      </w:r>
-    </w:p>
-    <w:p>
-      <w:r>
-        <w:t>– подзаголовок «Он уже отправлен Вам на почту»;</w:t>
-      </w:r>
-    </w:p>
-    <w:p>
-      <w:r>
-        <w:t>– кнопка «Подтвердить код»;</w:t>
-      </w:r>
-    </w:p>
-    <w:p>
-      <w:r>
-        <w:t>– кнопка (ссылка) «Вернуться на главную».</w:t>
-      </w:r>
-    </w:p>
-    <w:p>
-      <w:r>
-        <w:rPr>
-          <w:rStyle w:val="a4"/>
-        </w:rPr>
-        <w:t>Футер:</w:t>
-      </w:r>
-    </w:p>
-    <w:p>
-      <w:r>
-        <w:lastRenderedPageBreak/>
-        <w:t>– контакты: телефон, почтовый адрес;</w:t>
-      </w:r>
-    </w:p>
-    <w:p>
-      <w:r>
-        <w:t>– политика конфиденциальности;</w:t>
-      </w:r>
-    </w:p>
-    <w:p>
-      <w:r>
-        <w:t>– текстовый логотип.</w:t>
-      </w:r>
-    </w:p>
-    <w:p>
-      <w:pPr>
-        <w:pStyle w:val="2"/>
-      </w:pPr>
-      <w:bookmarkStart w:id="24" w:name="_Toc216304863"/>
-      <w:r>
-        <w:t>4.1</w:t>
-      </w:r>
-      <w:r>
-        <w:t>6</w:t>
-      </w:r>
-      <w:r>
-        <w:t xml:space="preserve"> Страница подтверждения </w:t>
-      </w:r>
-      <w:r>
-        <w:t>регистрации</w:t>
-      </w:r>
-      <w:bookmarkEnd w:id="24"/>
-    </w:p>
-    <w:p>
-      <w:r>
-        <w:rPr>
-          <w:rStyle w:val="a4"/>
-        </w:rPr>
-        <w:t>Шапка сайта (</w:t>
-      </w:r>
-      <w:proofErr w:type="spellStart"/>
-      <w:r>
-        <w:rPr>
-          <w:rStyle w:val="a4"/>
-        </w:rPr>
-        <w:t>header</w:t>
-      </w:r>
-      <w:proofErr w:type="spellEnd"/>
-      <w:r>
-        <w:rPr>
-          <w:rStyle w:val="a4"/>
-        </w:rPr>
-        <w:t>):</w:t>
-      </w:r>
-    </w:p>
-    <w:p>
-      <w:r>
-        <w:t>– логотип бренда «</w:t>
-      </w:r>
-      <w:proofErr w:type="spellStart"/>
-      <w:r>
-        <w:t>Sekret</w:t>
-      </w:r>
-      <w:proofErr w:type="spellEnd"/>
-      <w:r>
-        <w:t>»;</w:t>
-      </w:r>
-    </w:p>
-    <w:p>
-      <w:r>
-        <w:t>– главное меню: «</w:t>
-      </w:r>
-      <w:proofErr w:type="spellStart"/>
-      <w:r>
-        <w:t>Метч</w:t>
-      </w:r>
-      <w:proofErr w:type="spellEnd"/>
-      <w:r>
-        <w:t>», «Главная», «</w:t>
-      </w:r>
-      <w:proofErr w:type="spellStart"/>
-      <w:r>
-        <w:t>Виш</w:t>
-      </w:r>
-      <w:proofErr w:type="spellEnd"/>
-      <w:r>
-        <w:t>-лист»;</w:t>
-      </w:r>
-    </w:p>
-    <w:p>
-      <w:r>
-        <w:t>– иконки пользователя: «Корзина», «Профиль».</w:t>
-      </w:r>
-    </w:p>
-    <w:p>
-      <w:r>
-        <w:rPr>
-          <w:rStyle w:val="a4"/>
-        </w:rPr>
-        <w:t>Основной блок:</w:t>
-      </w:r>
-    </w:p>
-    <w:p>
-      <w:r>
-        <w:t>– заголовок «Регистрация прошла успешно»;</w:t>
-      </w:r>
-    </w:p>
-    <w:p>
-      <w:r>
-        <w:t>– подзаголовок «Спасибо, что Вы с нами;)»;</w:t>
-      </w:r>
-    </w:p>
-    <w:p>
-      <w:r>
-        <w:t>– кнопка (ссылка) «Вернуться на главную».</w:t>
-      </w:r>
-    </w:p>
-    <w:p>
-      <w:r>
-        <w:rPr>
-          <w:rStyle w:val="a4"/>
-        </w:rPr>
-        <w:t>Футер:</w:t>
-      </w:r>
-    </w:p>
-    <w:p>
-      <w:r>
-        <w:t>– контакты: телефон, почтовый адрес;</w:t>
-      </w:r>
-    </w:p>
-    <w:p>
-      <w:r>
-        <w:t>– политика конфиденциальности;</w:t>
-      </w:r>
-    </w:p>
-    <w:p>
-      <w:r>
-        <w:t>– текстовый логотип.</w:t>
-      </w:r>
-    </w:p>
-    <w:p>
-      <w:pPr>
-        <w:pStyle w:val="2"/>
-      </w:pPr>
-      <w:bookmarkStart w:id="25" w:name="_Toc216304864"/>
-      <w:r>
-        <w:t>4.1</w:t>
-      </w:r>
-      <w:r>
-        <w:t>7</w:t>
-      </w:r>
-      <w:r>
-        <w:t xml:space="preserve"> Вход</w:t>
-      </w:r>
-      <w:bookmarkEnd w:id="25"/>
+      <w:pPr>
+        <w:rPr>
+          <w:rStyle w:val="a4"/>
+        </w:rPr>
+      </w:pPr>
     </w:p>
     <w:p>
       <w:r>
@@ -8885,6 +8716,392 @@
         <w:rPr>
           <w:rStyle w:val="a4"/>
         </w:rPr>
+        <w:t>Футер:</w:t>
+      </w:r>
+    </w:p>
+    <w:p>
+      <w:r>
+        <w:t>– контакты: телефон, почтовый адрес;</w:t>
+      </w:r>
+    </w:p>
+    <w:p>
+      <w:r>
+        <w:t>– политика конфиденциальности;</w:t>
+      </w:r>
+    </w:p>
+    <w:p>
+      <w:r>
+        <w:t>– текстовый логотип.</w:t>
+      </w:r>
+    </w:p>
+    <w:p>
+      <w:r>
+        <w:t xml:space="preserve">На страницу входа можно перейти с любой страницы сайта по нажатию кнопки «Профиль» в </w:t>
+      </w:r>
+      <w:proofErr w:type="spellStart"/>
+      <w:r>
+        <w:t>header</w:t>
+      </w:r>
+      <w:proofErr w:type="spellEnd"/>
+      <w:r>
+        <w:t>.</w:t>
+      </w:r>
+    </w:p>
+    <w:p>
+      <w:pPr>
+        <w:pStyle w:val="2"/>
+      </w:pPr>
+    </w:p>
+    <w:p>
+      <w:pPr>
+        <w:pStyle w:val="2"/>
+      </w:pPr>
+      <w:bookmarkStart w:id="23" w:name="_Toc216603074"/>
+      <w:r>
+        <w:t>3.</w:t>
+      </w:r>
+      <w:r>
+        <w:t>1</w:t>
+      </w:r>
+      <w:r>
+        <w:t>8</w:t>
+      </w:r>
+      <w:r>
+        <w:t xml:space="preserve"> Профиль</w:t>
+      </w:r>
+      <w:bookmarkEnd w:id="23"/>
+      <w:r>
+        <w:t xml:space="preserve"> </w:t>
+      </w:r>
+    </w:p>
+    <w:p>
+      <w:pPr>
+        <w:rPr>
+          <w:rStyle w:val="a4"/>
+        </w:rPr>
+      </w:pPr>
+    </w:p>
+    <w:p>
+      <w:r>
+        <w:rPr>
+          <w:rStyle w:val="a4"/>
+        </w:rPr>
+        <w:t>Шапка сайта (</w:t>
+      </w:r>
+      <w:proofErr w:type="spellStart"/>
+      <w:r>
+        <w:rPr>
+          <w:rStyle w:val="a4"/>
+        </w:rPr>
+        <w:t>header</w:t>
+      </w:r>
+      <w:proofErr w:type="spellEnd"/>
+      <w:r>
+        <w:rPr>
+          <w:rStyle w:val="a4"/>
+        </w:rPr>
+        <w:t>):</w:t>
+      </w:r>
+    </w:p>
+    <w:p>
+      <w:r>
+        <w:t>– логотип бренда «</w:t>
+      </w:r>
+      <w:proofErr w:type="spellStart"/>
+      <w:r>
+        <w:t>Sekret</w:t>
+      </w:r>
+      <w:proofErr w:type="spellEnd"/>
+      <w:r>
+        <w:t>»;</w:t>
+      </w:r>
+    </w:p>
+    <w:p>
+      <w:r>
+        <w:t>– главное меню: «</w:t>
+      </w:r>
+      <w:proofErr w:type="spellStart"/>
+      <w:r>
+        <w:t>Метч</w:t>
+      </w:r>
+      <w:proofErr w:type="spellEnd"/>
+      <w:r>
+        <w:t>», «Главная», «</w:t>
+      </w:r>
+      <w:proofErr w:type="spellStart"/>
+      <w:r>
+        <w:t>Виш</w:t>
+      </w:r>
+      <w:proofErr w:type="spellEnd"/>
+      <w:r>
+        <w:t>-лист»;</w:t>
+      </w:r>
+    </w:p>
+    <w:p>
+      <w:r>
+        <w:lastRenderedPageBreak/>
+        <w:t>– иконки пользователя: «Корзина», «Профиль».</w:t>
+      </w:r>
+    </w:p>
+    <w:p>
+      <w:pPr>
+        <w:rPr>
+          <w:rStyle w:val="a4"/>
+        </w:rPr>
+      </w:pPr>
+      <w:r>
+        <w:rPr>
+          <w:rStyle w:val="a4"/>
+        </w:rPr>
+        <w:t>Основной блок:</w:t>
+      </w:r>
+    </w:p>
+    <w:p>
+      <w:r>
+        <w:t>– заголовок «Профиль»;</w:t>
+      </w:r>
+    </w:p>
+    <w:p>
+      <w:r>
+        <w:t>– кнопка «Назад»;</w:t>
+      </w:r>
+    </w:p>
+    <w:p>
+      <w:r>
+        <w:t>–</w:t>
+      </w:r>
+      <w:r>
+        <w:t xml:space="preserve"> пол</w:t>
+      </w:r>
+      <w:r>
+        <w:t>я</w:t>
+      </w:r>
+      <w:r>
+        <w:t xml:space="preserve"> ввода персональные данные (ФИО, телефон, адрес) (строки, </w:t>
+      </w:r>
+    </w:p>
+    <w:p>
+      <w:r>
+        <w:t>рамки)</w:t>
+      </w:r>
+      <w:r>
+        <w:t>;</w:t>
+      </w:r>
+    </w:p>
+    <w:p>
+      <w:r>
+        <w:t>– заголовок «Прошлые покупки»;</w:t>
+      </w:r>
+    </w:p>
+    <w:p>
+      <w:r>
+        <w:t>– строки (рамки) с названием, размером и ценой;</w:t>
+      </w:r>
+    </w:p>
+    <w:p>
+      <w:r>
+        <w:t>– кнопка «Повторить заказ»</w:t>
+      </w:r>
+    </w:p>
+    <w:p>
+      <w:r>
+        <w:t xml:space="preserve">– </w:t>
+      </w:r>
+      <w:r>
+        <w:t>текст «</w:t>
+      </w:r>
+      <w:r>
+        <w:t>персональная скидка</w:t>
+      </w:r>
+      <w:r>
+        <w:t>»</w:t>
+      </w:r>
+      <w:r>
+        <w:t>;</w:t>
+      </w:r>
+    </w:p>
+    <w:p>
+      <w:r>
+        <w:t xml:space="preserve">– </w:t>
+      </w:r>
+      <w:r>
+        <w:t>рамка с процентом скидки;</w:t>
+      </w:r>
+    </w:p>
+    <w:p>
+      <w:r>
+        <w:t>– кнопка (ссылка) «Вернуться на главную».</w:t>
+      </w:r>
+    </w:p>
+    <w:p>
+      <w:r>
+        <w:rPr>
+          <w:rStyle w:val="a4"/>
+        </w:rPr>
+        <w:t>Футер:</w:t>
+      </w:r>
+    </w:p>
+    <w:p>
+      <w:r>
+        <w:t>– контакты: телефон, почтовый адрес;</w:t>
+      </w:r>
+    </w:p>
+    <w:p>
+      <w:r>
+        <w:t>– политика конфиденциальности;</w:t>
+      </w:r>
+    </w:p>
+    <w:p>
+      <w:r>
+        <w:t>– текстовый логотип.</w:t>
+      </w:r>
+    </w:p>
+    <w:p>
+      <w:r>
+        <w:t xml:space="preserve">На страницу «Профиль» можно перейти после успешного входа в систему по нажатию кнопки «Профиль» в </w:t>
+      </w:r>
+      <w:proofErr w:type="spellStart"/>
+      <w:r>
+        <w:t>header</w:t>
+      </w:r>
+      <w:proofErr w:type="spellEnd"/>
+      <w:r>
+        <w:t>.</w:t>
+      </w:r>
+    </w:p>
+    <w:p>
+      <w:pPr>
+        <w:pStyle w:val="2"/>
+      </w:pPr>
+    </w:p>
+    <w:p>
+      <w:pPr>
+        <w:pStyle w:val="2"/>
+      </w:pPr>
+      <w:bookmarkStart w:id="24" w:name="_Toc216603075"/>
+      <w:r>
+        <w:t>3.</w:t>
+      </w:r>
+      <w:r>
+        <w:t>1</w:t>
+      </w:r>
+      <w:r>
+        <w:t>9</w:t>
+      </w:r>
+      <w:r>
+        <w:t xml:space="preserve"> Политика конфиденциальности</w:t>
+      </w:r>
+      <w:bookmarkEnd w:id="24"/>
+    </w:p>
+    <w:p>
+      <w:pPr>
+        <w:rPr>
+          <w:rStyle w:val="a4"/>
+        </w:rPr>
+      </w:pPr>
+    </w:p>
+    <w:p>
+      <w:r>
+        <w:rPr>
+          <w:rStyle w:val="a4"/>
+        </w:rPr>
+        <w:t>Шапка сайта (</w:t>
+      </w:r>
+      <w:proofErr w:type="spellStart"/>
+      <w:r>
+        <w:rPr>
+          <w:rStyle w:val="a4"/>
+        </w:rPr>
+        <w:t>header</w:t>
+      </w:r>
+      <w:proofErr w:type="spellEnd"/>
+      <w:r>
+        <w:rPr>
+          <w:rStyle w:val="a4"/>
+        </w:rPr>
+        <w:t>):</w:t>
+      </w:r>
+    </w:p>
+    <w:p>
+      <w:r>
+        <w:t>– логотип бренда «</w:t>
+      </w:r>
+      <w:proofErr w:type="spellStart"/>
+      <w:r>
+        <w:t>Sekret</w:t>
+      </w:r>
+      <w:proofErr w:type="spellEnd"/>
+      <w:r>
+        <w:t>»;</w:t>
+      </w:r>
+    </w:p>
+    <w:p>
+      <w:r>
+        <w:t>– главное меню: «</w:t>
+      </w:r>
+      <w:proofErr w:type="spellStart"/>
+      <w:r>
+        <w:t>Метч</w:t>
+      </w:r>
+      <w:proofErr w:type="spellEnd"/>
+      <w:r>
+        <w:t>», «Главная», «</w:t>
+      </w:r>
+      <w:proofErr w:type="spellStart"/>
+      <w:r>
+        <w:t>Виш</w:t>
+      </w:r>
+      <w:proofErr w:type="spellEnd"/>
+      <w:r>
+        <w:t>-лист»;</w:t>
+      </w:r>
+    </w:p>
+    <w:p>
+      <w:r>
+        <w:t>– иконки пользователя: «Корзина», «Профиль».</w:t>
+      </w:r>
+    </w:p>
+    <w:p>
+      <w:r>
+        <w:rPr>
+          <w:rStyle w:val="a4"/>
+        </w:rPr>
+        <w:t>Основной блок:</w:t>
+      </w:r>
+    </w:p>
+    <w:p>
+      <w:r>
+        <w:t>– заголовок «Политика конфиденциальности»;</w:t>
+      </w:r>
+    </w:p>
+    <w:p>
+      <w:r>
+        <w:t>– основной текст «Правила сайта»;</w:t>
+      </w:r>
+    </w:p>
+    <w:p>
+      <w:r>
+        <w:t xml:space="preserve">– дополнительный текст «Дата обновления </w:t>
+      </w:r>
+      <w:proofErr w:type="spellStart"/>
+      <w:r>
+        <w:t>инфомр</w:t>
+      </w:r>
+      <w:proofErr w:type="spellEnd"/>
+      <w:r>
+        <w:t>»;</w:t>
+      </w:r>
+    </w:p>
+    <w:p>
+      <w:r>
+        <w:t>– кнопка (ссылка) «Вернуться на главную».</w:t>
+      </w:r>
+    </w:p>
+    <w:p>
+      <w:r>
+        <w:rPr>
+          <w:rStyle w:val="a4"/>
+        </w:rPr>
         <w:lastRenderedPageBreak/>
         <w:t>Футер:</w:t>
       </w:r>
@@ -8905,381 +9122,71 @@
       </w:r>
     </w:p>
     <w:p>
+      <w:r>
+        <w:t xml:space="preserve">На страницу «Политика конфиденциальности» можно перейти по нажатию соответствующей ссылки в </w:t>
+      </w:r>
+      <w:proofErr w:type="spellStart"/>
+      <w:r>
+        <w:t>footer</w:t>
+      </w:r>
+      <w:proofErr w:type="spellEnd"/>
+      <w:r>
+        <w:t xml:space="preserve"> сайта.</w:t>
+      </w:r>
+    </w:p>
+    <w:p/>
+    <w:p>
       <w:pPr>
         <w:pStyle w:val="2"/>
       </w:pPr>
-      <w:bookmarkStart w:id="26" w:name="_Toc216304865"/>
-      <w:r>
-        <w:t>4.</w:t>
-      </w:r>
-      <w:r>
-        <w:t>1</w:t>
-      </w:r>
-      <w:r>
-        <w:t>8</w:t>
-      </w:r>
-      <w:r>
-        <w:t xml:space="preserve"> Профиль</w:t>
-      </w:r>
-      <w:bookmarkEnd w:id="26"/>
-      <w:r>
-        <w:t xml:space="preserve"> </w:t>
-      </w:r>
-    </w:p>
-    <w:p>
-      <w:r>
-        <w:rPr>
-          <w:rStyle w:val="a4"/>
-        </w:rPr>
-        <w:t>Шапка сайта (</w:t>
-      </w:r>
-      <w:proofErr w:type="spellStart"/>
-      <w:r>
-        <w:rPr>
-          <w:rStyle w:val="a4"/>
-        </w:rPr>
-        <w:t>header</w:t>
-      </w:r>
-      <w:proofErr w:type="spellEnd"/>
-      <w:r>
-        <w:rPr>
-          <w:rStyle w:val="a4"/>
-        </w:rPr>
-        <w:t>):</w:t>
-      </w:r>
-    </w:p>
-    <w:p>
-      <w:r>
-        <w:t>– логотип бренда «</w:t>
-      </w:r>
-      <w:proofErr w:type="spellStart"/>
-      <w:r>
-        <w:t>Sekret</w:t>
-      </w:r>
-      <w:proofErr w:type="spellEnd"/>
+      <w:bookmarkStart w:id="25" w:name="_Toc216603076"/>
+      <w:r>
+        <w:t>3.</w:t>
+      </w:r>
+      <w:r>
+        <w:t>20</w:t>
+      </w:r>
+      <w:r>
+        <w:t xml:space="preserve"> Экран загрузки</w:t>
+      </w:r>
+      <w:bookmarkEnd w:id="25"/>
+    </w:p>
+    <w:p>
+      <w:pPr>
+        <w:pStyle w:val="2"/>
+      </w:pPr>
+    </w:p>
+    <w:p>
+      <w:r>
+        <w:t>– заголовок «Загрузка…»;</w:t>
+      </w:r>
+    </w:p>
+    <w:p>
+      <w:r>
+        <w:t xml:space="preserve">– подзаголовок «Осталось совсем </w:t>
+      </w:r>
+      <w:proofErr w:type="gramStart"/>
+      <w:r>
+        <w:t xml:space="preserve">чуть </w:t>
+      </w:r>
+      <w:proofErr w:type="spellStart"/>
+      <w:r>
+        <w:t>чуть</w:t>
+      </w:r>
+      <w:proofErr w:type="spellEnd"/>
+      <w:proofErr w:type="gramEnd"/>
       <w:r>
         <w:t>»;</w:t>
       </w:r>
     </w:p>
     <w:p>
       <w:r>
-        <w:t>– главное меню: «</w:t>
-      </w:r>
-      <w:proofErr w:type="spellStart"/>
-      <w:r>
-        <w:t>Метч</w:t>
-      </w:r>
-      <w:proofErr w:type="spellEnd"/>
-      <w:r>
-        <w:t>», «Главная», «</w:t>
-      </w:r>
-      <w:proofErr w:type="spellStart"/>
-      <w:r>
-        <w:t>Виш</w:t>
-      </w:r>
-      <w:proofErr w:type="spellEnd"/>
-      <w:r>
-        <w:t>-лист»;</w:t>
-      </w:r>
-    </w:p>
-    <w:p>
-      <w:r>
-        <w:t>– иконки пользователя: «Корзина», «Профиль».</w:t>
-      </w:r>
-    </w:p>
-    <w:p>
-      <w:pPr>
-        <w:rPr>
-          <w:rStyle w:val="a4"/>
-        </w:rPr>
-      </w:pPr>
-      <w:r>
-        <w:rPr>
-          <w:rStyle w:val="a4"/>
-        </w:rPr>
-        <w:t>Основной блок:</w:t>
-      </w:r>
-    </w:p>
-    <w:p>
-      <w:r>
-        <w:t>– заголовок «Профиль»;</w:t>
-      </w:r>
-    </w:p>
-    <w:p>
-      <w:r>
-        <w:t>– кнопка «Назад»;</w:t>
-      </w:r>
-    </w:p>
-    <w:p>
-      <w:r>
-        <w:t>–</w:t>
-      </w:r>
-      <w:r>
-        <w:t xml:space="preserve"> пол</w:t>
-      </w:r>
-      <w:r>
-        <w:t>я</w:t>
-      </w:r>
-      <w:r>
-        <w:t xml:space="preserve"> ввода персональные данные (ФИО, телефон, адрес) (строки, </w:t>
-      </w:r>
-    </w:p>
-    <w:p>
-      <w:r>
-        <w:t>рамки)</w:t>
-      </w:r>
-      <w:r>
-        <w:t>;</w:t>
-      </w:r>
-    </w:p>
-    <w:p>
-      <w:r>
-        <w:t>– заголовок «Прошлые покупки»;</w:t>
-      </w:r>
-    </w:p>
-    <w:p>
-      <w:r>
-        <w:t>– строки (рамки) с названием, размером и ценой;</w:t>
-      </w:r>
-    </w:p>
-    <w:p>
-      <w:r>
-        <w:t>– кнопка «Повторить заказ»</w:t>
-      </w:r>
-    </w:p>
-    <w:p>
-      <w:r>
-        <w:t xml:space="preserve">– </w:t>
-      </w:r>
-      <w:r>
-        <w:t>текст «</w:t>
-      </w:r>
-      <w:r>
-        <w:t>персональная скидка</w:t>
-      </w:r>
-      <w:r>
-        <w:t>»</w:t>
-      </w:r>
-      <w:r>
-        <w:t>;</w:t>
-      </w:r>
-    </w:p>
-    <w:p>
-      <w:r>
-        <w:t xml:space="preserve">– </w:t>
-      </w:r>
-      <w:r>
-        <w:t>рамка с процентом скидки;</w:t>
-      </w:r>
-    </w:p>
-    <w:p>
-      <w:r>
-        <w:t>– кнопка (ссылка) «Вернуться на главную».</w:t>
-      </w:r>
-    </w:p>
-    <w:p>
-      <w:r>
-        <w:rPr>
-          <w:rStyle w:val="a4"/>
-        </w:rPr>
-        <w:t>Футер:</w:t>
-      </w:r>
-    </w:p>
-    <w:p>
-      <w:r>
-        <w:t>– контакты: телефон, почтовый адрес;</w:t>
-      </w:r>
-    </w:p>
-    <w:p>
-      <w:r>
-        <w:t>– политика конфиденциальности;</w:t>
-      </w:r>
-    </w:p>
-    <w:p>
-      <w:r>
-        <w:t>– текстовый логотип.</w:t>
-      </w:r>
-    </w:p>
-    <w:p>
-      <w:pPr>
-        <w:pStyle w:val="2"/>
-      </w:pPr>
-      <w:bookmarkStart w:id="27" w:name="_Toc216304866"/>
-      <w:r>
-        <w:t>4.1</w:t>
-      </w:r>
-      <w:r>
-        <w:t>9</w:t>
-      </w:r>
-      <w:r>
-        <w:t xml:space="preserve"> Политика конфиденциальности</w:t>
-      </w:r>
-      <w:bookmarkEnd w:id="27"/>
-    </w:p>
-    <w:p>
-      <w:r>
-        <w:rPr>
-          <w:rStyle w:val="a4"/>
-        </w:rPr>
-        <w:t>Шапка сайта (</w:t>
-      </w:r>
-      <w:proofErr w:type="spellStart"/>
-      <w:r>
-        <w:rPr>
-          <w:rStyle w:val="a4"/>
-        </w:rPr>
-        <w:t>header</w:t>
-      </w:r>
-      <w:proofErr w:type="spellEnd"/>
-      <w:r>
-        <w:rPr>
-          <w:rStyle w:val="a4"/>
-        </w:rPr>
-        <w:t>):</w:t>
-      </w:r>
-    </w:p>
-    <w:p>
-      <w:r>
-        <w:t>– логотип бренда «</w:t>
-      </w:r>
-      <w:proofErr w:type="spellStart"/>
-      <w:r>
-        <w:t>Sekret</w:t>
-      </w:r>
-      <w:proofErr w:type="spellEnd"/>
-      <w:r>
-        <w:t>»;</w:t>
-      </w:r>
-    </w:p>
-    <w:p>
-      <w:r>
-        <w:t>– главное меню: «</w:t>
-      </w:r>
-      <w:proofErr w:type="spellStart"/>
-      <w:r>
-        <w:t>Метч</w:t>
-      </w:r>
-      <w:proofErr w:type="spellEnd"/>
-      <w:r>
-        <w:t>», «Главная», «</w:t>
-      </w:r>
-      <w:proofErr w:type="spellStart"/>
-      <w:r>
-        <w:t>Виш</w:t>
-      </w:r>
-      <w:proofErr w:type="spellEnd"/>
-      <w:r>
-        <w:t>-лист»;</w:t>
-      </w:r>
-    </w:p>
-    <w:p>
-      <w:r>
-        <w:lastRenderedPageBreak/>
-        <w:t>– иконки пользователя: «Корзина», «Профиль».</w:t>
-      </w:r>
-    </w:p>
-    <w:p>
-      <w:r>
-        <w:rPr>
-          <w:rStyle w:val="a4"/>
-        </w:rPr>
-        <w:t>Основной блок:</w:t>
-      </w:r>
-    </w:p>
-    <w:p>
-      <w:r>
-        <w:t>– заголовок «Политика конфиденциальности»;</w:t>
-      </w:r>
-    </w:p>
-    <w:p>
-      <w:r>
-        <w:t>– основной текст «Правила сайта»;</w:t>
-      </w:r>
-    </w:p>
-    <w:p>
-      <w:r>
-        <w:t xml:space="preserve">– дополнительный текст «Дата обновления </w:t>
-      </w:r>
-      <w:proofErr w:type="spellStart"/>
-      <w:r>
-        <w:t>инфомр</w:t>
-      </w:r>
-      <w:proofErr w:type="spellEnd"/>
-      <w:r>
-        <w:t>»;</w:t>
-      </w:r>
-    </w:p>
-    <w:p>
-      <w:r>
-        <w:t>– кнопка (ссылка) «Вернуться на главную».</w:t>
-      </w:r>
-    </w:p>
-    <w:p>
-      <w:r>
-        <w:rPr>
-          <w:rStyle w:val="a4"/>
-        </w:rPr>
-        <w:t>Футер:</w:t>
-      </w:r>
-    </w:p>
-    <w:p>
-      <w:r>
-        <w:t>– контакты: телефон, почтовый адрес;</w:t>
-      </w:r>
-    </w:p>
-    <w:p>
-      <w:r>
-        <w:t>– политика конфиденциальности;</w:t>
-      </w:r>
-    </w:p>
-    <w:p>
-      <w:r>
-        <w:t>– текстовый логотип.</w:t>
-      </w:r>
-    </w:p>
-    <w:p/>
-    <w:p>
-      <w:pPr>
-        <w:pStyle w:val="2"/>
-      </w:pPr>
-      <w:bookmarkStart w:id="28" w:name="_Toc216304867"/>
-      <w:r>
-        <w:t>4.</w:t>
-      </w:r>
-      <w:r>
-        <w:t>20</w:t>
-      </w:r>
-      <w:r>
-        <w:t xml:space="preserve"> Экран загрузки</w:t>
-      </w:r>
-      <w:bookmarkEnd w:id="28"/>
-    </w:p>
-    <w:p>
-      <w:r>
-        <w:t>– заголовок «Загрузка…»;</w:t>
-      </w:r>
-    </w:p>
-    <w:p>
-      <w:r>
-        <w:t xml:space="preserve">– подзаголовок «Осталось совсем </w:t>
-      </w:r>
-      <w:proofErr w:type="gramStart"/>
-      <w:r>
-        <w:t xml:space="preserve">чуть </w:t>
-      </w:r>
-      <w:proofErr w:type="spellStart"/>
-      <w:r>
-        <w:t>чуть</w:t>
-      </w:r>
-      <w:proofErr w:type="spellEnd"/>
-      <w:proofErr w:type="gramEnd"/>
-      <w:r>
-        <w:t>»;</w:t>
-      </w:r>
-    </w:p>
-    <w:p>
-      <w:r>
         <w:t>– анимация (Вращающаяся 3д модель скейтборда);</w:t>
+      </w:r>
+    </w:p>
+    <w:p>
+      <w:r>
+        <w:t>Экран загрузки отображается автоматически при выполнении операций, связанных с загрузкой данных или переходом между страницами.</w:t>
       </w:r>
     </w:p>
     <w:p>
@@ -9296,1279 +9203,6 @@
           <w14:ligatures w14:val="none"/>
         </w:rPr>
       </w:pPr>
-      <w:r>
-        <w:rPr>
-          <w:caps/>
-        </w:rPr>
-        <w:br w:type="page"/>
-      </w:r>
-    </w:p>
-    <w:p>
-      <w:pPr>
-        <w:pStyle w:val="1"/>
-      </w:pPr>
-      <w:bookmarkStart w:id="29" w:name="_Toc216304868"/>
-      <w:r>
-        <w:rPr>
-          <w:caps w:val="0"/>
-        </w:rPr>
-        <w:lastRenderedPageBreak/>
-        <w:t>5 ФОРМЫ</w:t>
-      </w:r>
-      <w:bookmarkEnd w:id="29"/>
-    </w:p>
-    <w:p>
-      <w:pPr>
-        <w:rPr>
-          <w:lang w:eastAsia="ru-RU"/>
-        </w:rPr>
-      </w:pPr>
-      <w:r>
-        <w:rPr>
-          <w:lang w:eastAsia="ru-RU"/>
-        </w:rPr>
-        <w:t>Форма регистрации</w:t>
-      </w:r>
-      <w:r>
-        <w:rPr>
-          <w:lang w:eastAsia="ru-RU"/>
-        </w:rPr>
-        <w:t>:</w:t>
-      </w:r>
-    </w:p>
-    <w:p>
-      <w:pPr>
-        <w:pStyle w:val="a7"/>
-        <w:numPr>
-          <w:ilvl w:val="0"/>
-          <w:numId w:val="14"/>
-        </w:numPr>
-        <w:rPr>
-          <w:lang w:eastAsia="ru-RU"/>
-        </w:rPr>
-      </w:pPr>
-      <w:r>
-        <w:rPr>
-          <w:lang w:eastAsia="ru-RU"/>
-        </w:rPr>
-        <w:t>Почта</w:t>
-      </w:r>
-      <w:r>
-        <w:rPr>
-          <w:lang w:eastAsia="ru-RU"/>
-        </w:rPr>
-        <w:t xml:space="preserve"> </w:t>
-      </w:r>
-      <w:r>
-        <w:rPr>
-          <w:lang w:eastAsia="ru-RU"/>
-        </w:rPr>
-        <w:t>–</w:t>
-      </w:r>
-      <w:r>
-        <w:rPr>
-          <w:lang w:eastAsia="ru-RU"/>
-        </w:rPr>
-        <w:t xml:space="preserve"> основной идентификатор пользователя, используется для входа в систему и восстановления доступа.</w:t>
-      </w:r>
-    </w:p>
-    <w:p>
-      <w:pPr>
-        <w:pStyle w:val="a7"/>
-        <w:numPr>
-          <w:ilvl w:val="0"/>
-          <w:numId w:val="14"/>
-        </w:numPr>
-        <w:rPr>
-          <w:lang w:eastAsia="ru-RU"/>
-        </w:rPr>
-      </w:pPr>
-      <w:r>
-        <w:rPr>
-          <w:lang w:eastAsia="ru-RU"/>
-        </w:rPr>
-        <w:t xml:space="preserve">Пароль </w:t>
-      </w:r>
-      <w:r>
-        <w:rPr>
-          <w:lang w:eastAsia="ru-RU"/>
-        </w:rPr>
-        <w:t>–</w:t>
-      </w:r>
-      <w:r>
-        <w:rPr>
-          <w:lang w:eastAsia="ru-RU"/>
-        </w:rPr>
-        <w:t xml:space="preserve"> </w:t>
-      </w:r>
-      <w:r>
-        <w:rPr>
-          <w:lang w:eastAsia="ru-RU"/>
-        </w:rPr>
-        <w:t>должен содержать не менее 6 символов.</w:t>
-      </w:r>
-    </w:p>
-    <w:p>
-      <w:pPr>
-        <w:pStyle w:val="a7"/>
-        <w:numPr>
-          <w:ilvl w:val="0"/>
-          <w:numId w:val="14"/>
-        </w:numPr>
-        <w:rPr>
-          <w:lang w:eastAsia="ru-RU"/>
-        </w:rPr>
-      </w:pPr>
-      <w:r>
-        <w:rPr>
-          <w:lang w:eastAsia="ru-RU"/>
-        </w:rPr>
-        <w:t xml:space="preserve">Подтверждение пароля </w:t>
-      </w:r>
-      <w:r>
-        <w:rPr>
-          <w:lang w:eastAsia="ru-RU"/>
-        </w:rPr>
-        <w:t>–</w:t>
-      </w:r>
-      <w:r>
-        <w:rPr>
-          <w:lang w:eastAsia="ru-RU"/>
-        </w:rPr>
-        <w:t xml:space="preserve"> исключает ошибки при вводе, сравнивается с основным паролем.</w:t>
-      </w:r>
-    </w:p>
-    <w:p>
-      <w:pPr>
-        <w:rPr>
-          <w:lang w:eastAsia="ru-RU"/>
-        </w:rPr>
-      </w:pPr>
-      <w:r>
-        <w:rPr>
-          <w:lang w:eastAsia="ru-RU"/>
-        </w:rPr>
-        <w:t>Форма входа</w:t>
-      </w:r>
-      <w:r>
-        <w:rPr>
-          <w:lang w:eastAsia="ru-RU"/>
-        </w:rPr>
-        <w:t>:</w:t>
-      </w:r>
-    </w:p>
-    <w:p>
-      <w:pPr>
-        <w:pStyle w:val="a7"/>
-        <w:numPr>
-          <w:ilvl w:val="0"/>
-          <w:numId w:val="15"/>
-        </w:numPr>
-        <w:rPr>
-          <w:lang w:eastAsia="ru-RU"/>
-        </w:rPr>
-      </w:pPr>
-      <w:r>
-        <w:rPr>
-          <w:lang w:eastAsia="ru-RU"/>
-        </w:rPr>
-        <w:t>Почта</w:t>
-      </w:r>
-      <w:r>
-        <w:rPr>
-          <w:lang w:eastAsia="ru-RU"/>
-        </w:rPr>
-        <w:t xml:space="preserve"> </w:t>
-      </w:r>
-      <w:r>
-        <w:rPr>
-          <w:lang w:eastAsia="ru-RU"/>
-        </w:rPr>
-        <w:t>–</w:t>
-      </w:r>
-      <w:r>
-        <w:rPr>
-          <w:lang w:eastAsia="ru-RU"/>
-        </w:rPr>
-        <w:t xml:space="preserve"> вводится ранее зарегистрированный адрес.</w:t>
-      </w:r>
-    </w:p>
-    <w:p>
-      <w:pPr>
-        <w:pStyle w:val="a7"/>
-        <w:numPr>
-          <w:ilvl w:val="0"/>
-          <w:numId w:val="15"/>
-        </w:numPr>
-        <w:rPr>
-          <w:lang w:eastAsia="ru-RU"/>
-        </w:rPr>
-      </w:pPr>
-      <w:r>
-        <w:rPr>
-          <w:lang w:eastAsia="ru-RU"/>
-        </w:rPr>
-        <w:t xml:space="preserve">Пароль </w:t>
-      </w:r>
-      <w:r>
-        <w:rPr>
-          <w:lang w:eastAsia="ru-RU"/>
-        </w:rPr>
-        <w:t>–</w:t>
-      </w:r>
-      <w:r>
-        <w:rPr>
-          <w:lang w:eastAsia="ru-RU"/>
-        </w:rPr>
-        <w:t xml:space="preserve"> проверяется совпадение с данными в системе.</w:t>
-      </w:r>
-    </w:p>
-    <w:p>
-      <w:pPr>
-        <w:rPr>
-          <w:lang w:eastAsia="ru-RU"/>
-        </w:rPr>
-      </w:pPr>
-      <w:r>
-        <w:rPr>
-          <w:lang w:eastAsia="ru-RU"/>
-        </w:rPr>
-        <w:t>Форма заказа</w:t>
-      </w:r>
-      <w:r>
-        <w:rPr>
-          <w:lang w:eastAsia="ru-RU"/>
-        </w:rPr>
-        <w:t>:</w:t>
-      </w:r>
-    </w:p>
-    <w:p>
-      <w:pPr>
-        <w:pStyle w:val="a7"/>
-        <w:numPr>
-          <w:ilvl w:val="0"/>
-          <w:numId w:val="16"/>
-        </w:numPr>
-        <w:rPr>
-          <w:lang w:eastAsia="ru-RU"/>
-        </w:rPr>
-      </w:pPr>
-      <w:r>
-        <w:rPr>
-          <w:lang w:eastAsia="ru-RU"/>
-        </w:rPr>
-        <w:t xml:space="preserve">ФИО </w:t>
-      </w:r>
-      <w:r>
-        <w:rPr>
-          <w:lang w:eastAsia="ru-RU"/>
-        </w:rPr>
-        <w:t>–</w:t>
-      </w:r>
-      <w:r>
-        <w:rPr>
-          <w:lang w:eastAsia="ru-RU"/>
-        </w:rPr>
-        <w:t xml:space="preserve"> необходимо для корректного оформления доставки.</w:t>
-      </w:r>
-    </w:p>
-    <w:p>
-      <w:pPr>
-        <w:pStyle w:val="a7"/>
-        <w:numPr>
-          <w:ilvl w:val="0"/>
-          <w:numId w:val="16"/>
-        </w:numPr>
-        <w:rPr>
-          <w:lang w:eastAsia="ru-RU"/>
-        </w:rPr>
-      </w:pPr>
-      <w:r>
-        <w:rPr>
-          <w:lang w:eastAsia="ru-RU"/>
-        </w:rPr>
-        <w:t xml:space="preserve">Телефон </w:t>
-      </w:r>
-      <w:r>
-        <w:rPr>
-          <w:lang w:eastAsia="ru-RU"/>
-        </w:rPr>
-        <w:t>–</w:t>
-      </w:r>
-      <w:r>
-        <w:rPr>
-          <w:lang w:eastAsia="ru-RU"/>
-        </w:rPr>
-        <w:t xml:space="preserve"> используется курьером или службой доставки для связи.</w:t>
-      </w:r>
-    </w:p>
-    <w:p>
-      <w:pPr>
-        <w:pStyle w:val="a7"/>
-        <w:numPr>
-          <w:ilvl w:val="0"/>
-          <w:numId w:val="16"/>
-        </w:numPr>
-        <w:rPr>
-          <w:lang w:eastAsia="ru-RU"/>
-        </w:rPr>
-      </w:pPr>
-      <w:r>
-        <w:rPr>
-          <w:lang w:eastAsia="ru-RU"/>
-        </w:rPr>
-        <w:t xml:space="preserve">Адрес </w:t>
-      </w:r>
-      <w:r>
-        <w:rPr>
-          <w:lang w:eastAsia="ru-RU"/>
-        </w:rPr>
-        <w:t>–</w:t>
-      </w:r>
-      <w:r>
-        <w:rPr>
-          <w:lang w:eastAsia="ru-RU"/>
-        </w:rPr>
-        <w:t xml:space="preserve"> указывается улица, дом, квартира; обязательное поле для</w:t>
-      </w:r>
-      <w:r>
-        <w:rPr>
-          <w:lang w:eastAsia="ru-RU"/>
-        </w:rPr>
-        <w:t xml:space="preserve"> </w:t>
-      </w:r>
-      <w:r>
-        <w:rPr>
-          <w:lang w:eastAsia="ru-RU"/>
-        </w:rPr>
-        <w:t>доставки.</w:t>
-      </w:r>
-    </w:p>
-    <w:p>
-      <w:pPr>
-        <w:pStyle w:val="a7"/>
-        <w:numPr>
-          <w:ilvl w:val="0"/>
-          <w:numId w:val="16"/>
-        </w:numPr>
-        <w:rPr>
-          <w:lang w:eastAsia="ru-RU"/>
-        </w:rPr>
-      </w:pPr>
-      <w:r>
-        <w:rPr>
-          <w:lang w:eastAsia="ru-RU"/>
-        </w:rPr>
-        <w:t>Почта</w:t>
-      </w:r>
-      <w:r>
-        <w:rPr>
-          <w:lang w:eastAsia="ru-RU"/>
-        </w:rPr>
-        <w:t xml:space="preserve"> </w:t>
-      </w:r>
-      <w:r>
-        <w:rPr>
-          <w:lang w:eastAsia="ru-RU"/>
-        </w:rPr>
-        <w:t>–</w:t>
-      </w:r>
-      <w:r>
-        <w:rPr>
-          <w:lang w:eastAsia="ru-RU"/>
-        </w:rPr>
-        <w:t xml:space="preserve"> для отправки письма-подтверждения и чеков.</w:t>
-      </w:r>
-    </w:p>
-    <w:p>
-      <w:pPr>
-        <w:pStyle w:val="a7"/>
-        <w:numPr>
-          <w:ilvl w:val="0"/>
-          <w:numId w:val="16"/>
-        </w:numPr>
-        <w:rPr>
-          <w:lang w:eastAsia="ru-RU"/>
-        </w:rPr>
-      </w:pPr>
-      <w:r>
-        <w:rPr>
-          <w:lang w:eastAsia="ru-RU"/>
-        </w:rPr>
-        <w:t xml:space="preserve">Способ доставки </w:t>
-      </w:r>
-      <w:r>
-        <w:rPr>
-          <w:lang w:eastAsia="ru-RU"/>
-        </w:rPr>
-        <w:t>–</w:t>
-      </w:r>
-      <w:r>
-        <w:rPr>
-          <w:lang w:eastAsia="ru-RU"/>
-        </w:rPr>
-        <w:t xml:space="preserve"> выбор из списка: курьер, самовывоз.</w:t>
-      </w:r>
-    </w:p>
-    <w:p>
-      <w:pPr>
-        <w:pStyle w:val="a7"/>
-        <w:numPr>
-          <w:ilvl w:val="0"/>
-          <w:numId w:val="16"/>
-        </w:numPr>
-        <w:rPr>
-          <w:lang w:eastAsia="ru-RU"/>
-        </w:rPr>
-      </w:pPr>
-      <w:r>
-        <w:rPr>
-          <w:lang w:eastAsia="ru-RU"/>
-        </w:rPr>
-        <w:t xml:space="preserve">Способ оплаты </w:t>
-      </w:r>
-      <w:r>
-        <w:rPr>
-          <w:lang w:eastAsia="ru-RU"/>
-        </w:rPr>
-        <w:t>–</w:t>
-      </w:r>
-      <w:r>
-        <w:rPr>
-          <w:lang w:eastAsia="ru-RU"/>
-        </w:rPr>
-        <w:t xml:space="preserve"> варианты: банковская карта.</w:t>
-      </w:r>
-    </w:p>
-    <w:p>
-      <w:pPr>
-        <w:pStyle w:val="a7"/>
-        <w:numPr>
-          <w:ilvl w:val="0"/>
-          <w:numId w:val="16"/>
-        </w:numPr>
-        <w:rPr>
-          <w:lang w:eastAsia="ru-RU"/>
-        </w:rPr>
-      </w:pPr>
-      <w:proofErr w:type="spellStart"/>
-      <w:r>
-        <w:rPr>
-          <w:lang w:eastAsia="ru-RU"/>
-        </w:rPr>
-        <w:t>Промокод</w:t>
-      </w:r>
-      <w:proofErr w:type="spellEnd"/>
-      <w:r>
-        <w:rPr>
-          <w:lang w:eastAsia="ru-RU"/>
-        </w:rPr>
-        <w:t xml:space="preserve"> (необязательное поле) </w:t>
-      </w:r>
-      <w:r>
-        <w:rPr>
-          <w:lang w:eastAsia="ru-RU"/>
-        </w:rPr>
-        <w:t>–</w:t>
-      </w:r>
-      <w:r>
-        <w:rPr>
-          <w:lang w:eastAsia="ru-RU"/>
-        </w:rPr>
-        <w:t xml:space="preserve"> позволяет применить скидку.</w:t>
-      </w:r>
-    </w:p>
-    <w:p>
-      <w:pPr>
-        <w:spacing w:after="160" w:line="259" w:lineRule="auto"/>
-        <w:ind w:firstLine="0"/>
-        <w:rPr>
-          <w:rFonts w:eastAsia="Times New Roman" w:cs="Times New Roman"/>
-          <w:b/>
-          <w:bCs/>
-          <w:caps/>
-          <w:kern w:val="36"/>
-          <w:szCs w:val="48"/>
-          <w:lang w:eastAsia="ru-RU"/>
-          <w14:ligatures w14:val="none"/>
-        </w:rPr>
-      </w:pPr>
-      <w:r>
-        <w:br w:type="page"/>
-      </w:r>
-    </w:p>
-    <w:p>
-      <w:pPr>
-        <w:pStyle w:val="1"/>
-      </w:pPr>
-      <w:bookmarkStart w:id="30" w:name="_Toc216304869"/>
-      <w:r>
-        <w:rPr>
-          <w:caps w:val="0"/>
-        </w:rPr>
-        <w:lastRenderedPageBreak/>
-        <w:t>6</w:t>
-      </w:r>
-      <w:r>
-        <w:rPr>
-          <w:caps w:val="0"/>
-        </w:rPr>
-        <w:t xml:space="preserve"> ЭЛЕМЕНТЫ ИНТЕРФЕЙСА</w:t>
-      </w:r>
-      <w:bookmarkEnd w:id="30"/>
-    </w:p>
-    <w:p>
-      <w:pPr>
-        <w:rPr>
-          <w:lang w:eastAsia="ru-RU"/>
-        </w:rPr>
-      </w:pPr>
-      <w:r>
-        <w:rPr>
-          <w:lang w:eastAsia="ru-RU"/>
-        </w:rPr>
-        <w:t>Навигационные элементы:</w:t>
-      </w:r>
-    </w:p>
-    <w:p>
-      <w:pPr>
-        <w:pStyle w:val="a7"/>
-        <w:numPr>
-          <w:ilvl w:val="0"/>
-          <w:numId w:val="21"/>
-        </w:numPr>
-        <w:rPr>
-          <w:lang w:eastAsia="ru-RU"/>
-        </w:rPr>
-      </w:pPr>
-      <w:r>
-        <w:rPr>
-          <w:lang w:eastAsia="ru-RU"/>
-        </w:rPr>
-        <w:t>«</w:t>
-      </w:r>
-      <w:r>
-        <w:rPr>
-          <w:lang w:eastAsia="ru-RU"/>
-        </w:rPr>
-        <w:t>На г</w:t>
-      </w:r>
-      <w:r>
-        <w:rPr>
-          <w:lang w:eastAsia="ru-RU"/>
-        </w:rPr>
-        <w:t>лавн</w:t>
-      </w:r>
-      <w:r>
-        <w:rPr>
-          <w:lang w:eastAsia="ru-RU"/>
-        </w:rPr>
-        <w:t>ую</w:t>
-      </w:r>
-      <w:r>
-        <w:rPr>
-          <w:lang w:eastAsia="ru-RU"/>
-        </w:rPr>
-        <w:t xml:space="preserve">» </w:t>
-      </w:r>
-      <w:r>
-        <w:rPr>
-          <w:lang w:eastAsia="ru-RU"/>
-        </w:rPr>
-        <w:t>–</w:t>
-      </w:r>
-      <w:r>
-        <w:rPr>
-          <w:lang w:eastAsia="ru-RU"/>
-        </w:rPr>
-        <w:t xml:space="preserve"> переход на стартовую страницу.</w:t>
-      </w:r>
-    </w:p>
-    <w:p>
-      <w:pPr>
-        <w:pStyle w:val="a7"/>
-        <w:numPr>
-          <w:ilvl w:val="0"/>
-          <w:numId w:val="21"/>
-        </w:numPr>
-        <w:rPr>
-          <w:lang w:eastAsia="ru-RU"/>
-        </w:rPr>
-      </w:pPr>
-      <w:r>
-        <w:rPr>
-          <w:lang w:eastAsia="ru-RU"/>
-        </w:rPr>
-        <w:t xml:space="preserve">«Каталог» </w:t>
-      </w:r>
-      <w:r>
-        <w:rPr>
-          <w:lang w:eastAsia="ru-RU"/>
-        </w:rPr>
-        <w:t>–</w:t>
-      </w:r>
-      <w:r>
-        <w:rPr>
-          <w:lang w:eastAsia="ru-RU"/>
-        </w:rPr>
-        <w:t xml:space="preserve"> переход к ассортименту товаров.</w:t>
-      </w:r>
-    </w:p>
-    <w:p>
-      <w:pPr>
-        <w:pStyle w:val="a7"/>
-        <w:numPr>
-          <w:ilvl w:val="0"/>
-          <w:numId w:val="21"/>
-        </w:numPr>
-        <w:rPr>
-          <w:lang w:eastAsia="ru-RU"/>
-        </w:rPr>
-      </w:pPr>
-      <w:r>
-        <w:rPr>
-          <w:lang w:eastAsia="ru-RU"/>
-        </w:rPr>
-        <w:t>«</w:t>
-      </w:r>
-      <w:proofErr w:type="spellStart"/>
-      <w:r>
-        <w:rPr>
-          <w:lang w:eastAsia="ru-RU"/>
-        </w:rPr>
-        <w:t>Mix</w:t>
-      </w:r>
-      <w:proofErr w:type="spellEnd"/>
-      <w:r>
-        <w:rPr>
-          <w:lang w:eastAsia="ru-RU"/>
-        </w:rPr>
-        <w:t xml:space="preserve"> &amp; Match» </w:t>
-      </w:r>
-      <w:r>
-        <w:rPr>
-          <w:lang w:eastAsia="ru-RU"/>
-        </w:rPr>
-        <w:t>–</w:t>
-      </w:r>
-      <w:r>
-        <w:rPr>
-          <w:lang w:eastAsia="ru-RU"/>
-        </w:rPr>
-        <w:t xml:space="preserve"> переход к функции сборки образов.</w:t>
-      </w:r>
-    </w:p>
-    <w:p>
-      <w:pPr>
-        <w:pStyle w:val="a7"/>
-        <w:numPr>
-          <w:ilvl w:val="0"/>
-          <w:numId w:val="21"/>
-        </w:numPr>
-        <w:rPr>
-          <w:lang w:eastAsia="ru-RU"/>
-        </w:rPr>
-      </w:pPr>
-      <w:r>
-        <w:rPr>
-          <w:lang w:eastAsia="ru-RU"/>
-        </w:rPr>
-        <w:t>«</w:t>
-      </w:r>
-      <w:r>
-        <w:rPr>
-          <w:lang w:eastAsia="ru-RU"/>
-        </w:rPr>
-        <w:t>Профиль</w:t>
-      </w:r>
-      <w:r>
-        <w:rPr>
-          <w:lang w:eastAsia="ru-RU"/>
-        </w:rPr>
-        <w:t xml:space="preserve">» </w:t>
-      </w:r>
-      <w:r>
-        <w:rPr>
-          <w:lang w:eastAsia="ru-RU"/>
-        </w:rPr>
-        <w:t>–</w:t>
-      </w:r>
-      <w:r>
-        <w:rPr>
-          <w:lang w:eastAsia="ru-RU"/>
-        </w:rPr>
-        <w:t xml:space="preserve"> доступ к персональным данным, истории заказов, бонусам.</w:t>
-      </w:r>
-    </w:p>
-    <w:p>
-      <w:pPr>
-        <w:rPr>
-          <w:lang w:eastAsia="ru-RU"/>
-        </w:rPr>
-      </w:pPr>
-      <w:r>
-        <w:rPr>
-          <w:lang w:eastAsia="ru-RU"/>
-        </w:rPr>
-        <w:t>Кнопки:</w:t>
-      </w:r>
-    </w:p>
-    <w:p>
-      <w:pPr>
-        <w:pStyle w:val="a7"/>
-        <w:numPr>
-          <w:ilvl w:val="0"/>
-          <w:numId w:val="22"/>
-        </w:numPr>
-        <w:rPr>
-          <w:lang w:eastAsia="ru-RU"/>
-        </w:rPr>
-      </w:pPr>
-      <w:r>
-        <w:rPr>
-          <w:lang w:eastAsia="ru-RU"/>
-        </w:rPr>
-        <w:t>«Добавить в корзину»</w:t>
-      </w:r>
-      <w:r>
-        <w:rPr>
-          <w:lang w:eastAsia="ru-RU"/>
-        </w:rPr>
-        <w:t xml:space="preserve"> обновляет счётчик и список товаров в корзине;</w:t>
-      </w:r>
-    </w:p>
-    <w:p>
-      <w:pPr>
-        <w:pStyle w:val="a7"/>
-        <w:numPr>
-          <w:ilvl w:val="0"/>
-          <w:numId w:val="22"/>
-        </w:numPr>
-        <w:rPr>
-          <w:lang w:eastAsia="ru-RU"/>
-        </w:rPr>
-      </w:pPr>
-      <w:r>
-        <w:rPr>
-          <w:lang w:eastAsia="ru-RU"/>
-        </w:rPr>
-        <w:t>«Купить» / «Оформить заказ</w:t>
-      </w:r>
-      <w:r>
-        <w:rPr>
-          <w:lang w:eastAsia="ru-RU"/>
-        </w:rPr>
-        <w:t>»;</w:t>
-      </w:r>
-    </w:p>
-    <w:p>
-      <w:pPr>
-        <w:pStyle w:val="a7"/>
-        <w:numPr>
-          <w:ilvl w:val="0"/>
-          <w:numId w:val="22"/>
-        </w:numPr>
-        <w:rPr>
-          <w:lang w:eastAsia="ru-RU"/>
-        </w:rPr>
-      </w:pPr>
-      <w:r>
-        <w:rPr>
-          <w:lang w:eastAsia="ru-RU"/>
-        </w:rPr>
-        <w:t xml:space="preserve">«Удалить» </w:t>
-      </w:r>
-      <w:r>
-        <w:rPr>
-          <w:lang w:eastAsia="ru-RU"/>
-        </w:rPr>
-        <w:t>–</w:t>
-      </w:r>
-      <w:r>
-        <w:rPr>
-          <w:lang w:eastAsia="ru-RU"/>
-        </w:rPr>
-        <w:t xml:space="preserve"> удаление товара из корзины или списка.</w:t>
-      </w:r>
-    </w:p>
-    <w:p>
-      <w:pPr>
-        <w:pStyle w:val="a7"/>
-        <w:numPr>
-          <w:ilvl w:val="0"/>
-          <w:numId w:val="22"/>
-        </w:numPr>
-        <w:rPr>
-          <w:lang w:eastAsia="ru-RU"/>
-        </w:rPr>
-      </w:pPr>
-      <w:r>
-        <w:rPr>
-          <w:lang w:eastAsia="ru-RU"/>
-        </w:rPr>
-        <w:t xml:space="preserve">«Применить </w:t>
-      </w:r>
-      <w:proofErr w:type="spellStart"/>
-      <w:r>
-        <w:rPr>
-          <w:lang w:eastAsia="ru-RU"/>
-        </w:rPr>
-        <w:t>промокод</w:t>
-      </w:r>
-      <w:proofErr w:type="spellEnd"/>
-      <w:r>
-        <w:rPr>
-          <w:lang w:eastAsia="ru-RU"/>
-        </w:rPr>
-        <w:t xml:space="preserve">» </w:t>
-      </w:r>
-      <w:r>
-        <w:rPr>
-          <w:lang w:eastAsia="ru-RU"/>
-        </w:rPr>
-        <w:t>–</w:t>
-      </w:r>
-      <w:r>
-        <w:rPr>
-          <w:lang w:eastAsia="ru-RU"/>
-        </w:rPr>
-        <w:t xml:space="preserve"> акцент на возможности сэкономить.</w:t>
-      </w:r>
-    </w:p>
-    <w:p>
-      <w:pPr>
-        <w:pStyle w:val="a7"/>
-        <w:numPr>
-          <w:ilvl w:val="0"/>
-          <w:numId w:val="22"/>
-        </w:numPr>
-        <w:rPr>
-          <w:lang w:eastAsia="ru-RU"/>
-        </w:rPr>
-      </w:pPr>
-      <w:r>
-        <w:rPr>
-          <w:lang w:eastAsia="ru-RU"/>
-        </w:rPr>
-        <w:t>«</w:t>
-      </w:r>
-      <w:r>
-        <w:rPr>
-          <w:lang w:eastAsia="ru-RU"/>
-        </w:rPr>
-        <w:t xml:space="preserve">В </w:t>
-      </w:r>
-      <w:proofErr w:type="spellStart"/>
-      <w:r>
-        <w:rPr>
-          <w:lang w:eastAsia="ru-RU"/>
-        </w:rPr>
-        <w:t>метч</w:t>
-      </w:r>
-      <w:proofErr w:type="spellEnd"/>
-      <w:r>
-        <w:rPr>
-          <w:lang w:eastAsia="ru-RU"/>
-        </w:rPr>
-        <w:t xml:space="preserve">» </w:t>
-      </w:r>
-      <w:r>
-        <w:rPr>
-          <w:lang w:eastAsia="ru-RU"/>
-        </w:rPr>
-        <w:t>–</w:t>
-      </w:r>
-      <w:r>
-        <w:rPr>
-          <w:lang w:eastAsia="ru-RU"/>
-        </w:rPr>
-        <w:t xml:space="preserve"> сохранение собранного образа для дальнейшего использования.</w:t>
-      </w:r>
-    </w:p>
-    <w:p>
-      <w:pPr>
-        <w:pStyle w:val="a7"/>
-        <w:numPr>
-          <w:ilvl w:val="0"/>
-          <w:numId w:val="22"/>
-        </w:numPr>
-        <w:rPr>
-          <w:lang w:eastAsia="ru-RU"/>
-        </w:rPr>
-      </w:pPr>
-      <w:r>
-        <w:rPr>
-          <w:lang w:eastAsia="ru-RU"/>
-        </w:rPr>
-        <w:t>«</w:t>
-      </w:r>
-      <w:r>
-        <w:rPr>
-          <w:lang w:eastAsia="ru-RU"/>
-        </w:rPr>
-        <w:t xml:space="preserve">Скопировать </w:t>
-      </w:r>
-      <w:r>
-        <w:rPr>
-          <w:lang w:eastAsia="ru-RU"/>
-        </w:rPr>
-        <w:t>ссылк</w:t>
-      </w:r>
-      <w:r>
-        <w:rPr>
-          <w:lang w:eastAsia="ru-RU"/>
-        </w:rPr>
-        <w:t>у</w:t>
-      </w:r>
-      <w:r>
-        <w:rPr>
-          <w:lang w:eastAsia="ru-RU"/>
-        </w:rPr>
-        <w:t xml:space="preserve">» (в </w:t>
-      </w:r>
-      <w:proofErr w:type="spellStart"/>
-      <w:r>
-        <w:rPr>
-          <w:lang w:eastAsia="ru-RU"/>
-        </w:rPr>
-        <w:t>Wishlist</w:t>
-      </w:r>
-      <w:proofErr w:type="spellEnd"/>
-      <w:r>
-        <w:rPr>
-          <w:lang w:eastAsia="ru-RU"/>
-        </w:rPr>
-        <w:t xml:space="preserve">) </w:t>
-      </w:r>
-      <w:r>
-        <w:rPr>
-          <w:lang w:eastAsia="ru-RU"/>
-        </w:rPr>
-        <w:t>–</w:t>
-      </w:r>
-      <w:r>
-        <w:rPr>
-          <w:lang w:eastAsia="ru-RU"/>
-        </w:rPr>
-        <w:t xml:space="preserve"> генерация ссылки для отправк</w:t>
-      </w:r>
-      <w:r>
-        <w:rPr>
-          <w:lang w:eastAsia="ru-RU"/>
-        </w:rPr>
-        <w:t>и</w:t>
-      </w:r>
-      <w:r>
-        <w:rPr>
-          <w:lang w:eastAsia="ru-RU"/>
-        </w:rPr>
-        <w:t>.</w:t>
-      </w:r>
-    </w:p>
-    <w:p>
-      <w:pPr>
-        <w:rPr>
-          <w:lang w:eastAsia="ru-RU"/>
-        </w:rPr>
-      </w:pPr>
-      <w:r>
-        <w:rPr>
-          <w:lang w:eastAsia="ru-RU"/>
-        </w:rPr>
-        <w:t>Иконки:</w:t>
-      </w:r>
-    </w:p>
-    <w:p>
-      <w:pPr>
-        <w:pStyle w:val="a7"/>
-        <w:numPr>
-          <w:ilvl w:val="0"/>
-          <w:numId w:val="23"/>
-        </w:numPr>
-        <w:rPr>
-          <w:lang w:eastAsia="ru-RU"/>
-        </w:rPr>
-      </w:pPr>
-      <w:r>
-        <w:rPr>
-          <w:lang w:eastAsia="ru-RU"/>
-        </w:rPr>
-        <w:t xml:space="preserve">Корзина </w:t>
-      </w:r>
-      <w:r>
-        <w:rPr>
-          <w:lang w:eastAsia="ru-RU"/>
-        </w:rPr>
-        <w:t>–</w:t>
-      </w:r>
-      <w:r>
-        <w:rPr>
-          <w:lang w:eastAsia="ru-RU"/>
-        </w:rPr>
-        <w:t xml:space="preserve"> отображает количество выбранных вещей</w:t>
-      </w:r>
-      <w:r>
-        <w:rPr>
-          <w:lang w:eastAsia="ru-RU"/>
-        </w:rPr>
-        <w:t>;</w:t>
-      </w:r>
-    </w:p>
-    <w:p>
-      <w:pPr>
-        <w:pStyle w:val="a7"/>
-        <w:numPr>
-          <w:ilvl w:val="0"/>
-          <w:numId w:val="23"/>
-        </w:numPr>
-        <w:rPr>
-          <w:lang w:eastAsia="ru-RU"/>
-        </w:rPr>
-      </w:pPr>
-      <w:r>
-        <w:rPr>
-          <w:lang w:eastAsia="ru-RU"/>
-        </w:rPr>
-        <w:t xml:space="preserve">«В </w:t>
-      </w:r>
-      <w:proofErr w:type="spellStart"/>
-      <w:r>
-        <w:rPr>
-          <w:lang w:eastAsia="ru-RU"/>
-        </w:rPr>
-        <w:t>метч</w:t>
-      </w:r>
-      <w:proofErr w:type="spellEnd"/>
-      <w:r>
-        <w:rPr>
-          <w:lang w:eastAsia="ru-RU"/>
-        </w:rPr>
-        <w:t xml:space="preserve">» </w:t>
-      </w:r>
-      <w:r>
-        <w:rPr>
-          <w:lang w:eastAsia="ru-RU"/>
-        </w:rPr>
-        <w:t>–</w:t>
-      </w:r>
-      <w:r>
-        <w:rPr>
-          <w:lang w:eastAsia="ru-RU"/>
-        </w:rPr>
-        <w:t xml:space="preserve"> сохранение собранного образа для дальнейшего использования</w:t>
-      </w:r>
-      <w:r>
-        <w:rPr>
-          <w:lang w:eastAsia="ru-RU"/>
-        </w:rPr>
-        <w:t>;</w:t>
-      </w:r>
-    </w:p>
-    <w:p>
-      <w:pPr>
-        <w:pStyle w:val="a7"/>
-        <w:numPr>
-          <w:ilvl w:val="0"/>
-          <w:numId w:val="23"/>
-        </w:numPr>
-        <w:rPr>
-          <w:lang w:eastAsia="ru-RU"/>
-        </w:rPr>
-      </w:pPr>
-      <w:r>
-        <w:rPr>
-          <w:lang w:eastAsia="ru-RU"/>
-        </w:rPr>
-        <w:t xml:space="preserve">Вернуться </w:t>
-      </w:r>
-      <w:r>
-        <w:rPr>
-          <w:lang w:eastAsia="ru-RU"/>
-        </w:rPr>
-        <w:t>–</w:t>
-      </w:r>
-      <w:r>
-        <w:rPr>
-          <w:lang w:eastAsia="ru-RU"/>
-        </w:rPr>
-        <w:t xml:space="preserve"> стрелка влево для возвращения на предыдущую страницу;</w:t>
-      </w:r>
-    </w:p>
-    <w:p>
-      <w:pPr>
-        <w:pStyle w:val="a7"/>
-        <w:numPr>
-          <w:ilvl w:val="0"/>
-          <w:numId w:val="23"/>
-        </w:numPr>
-        <w:rPr>
-          <w:lang w:eastAsia="ru-RU"/>
-        </w:rPr>
-      </w:pPr>
-      <w:r>
-        <w:rPr>
-          <w:lang w:eastAsia="ru-RU"/>
-        </w:rPr>
-        <w:t>Избранное (</w:t>
-      </w:r>
-      <w:proofErr w:type="spellStart"/>
-      <w:r>
-        <w:rPr>
-          <w:lang w:eastAsia="ru-RU"/>
-        </w:rPr>
-        <w:t>Wishlist</w:t>
-      </w:r>
-      <w:proofErr w:type="spellEnd"/>
-      <w:r>
-        <w:rPr>
-          <w:lang w:eastAsia="ru-RU"/>
-        </w:rPr>
-        <w:t xml:space="preserve">) </w:t>
-      </w:r>
-      <w:r>
-        <w:rPr>
-          <w:lang w:eastAsia="ru-RU"/>
-        </w:rPr>
-        <w:t>–</w:t>
-      </w:r>
-      <w:r>
-        <w:rPr>
-          <w:lang w:eastAsia="ru-RU"/>
-        </w:rPr>
-        <w:t xml:space="preserve"> сердце для сохранения понравившегося товара</w:t>
-      </w:r>
-      <w:r>
-        <w:rPr>
-          <w:lang w:eastAsia="ru-RU"/>
-        </w:rPr>
-        <w:t>.</w:t>
-      </w:r>
-    </w:p>
-    <w:p>
-      <w:pPr>
-        <w:pStyle w:val="a7"/>
-        <w:ind w:left="1069" w:firstLine="0"/>
-        <w:rPr>
-          <w:lang w:eastAsia="ru-RU"/>
-        </w:rPr>
-      </w:pPr>
-      <w:r>
-        <w:rPr>
-          <w:lang w:eastAsia="ru-RU"/>
-        </w:rPr>
-        <w:t>Карточки:</w:t>
-      </w:r>
-    </w:p>
-    <w:p>
-      <w:pPr>
-        <w:pStyle w:val="a7"/>
-        <w:ind w:left="1069" w:firstLine="0"/>
-        <w:rPr>
-          <w:lang w:eastAsia="ru-RU"/>
-        </w:rPr>
-      </w:pPr>
-      <w:r>
-        <w:rPr>
-          <w:lang w:eastAsia="ru-RU"/>
-        </w:rPr>
-        <w:t>Имеют «</w:t>
-      </w:r>
-      <w:r>
-        <w:rPr>
-          <w:lang w:val="en-US" w:eastAsia="ru-RU"/>
-        </w:rPr>
-        <w:t>Hover</w:t>
-      </w:r>
-      <w:r>
-        <w:rPr>
-          <w:lang w:eastAsia="ru-RU"/>
-        </w:rPr>
-        <w:t>»</w:t>
-      </w:r>
-      <w:r>
-        <w:rPr>
-          <w:lang w:eastAsia="ru-RU"/>
-        </w:rPr>
-        <w:t xml:space="preserve"> </w:t>
-      </w:r>
-      <w:r>
-        <w:rPr>
-          <w:lang w:eastAsia="ru-RU"/>
-        </w:rPr>
-        <w:t>анимацию и «</w:t>
-      </w:r>
-      <w:r>
-        <w:rPr>
-          <w:lang w:val="en-US" w:eastAsia="ru-RU"/>
-        </w:rPr>
-        <w:t>On</w:t>
-      </w:r>
-      <w:r>
-        <w:rPr>
-          <w:lang w:eastAsia="ru-RU"/>
-        </w:rPr>
-        <w:t xml:space="preserve"> </w:t>
-      </w:r>
-      <w:r>
-        <w:rPr>
-          <w:lang w:val="en-US" w:eastAsia="ru-RU"/>
-        </w:rPr>
-        <w:t>click</w:t>
-      </w:r>
-      <w:r>
-        <w:rPr>
-          <w:lang w:eastAsia="ru-RU"/>
-        </w:rPr>
-        <w:t>» анимацию</w:t>
-      </w:r>
-      <w:r>
-        <w:rPr>
-          <w:lang w:eastAsia="ru-RU"/>
-        </w:rPr>
-        <w:t xml:space="preserve"> в виде добавления контуров (черный и красный </w:t>
-      </w:r>
-      <w:r>
-        <w:rPr>
-          <w:lang w:eastAsia="ru-RU"/>
-        </w:rPr>
-        <w:t>#</w:t>
-      </w:r>
-      <w:r>
-        <w:rPr>
-          <w:lang w:val="en-US" w:eastAsia="ru-RU"/>
-        </w:rPr>
-        <w:t>ff</w:t>
-      </w:r>
-      <w:r>
-        <w:rPr>
-          <w:lang w:eastAsia="ru-RU"/>
-        </w:rPr>
-        <w:t>2</w:t>
-      </w:r>
-      <w:r>
-        <w:rPr>
-          <w:lang w:val="en-US" w:eastAsia="ru-RU"/>
-        </w:rPr>
-        <w:t>d</w:t>
-      </w:r>
-      <w:r>
-        <w:rPr>
-          <w:lang w:eastAsia="ru-RU"/>
-        </w:rPr>
-        <w:t>2</w:t>
-      </w:r>
-      <w:r>
-        <w:rPr>
-          <w:lang w:val="en-US" w:eastAsia="ru-RU"/>
-        </w:rPr>
-        <w:t>d</w:t>
-      </w:r>
-      <w:r>
-        <w:rPr>
-          <w:lang w:eastAsia="ru-RU"/>
-        </w:rPr>
-        <w:t xml:space="preserve"> соответственно).</w:t>
-      </w:r>
     </w:p>
     <w:sectPr>
       <w:footerReference w:type="default" r:id="rId12"/>
@@ -14674,9 +13308,8 @@
     <w:link w:val="10"/>
     <w:uiPriority w:val="9"/>
     <w:qFormat/>
-    <w:rsid w:val="005A24A2"/>
+    <w:rsid w:val="000B5DF1"/>
     <w:pPr>
-      <w:spacing w:before="120" w:after="120"/>
       <w:outlineLvl w:val="0"/>
     </w:pPr>
     <w:rPr>
@@ -14696,9 +13329,8 @@
     <w:link w:val="20"/>
     <w:uiPriority w:val="9"/>
     <w:qFormat/>
-    <w:rsid w:val="006F0DC0"/>
+    <w:rsid w:val="004432C3"/>
     <w:pPr>
-      <w:spacing w:before="240" w:after="240"/>
       <w:outlineLvl w:val="1"/>
     </w:pPr>
     <w:rPr>
@@ -14766,7 +13398,7 @@
     <w:basedOn w:val="a0"/>
     <w:link w:val="1"/>
     <w:uiPriority w:val="9"/>
-    <w:rsid w:val="005A24A2"/>
+    <w:rsid w:val="000B5DF1"/>
     <w:rPr>
       <w:rFonts w:ascii="Times New Roman" w:eastAsia="Times New Roman" w:hAnsi="Times New Roman" w:cs="Times New Roman"/>
       <w:b/>
@@ -14784,7 +13416,7 @@
     <w:basedOn w:val="a0"/>
     <w:link w:val="2"/>
     <w:uiPriority w:val="9"/>
-    <w:rsid w:val="006F0DC0"/>
+    <w:rsid w:val="004432C3"/>
     <w:rPr>
       <w:rFonts w:ascii="Times New Roman" w:eastAsia="Times New Roman" w:hAnsi="Times New Roman" w:cs="Times New Roman"/>
       <w:b/>
@@ -14855,7 +13487,7 @@
     <w:pPr>
       <w:keepNext/>
       <w:keepLines/>
-      <w:spacing w:before="240" w:after="0" w:line="259" w:lineRule="auto"/>
+      <w:spacing w:before="240" w:line="259" w:lineRule="auto"/>
       <w:ind w:firstLine="0"/>
       <w:outlineLvl w:val="9"/>
     </w:pPr>
@@ -14891,12 +13523,12 @@
     <w:autoRedefine/>
     <w:uiPriority w:val="39"/>
     <w:unhideWhenUsed/>
-    <w:rsid w:val="00B91D56"/>
+    <w:rsid w:val="000E0633"/>
     <w:pPr>
       <w:tabs>
         <w:tab w:val="right" w:leader="dot" w:pos="9345"/>
       </w:tabs>
-      <w:ind w:firstLine="851"/>
+      <w:ind w:left="284" w:firstLine="0"/>
     </w:pPr>
   </w:style>
   <w:style w:type="character" w:styleId="a6">

--- a/Files_Фаруди И/ТЗ_Фаруди И.docx
+++ b/Files_Фаруди И/ТЗ_Фаруди И.docx
@@ -771,7 +771,7 @@
           <w:u w:val="single"/>
           <w14:ligatures w14:val="none"/>
         </w:rPr>
-        <w:t>https://www.figma.com/design/fLHWyKSANy45ezTq1FdsoV/maket_DZ46_Faroudy?node-id=0-1&amp;t=LvbILm0wDIA12KxZ-1</w:t>
+        <w:t>https://www.figma.com/design/fLHWyKSANy45ezTq1FdsoV/Figma_%D0%A4%D0%B0%D1%80%D1%83%D0%B4%D0%B8-%D0%98?node-id=0-1&amp;t=Rpy2kchhRFAaoO2j-1</w:t>
       </w:r>
       <w:r>
         <w:rPr>
@@ -890,20 +890,7 @@
     </w:p>
     <w:p>
       <w:pPr>
-        <w:ind w:firstLine="7655"/>
-        <w:rPr>
-          <w:rFonts w:eastAsia="Calibri" w:cs="Times New Roman"/>
-          <w:color w:val="000000"/>
-          <w:kern w:val="0"/>
-          <w:sz w:val="20"/>
-          <w:szCs w:val="20"/>
-          <w14:ligatures w14:val="none"/>
-        </w:rPr>
-      </w:pPr>
-    </w:p>
-    <w:p>
-      <w:pPr>
-        <w:ind w:firstLine="7655"/>
+        <w:ind w:firstLine="0"/>
         <w:rPr>
           <w:rFonts w:eastAsia="Calibri" w:cs="Times New Roman"/>
           <w:color w:val="000000"/>
@@ -4054,14 +4041,27 @@
       <w:r>
         <w:t xml:space="preserve">Рисунок </w:t>
       </w:r>
-      <w:fldSimple w:instr=" SEQ Figure \* ARABIC ">
-        <w:r>
-          <w:rPr>
-            <w:noProof/>
-          </w:rPr>
-          <w:t>4</w:t>
-        </w:r>
-      </w:fldSimple>
+      <w:r>
+        <w:fldChar w:fldCharType="begin"/>
+      </w:r>
+      <w:r>
+        <w:instrText xml:space="preserve"> SEQ Figure \* ARABIC </w:instrText>
+      </w:r>
+      <w:r>
+        <w:fldChar w:fldCharType="separate"/>
+      </w:r>
+      <w:r>
+        <w:rPr>
+          <w:noProof/>
+        </w:rPr>
+        <w:t>4</w:t>
+      </w:r>
+      <w:r>
+        <w:rPr>
+          <w:noProof/>
+        </w:rPr>
+        <w:fldChar w:fldCharType="end"/>
+      </w:r>
       <w:r>
         <w:t xml:space="preserve"> </w:t>
       </w:r>
@@ -13638,6 +13638,18 @@
       <w:sz w:val="28"/>
     </w:rPr>
   </w:style>
+  <w:style w:type="character" w:styleId="ae">
+    <w:name w:val="Unresolved Mention"/>
+    <w:basedOn w:val="a0"/>
+    <w:uiPriority w:val="99"/>
+    <w:semiHidden/>
+    <w:unhideWhenUsed/>
+    <w:rsid w:val="0093061D"/>
+    <w:rPr>
+      <w:color w:val="605E5C"/>
+      <w:shd w:val="clear" w:color="auto" w:fill="E1DFDD"/>
+    </w:rPr>
+  </w:style>
 </w:styles>
 </file>
 

--- a/Files_Фаруди И/ТЗ_Фаруди И.docx
+++ b/Files_Фаруди И/ТЗ_Фаруди И.docx
@@ -771,7 +771,7 @@
           <w:u w:val="single"/>
           <w14:ligatures w14:val="none"/>
         </w:rPr>
-        <w:t>https://www.figma.com/design/fLHWyKSANy45ezTq1FdsoV/Figma_%D0%A4%D0%B0%D1%80%D1%83%D0%B4%D0%B8-%D0%98?node-id=0-1&amp;t=Rpy2kchhRFAaoO2j-1</w:t>
+        <w:t>https://www.figma.com/design/fLHWyKSANy45ezTq1FdsoV/maket_DZ46_Faroudy?node-id=0-1&amp;t=LvbILm0wDIA12KxZ-1</w:t>
       </w:r>
       <w:r>
         <w:rPr>
@@ -890,7 +890,20 @@
     </w:p>
     <w:p>
       <w:pPr>
-        <w:ind w:firstLine="0"/>
+        <w:ind w:firstLine="7655"/>
+        <w:rPr>
+          <w:rFonts w:eastAsia="Calibri" w:cs="Times New Roman"/>
+          <w:color w:val="000000"/>
+          <w:kern w:val="0"/>
+          <w:sz w:val="20"/>
+          <w:szCs w:val="20"/>
+          <w14:ligatures w14:val="none"/>
+        </w:rPr>
+      </w:pPr>
+    </w:p>
+    <w:p>
+      <w:pPr>
+        <w:ind w:firstLine="7655"/>
         <w:rPr>
           <w:rFonts w:eastAsia="Calibri" w:cs="Times New Roman"/>
           <w:color w:val="000000"/>
@@ -4041,27 +4054,14 @@
       <w:r>
         <w:t xml:space="preserve">Рисунок </w:t>
       </w:r>
-      <w:r>
-        <w:fldChar w:fldCharType="begin"/>
-      </w:r>
-      <w:r>
-        <w:instrText xml:space="preserve"> SEQ Figure \* ARABIC </w:instrText>
-      </w:r>
-      <w:r>
-        <w:fldChar w:fldCharType="separate"/>
-      </w:r>
-      <w:r>
-        <w:rPr>
-          <w:noProof/>
-        </w:rPr>
-        <w:t>4</w:t>
-      </w:r>
-      <w:r>
-        <w:rPr>
-          <w:noProof/>
-        </w:rPr>
-        <w:fldChar w:fldCharType="end"/>
-      </w:r>
+      <w:fldSimple w:instr=" SEQ Figure \* ARABIC ">
+        <w:r>
+          <w:rPr>
+            <w:noProof/>
+          </w:rPr>
+          <w:t>4</w:t>
+        </w:r>
+      </w:fldSimple>
       <w:r>
         <w:t xml:space="preserve"> </w:t>
       </w:r>
@@ -13638,18 +13638,6 @@
       <w:sz w:val="28"/>
     </w:rPr>
   </w:style>
-  <w:style w:type="character" w:styleId="ae">
-    <w:name w:val="Unresolved Mention"/>
-    <w:basedOn w:val="a0"/>
-    <w:uiPriority w:val="99"/>
-    <w:semiHidden/>
-    <w:unhideWhenUsed/>
-    <w:rsid w:val="0093061D"/>
-    <w:rPr>
-      <w:color w:val="605E5C"/>
-      <w:shd w:val="clear" w:color="auto" w:fill="E1DFDD"/>
-    </w:rPr>
-  </w:style>
 </w:styles>
 </file>
 
